--- a/docs/HCM_Academy_Assessments_Draft.docx
+++ b/docs/HCM_Academy_Assessments_Draft.docx
@@ -89,7 +89,7 @@
         <w:rPr>
           <w:rFonts w:ascii="Calibri" w:cs="Calibri" w:eastAsia="Calibri" w:hAnsi="Calibri"/>
         </w:rPr>
-        <w:t xml:space="preserve">Mark each question Approve, Edit, or Remove, and add notes. Return to pcb@vanderbilt.edu.</w:t>
+        <w:t xml:space="preserve">Under each question, click a box to mark Approve, Edit, or Remove, and click in the Notes box to type. Return the file to pcb@vanderbilt.edu.</w:t>
       </w:r>
     </w:p>
     <w:p>
@@ -284,20 +284,179 @@
         <w:t xml:space="preserve">The central HR team that approves all hires</w:t>
       </w:r>
     </w:p>
-    <w:p>
-      <w:pPr>
-        <w:spacing w:after="120"/>
-        <w:ind w:left="360"/>
-      </w:pPr>
-      <w:r>
-        <w:rPr>
-          <w:rFonts w:ascii="Calibri" w:cs="Calibri" w:eastAsia="Calibri" w:hAnsi="Calibri"/>
-          <w:color w:val="777777"/>
-          <w:sz w:val="18"/>
-          <w:szCs w:val="18"/>
-        </w:rPr>
-        <w:t xml:space="preserve">Reviewer:  ☐ Approve   ☐ Edit   ☐ Remove   Notes: ______________________________</w:t>
-      </w:r>
+    <w:tbl>
+      <w:tblPr>
+        <w:tblW w:type="dxa" w:w="9480"/>
+        <w:tblInd w:type="dxa" w:w="360"/>
+        <w:tblBorders>
+          <w:top w:val="single" w:color="auto" w:sz="4"/>
+          <w:left w:val="single" w:color="auto" w:sz="4"/>
+          <w:bottom w:val="single" w:color="auto" w:sz="4"/>
+          <w:right w:val="single" w:color="auto" w:sz="4"/>
+          <w:insideH w:val="single" w:color="auto" w:sz="4"/>
+          <w:insideV w:val="single" w:color="auto" w:sz="4"/>
+        </w:tblBorders>
+      </w:tblPr>
+      <w:tblGrid>
+        <w:gridCol w:w="3700"/>
+        <w:gridCol w:w="5780"/>
+      </w:tblGrid>
+      <w:tr>
+        <w:trPr>
+          <w:cantSplit/>
+        </w:trPr>
+        <w:tc>
+          <w:tcPr>
+            <w:tcW w:type="dxa" w:w="3700"/>
+            <w:tcBorders>
+              <w:top w:val="single" w:color="BBBBBB" w:sz="4"/>
+              <w:left w:val="single" w:color="BBBBBB" w:sz="4"/>
+              <w:bottom w:val="single" w:color="BBBBBB" w:sz="4"/>
+              <w:right w:val="single" w:color="BBBBBB" w:sz="4"/>
+            </w:tcBorders>
+            <w:shd w:fill="F5F3EF" w:color="auto" w:val="clear"/>
+            <w:tcMar>
+              <w:top w:type="dxa" w:w="80"/>
+              <w:left w:type="dxa" w:w="120"/>
+              <w:bottom w:type="dxa" w:w="80"/>
+              <w:right w:type="dxa" w:w="120"/>
+            </w:tcMar>
+            <w:vAlign w:val="top"/>
+          </w:tcPr>
+          <w:p>
+            <w:pPr>
+              <w:spacing w:after="40"/>
+            </w:pPr>
+            <w:r>
+              <w:rPr>
+                <w:rFonts w:ascii="Calibri" w:cs="Calibri" w:eastAsia="Calibri" w:hAnsi="Calibri"/>
+                <w:b/>
+                <w:bCs/>
+                <w:color w:val="555555"/>
+                <w:sz w:val="18"/>
+                <w:szCs w:val="18"/>
+              </w:rPr>
+              <w:t xml:space="preserve">Reviewer decision</w:t>
+            </w:r>
+          </w:p>
+          <w:p>
+            <w:sdt>
+              <w:sdtPr>
+                <w14:checkbox>
+                  <w14:checked w14:val="0"/>
+                  <w14:checkedState w14:val="2612" w14:font="Segoe UI Symbol"/>
+                  <w14:uncheckedState w14:val="2610" w14:font="Segoe UI Symbol"/>
+                </w14:checkbox>
+              </w:sdtPr>
+              <w:sdtContent>
+                <w:r>
+                  <w:sym w:char="2610" w:font="Segoe UI Symbol"/>
+                </w:r>
+              </w:sdtContent>
+            </w:sdt>
+            <w:r>
+              <w:rPr>
+                <w:rFonts w:ascii="Calibri" w:cs="Calibri" w:eastAsia="Calibri" w:hAnsi="Calibri"/>
+                <w:sz w:val="20"/>
+                <w:szCs w:val="20"/>
+              </w:rPr>
+              <w:t xml:space="preserve"> Approve   </w:t>
+            </w:r>
+            <w:sdt>
+              <w:sdtPr>
+                <w14:checkbox>
+                  <w14:checked w14:val="0"/>
+                  <w14:checkedState w14:val="2612" w14:font="Segoe UI Symbol"/>
+                  <w14:uncheckedState w14:val="2610" w14:font="Segoe UI Symbol"/>
+                </w14:checkbox>
+              </w:sdtPr>
+              <w:sdtContent>
+                <w:r>
+                  <w:sym w:char="2610" w:font="Segoe UI Symbol"/>
+                </w:r>
+              </w:sdtContent>
+            </w:sdt>
+            <w:r>
+              <w:rPr>
+                <w:rFonts w:ascii="Calibri" w:cs="Calibri" w:eastAsia="Calibri" w:hAnsi="Calibri"/>
+                <w:sz w:val="20"/>
+                <w:szCs w:val="20"/>
+              </w:rPr>
+              <w:t xml:space="preserve"> Edit   </w:t>
+            </w:r>
+            <w:sdt>
+              <w:sdtPr>
+                <w14:checkbox>
+                  <w14:checked w14:val="0"/>
+                  <w14:checkedState w14:val="2612" w14:font="Segoe UI Symbol"/>
+                  <w14:uncheckedState w14:val="2610" w14:font="Segoe UI Symbol"/>
+                </w14:checkbox>
+              </w:sdtPr>
+              <w:sdtContent>
+                <w:r>
+                  <w:sym w:char="2610" w:font="Segoe UI Symbol"/>
+                </w:r>
+              </w:sdtContent>
+            </w:sdt>
+            <w:r>
+              <w:rPr>
+                <w:rFonts w:ascii="Calibri" w:cs="Calibri" w:eastAsia="Calibri" w:hAnsi="Calibri"/>
+                <w:sz w:val="20"/>
+                <w:szCs w:val="20"/>
+              </w:rPr>
+              <w:t xml:space="preserve"> Remove   </w:t>
+            </w:r>
+          </w:p>
+        </w:tc>
+        <w:tc>
+          <w:tcPr>
+            <w:tcW w:type="dxa" w:w="5780"/>
+            <w:tcBorders>
+              <w:top w:val="single" w:color="BBBBBB" w:sz="4"/>
+              <w:left w:val="single" w:color="BBBBBB" w:sz="4"/>
+              <w:bottom w:val="single" w:color="BBBBBB" w:sz="4"/>
+              <w:right w:val="single" w:color="BBBBBB" w:sz="4"/>
+            </w:tcBorders>
+            <w:tcMar>
+              <w:top w:type="dxa" w:w="80"/>
+              <w:left w:type="dxa" w:w="120"/>
+              <w:bottom w:type="dxa" w:w="80"/>
+              <w:right w:type="dxa" w:w="120"/>
+            </w:tcMar>
+          </w:tcPr>
+          <w:p>
+            <w:pPr>
+              <w:spacing w:after="40"/>
+            </w:pPr>
+            <w:r>
+              <w:rPr>
+                <w:rFonts w:ascii="Calibri" w:cs="Calibri" w:eastAsia="Calibri" w:hAnsi="Calibri"/>
+                <w:b/>
+                <w:bCs/>
+                <w:color w:val="555555"/>
+                <w:sz w:val="18"/>
+                <w:szCs w:val="18"/>
+              </w:rPr>
+              <w:t xml:space="preserve">Notes (click below to type)</w:t>
+            </w:r>
+          </w:p>
+          <w:p>
+            <w:r>
+              <w:rPr>
+                <w:rFonts w:ascii="Calibri" w:cs="Calibri" w:eastAsia="Calibri" w:hAnsi="Calibri"/>
+                <w:sz w:val="20"/>
+                <w:szCs w:val="20"/>
+              </w:rPr>
+              <w:t xml:space="preserve"/>
+            </w:r>
+          </w:p>
+        </w:tc>
+      </w:tr>
+    </w:tbl>
+    <w:p>
+      <w:pPr>
+        <w:spacing w:after="80"/>
+      </w:pPr>
     </w:p>
     <w:p>
       <w:pPr>
@@ -402,20 +561,179 @@
         <w:t xml:space="preserve">The payroll calendar</w:t>
       </w:r>
     </w:p>
-    <w:p>
-      <w:pPr>
-        <w:spacing w:after="120"/>
-        <w:ind w:left="360"/>
-      </w:pPr>
-      <w:r>
-        <w:rPr>
-          <w:rFonts w:ascii="Calibri" w:cs="Calibri" w:eastAsia="Calibri" w:hAnsi="Calibri"/>
-          <w:color w:val="777777"/>
-          <w:sz w:val="18"/>
-          <w:szCs w:val="18"/>
-        </w:rPr>
-        <w:t xml:space="preserve">Reviewer:  ☐ Approve   ☐ Edit   ☐ Remove   Notes: ______________________________</w:t>
-      </w:r>
+    <w:tbl>
+      <w:tblPr>
+        <w:tblW w:type="dxa" w:w="9480"/>
+        <w:tblInd w:type="dxa" w:w="360"/>
+        <w:tblBorders>
+          <w:top w:val="single" w:color="auto" w:sz="4"/>
+          <w:left w:val="single" w:color="auto" w:sz="4"/>
+          <w:bottom w:val="single" w:color="auto" w:sz="4"/>
+          <w:right w:val="single" w:color="auto" w:sz="4"/>
+          <w:insideH w:val="single" w:color="auto" w:sz="4"/>
+          <w:insideV w:val="single" w:color="auto" w:sz="4"/>
+        </w:tblBorders>
+      </w:tblPr>
+      <w:tblGrid>
+        <w:gridCol w:w="3700"/>
+        <w:gridCol w:w="5780"/>
+      </w:tblGrid>
+      <w:tr>
+        <w:trPr>
+          <w:cantSplit/>
+        </w:trPr>
+        <w:tc>
+          <w:tcPr>
+            <w:tcW w:type="dxa" w:w="3700"/>
+            <w:tcBorders>
+              <w:top w:val="single" w:color="BBBBBB" w:sz="4"/>
+              <w:left w:val="single" w:color="BBBBBB" w:sz="4"/>
+              <w:bottom w:val="single" w:color="BBBBBB" w:sz="4"/>
+              <w:right w:val="single" w:color="BBBBBB" w:sz="4"/>
+            </w:tcBorders>
+            <w:shd w:fill="F5F3EF" w:color="auto" w:val="clear"/>
+            <w:tcMar>
+              <w:top w:type="dxa" w:w="80"/>
+              <w:left w:type="dxa" w:w="120"/>
+              <w:bottom w:type="dxa" w:w="80"/>
+              <w:right w:type="dxa" w:w="120"/>
+            </w:tcMar>
+            <w:vAlign w:val="top"/>
+          </w:tcPr>
+          <w:p>
+            <w:pPr>
+              <w:spacing w:after="40"/>
+            </w:pPr>
+            <w:r>
+              <w:rPr>
+                <w:rFonts w:ascii="Calibri" w:cs="Calibri" w:eastAsia="Calibri" w:hAnsi="Calibri"/>
+                <w:b/>
+                <w:bCs/>
+                <w:color w:val="555555"/>
+                <w:sz w:val="18"/>
+                <w:szCs w:val="18"/>
+              </w:rPr>
+              <w:t xml:space="preserve">Reviewer decision</w:t>
+            </w:r>
+          </w:p>
+          <w:p>
+            <w:sdt>
+              <w:sdtPr>
+                <w14:checkbox>
+                  <w14:checked w14:val="0"/>
+                  <w14:checkedState w14:val="2612" w14:font="Segoe UI Symbol"/>
+                  <w14:uncheckedState w14:val="2610" w14:font="Segoe UI Symbol"/>
+                </w14:checkbox>
+              </w:sdtPr>
+              <w:sdtContent>
+                <w:r>
+                  <w:sym w:char="2610" w:font="Segoe UI Symbol"/>
+                </w:r>
+              </w:sdtContent>
+            </w:sdt>
+            <w:r>
+              <w:rPr>
+                <w:rFonts w:ascii="Calibri" w:cs="Calibri" w:eastAsia="Calibri" w:hAnsi="Calibri"/>
+                <w:sz w:val="20"/>
+                <w:szCs w:val="20"/>
+              </w:rPr>
+              <w:t xml:space="preserve"> Approve   </w:t>
+            </w:r>
+            <w:sdt>
+              <w:sdtPr>
+                <w14:checkbox>
+                  <w14:checked w14:val="0"/>
+                  <w14:checkedState w14:val="2612" w14:font="Segoe UI Symbol"/>
+                  <w14:uncheckedState w14:val="2610" w14:font="Segoe UI Symbol"/>
+                </w14:checkbox>
+              </w:sdtPr>
+              <w:sdtContent>
+                <w:r>
+                  <w:sym w:char="2610" w:font="Segoe UI Symbol"/>
+                </w:r>
+              </w:sdtContent>
+            </w:sdt>
+            <w:r>
+              <w:rPr>
+                <w:rFonts w:ascii="Calibri" w:cs="Calibri" w:eastAsia="Calibri" w:hAnsi="Calibri"/>
+                <w:sz w:val="20"/>
+                <w:szCs w:val="20"/>
+              </w:rPr>
+              <w:t xml:space="preserve"> Edit   </w:t>
+            </w:r>
+            <w:sdt>
+              <w:sdtPr>
+                <w14:checkbox>
+                  <w14:checked w14:val="0"/>
+                  <w14:checkedState w14:val="2612" w14:font="Segoe UI Symbol"/>
+                  <w14:uncheckedState w14:val="2610" w14:font="Segoe UI Symbol"/>
+                </w14:checkbox>
+              </w:sdtPr>
+              <w:sdtContent>
+                <w:r>
+                  <w:sym w:char="2610" w:font="Segoe UI Symbol"/>
+                </w:r>
+              </w:sdtContent>
+            </w:sdt>
+            <w:r>
+              <w:rPr>
+                <w:rFonts w:ascii="Calibri" w:cs="Calibri" w:eastAsia="Calibri" w:hAnsi="Calibri"/>
+                <w:sz w:val="20"/>
+                <w:szCs w:val="20"/>
+              </w:rPr>
+              <w:t xml:space="preserve"> Remove   </w:t>
+            </w:r>
+          </w:p>
+        </w:tc>
+        <w:tc>
+          <w:tcPr>
+            <w:tcW w:type="dxa" w:w="5780"/>
+            <w:tcBorders>
+              <w:top w:val="single" w:color="BBBBBB" w:sz="4"/>
+              <w:left w:val="single" w:color="BBBBBB" w:sz="4"/>
+              <w:bottom w:val="single" w:color="BBBBBB" w:sz="4"/>
+              <w:right w:val="single" w:color="BBBBBB" w:sz="4"/>
+            </w:tcBorders>
+            <w:tcMar>
+              <w:top w:type="dxa" w:w="80"/>
+              <w:left w:type="dxa" w:w="120"/>
+              <w:bottom w:type="dxa" w:w="80"/>
+              <w:right w:type="dxa" w:w="120"/>
+            </w:tcMar>
+          </w:tcPr>
+          <w:p>
+            <w:pPr>
+              <w:spacing w:after="40"/>
+            </w:pPr>
+            <w:r>
+              <w:rPr>
+                <w:rFonts w:ascii="Calibri" w:cs="Calibri" w:eastAsia="Calibri" w:hAnsi="Calibri"/>
+                <w:b/>
+                <w:bCs/>
+                <w:color w:val="555555"/>
+                <w:sz w:val="18"/>
+                <w:szCs w:val="18"/>
+              </w:rPr>
+              <w:t xml:space="preserve">Notes (click below to type)</w:t>
+            </w:r>
+          </w:p>
+          <w:p>
+            <w:r>
+              <w:rPr>
+                <w:rFonts w:ascii="Calibri" w:cs="Calibri" w:eastAsia="Calibri" w:hAnsi="Calibri"/>
+                <w:sz w:val="20"/>
+                <w:szCs w:val="20"/>
+              </w:rPr>
+              <w:t xml:space="preserve"/>
+            </w:r>
+          </w:p>
+        </w:tc>
+      </w:tr>
+    </w:tbl>
+    <w:p>
+      <w:pPr>
+        <w:spacing w:after="80"/>
+      </w:pPr>
     </w:p>
     <w:p>
       <w:pPr>
@@ -528,20 +846,179 @@
         <w:t xml:space="preserve">A costing string from finance</w:t>
       </w:r>
     </w:p>
-    <w:p>
-      <w:pPr>
-        <w:spacing w:after="120"/>
-        <w:ind w:left="360"/>
-      </w:pPr>
-      <w:r>
-        <w:rPr>
-          <w:rFonts w:ascii="Calibri" w:cs="Calibri" w:eastAsia="Calibri" w:hAnsi="Calibri"/>
-          <w:color w:val="777777"/>
-          <w:sz w:val="18"/>
-          <w:szCs w:val="18"/>
-        </w:rPr>
-        <w:t xml:space="preserve">Reviewer:  ☐ Approve   ☐ Edit   ☐ Remove   Notes: ______________________________</w:t>
-      </w:r>
+    <w:tbl>
+      <w:tblPr>
+        <w:tblW w:type="dxa" w:w="9480"/>
+        <w:tblInd w:type="dxa" w:w="360"/>
+        <w:tblBorders>
+          <w:top w:val="single" w:color="auto" w:sz="4"/>
+          <w:left w:val="single" w:color="auto" w:sz="4"/>
+          <w:bottom w:val="single" w:color="auto" w:sz="4"/>
+          <w:right w:val="single" w:color="auto" w:sz="4"/>
+          <w:insideH w:val="single" w:color="auto" w:sz="4"/>
+          <w:insideV w:val="single" w:color="auto" w:sz="4"/>
+        </w:tblBorders>
+      </w:tblPr>
+      <w:tblGrid>
+        <w:gridCol w:w="3700"/>
+        <w:gridCol w:w="5780"/>
+      </w:tblGrid>
+      <w:tr>
+        <w:trPr>
+          <w:cantSplit/>
+        </w:trPr>
+        <w:tc>
+          <w:tcPr>
+            <w:tcW w:type="dxa" w:w="3700"/>
+            <w:tcBorders>
+              <w:top w:val="single" w:color="BBBBBB" w:sz="4"/>
+              <w:left w:val="single" w:color="BBBBBB" w:sz="4"/>
+              <w:bottom w:val="single" w:color="BBBBBB" w:sz="4"/>
+              <w:right w:val="single" w:color="BBBBBB" w:sz="4"/>
+            </w:tcBorders>
+            <w:shd w:fill="F5F3EF" w:color="auto" w:val="clear"/>
+            <w:tcMar>
+              <w:top w:type="dxa" w:w="80"/>
+              <w:left w:type="dxa" w:w="120"/>
+              <w:bottom w:type="dxa" w:w="80"/>
+              <w:right w:type="dxa" w:w="120"/>
+            </w:tcMar>
+            <w:vAlign w:val="top"/>
+          </w:tcPr>
+          <w:p>
+            <w:pPr>
+              <w:spacing w:after="40"/>
+            </w:pPr>
+            <w:r>
+              <w:rPr>
+                <w:rFonts w:ascii="Calibri" w:cs="Calibri" w:eastAsia="Calibri" w:hAnsi="Calibri"/>
+                <w:b/>
+                <w:bCs/>
+                <w:color w:val="555555"/>
+                <w:sz w:val="18"/>
+                <w:szCs w:val="18"/>
+              </w:rPr>
+              <w:t xml:space="preserve">Reviewer decision</w:t>
+            </w:r>
+          </w:p>
+          <w:p>
+            <w:sdt>
+              <w:sdtPr>
+                <w14:checkbox>
+                  <w14:checked w14:val="0"/>
+                  <w14:checkedState w14:val="2612" w14:font="Segoe UI Symbol"/>
+                  <w14:uncheckedState w14:val="2610" w14:font="Segoe UI Symbol"/>
+                </w14:checkbox>
+              </w:sdtPr>
+              <w:sdtContent>
+                <w:r>
+                  <w:sym w:char="2610" w:font="Segoe UI Symbol"/>
+                </w:r>
+              </w:sdtContent>
+            </w:sdt>
+            <w:r>
+              <w:rPr>
+                <w:rFonts w:ascii="Calibri" w:cs="Calibri" w:eastAsia="Calibri" w:hAnsi="Calibri"/>
+                <w:sz w:val="20"/>
+                <w:szCs w:val="20"/>
+              </w:rPr>
+              <w:t xml:space="preserve"> Approve   </w:t>
+            </w:r>
+            <w:sdt>
+              <w:sdtPr>
+                <w14:checkbox>
+                  <w14:checked w14:val="0"/>
+                  <w14:checkedState w14:val="2612" w14:font="Segoe UI Symbol"/>
+                  <w14:uncheckedState w14:val="2610" w14:font="Segoe UI Symbol"/>
+                </w14:checkbox>
+              </w:sdtPr>
+              <w:sdtContent>
+                <w:r>
+                  <w:sym w:char="2610" w:font="Segoe UI Symbol"/>
+                </w:r>
+              </w:sdtContent>
+            </w:sdt>
+            <w:r>
+              <w:rPr>
+                <w:rFonts w:ascii="Calibri" w:cs="Calibri" w:eastAsia="Calibri" w:hAnsi="Calibri"/>
+                <w:sz w:val="20"/>
+                <w:szCs w:val="20"/>
+              </w:rPr>
+              <w:t xml:space="preserve"> Edit   </w:t>
+            </w:r>
+            <w:sdt>
+              <w:sdtPr>
+                <w14:checkbox>
+                  <w14:checked w14:val="0"/>
+                  <w14:checkedState w14:val="2612" w14:font="Segoe UI Symbol"/>
+                  <w14:uncheckedState w14:val="2610" w14:font="Segoe UI Symbol"/>
+                </w14:checkbox>
+              </w:sdtPr>
+              <w:sdtContent>
+                <w:r>
+                  <w:sym w:char="2610" w:font="Segoe UI Symbol"/>
+                </w:r>
+              </w:sdtContent>
+            </w:sdt>
+            <w:r>
+              <w:rPr>
+                <w:rFonts w:ascii="Calibri" w:cs="Calibri" w:eastAsia="Calibri" w:hAnsi="Calibri"/>
+                <w:sz w:val="20"/>
+                <w:szCs w:val="20"/>
+              </w:rPr>
+              <w:t xml:space="preserve"> Remove   </w:t>
+            </w:r>
+          </w:p>
+        </w:tc>
+        <w:tc>
+          <w:tcPr>
+            <w:tcW w:type="dxa" w:w="5780"/>
+            <w:tcBorders>
+              <w:top w:val="single" w:color="BBBBBB" w:sz="4"/>
+              <w:left w:val="single" w:color="BBBBBB" w:sz="4"/>
+              <w:bottom w:val="single" w:color="BBBBBB" w:sz="4"/>
+              <w:right w:val="single" w:color="BBBBBB" w:sz="4"/>
+            </w:tcBorders>
+            <w:tcMar>
+              <w:top w:type="dxa" w:w="80"/>
+              <w:left w:type="dxa" w:w="120"/>
+              <w:bottom w:type="dxa" w:w="80"/>
+              <w:right w:type="dxa" w:w="120"/>
+            </w:tcMar>
+          </w:tcPr>
+          <w:p>
+            <w:pPr>
+              <w:spacing w:after="40"/>
+            </w:pPr>
+            <w:r>
+              <w:rPr>
+                <w:rFonts w:ascii="Calibri" w:cs="Calibri" w:eastAsia="Calibri" w:hAnsi="Calibri"/>
+                <w:b/>
+                <w:bCs/>
+                <w:color w:val="555555"/>
+                <w:sz w:val="18"/>
+                <w:szCs w:val="18"/>
+              </w:rPr>
+              <w:t xml:space="preserve">Notes (click below to type)</w:t>
+            </w:r>
+          </w:p>
+          <w:p>
+            <w:r>
+              <w:rPr>
+                <w:rFonts w:ascii="Calibri" w:cs="Calibri" w:eastAsia="Calibri" w:hAnsi="Calibri"/>
+                <w:sz w:val="20"/>
+                <w:szCs w:val="20"/>
+              </w:rPr>
+              <w:t xml:space="preserve"/>
+            </w:r>
+          </w:p>
+        </w:tc>
+      </w:tr>
+    </w:tbl>
+    <w:p>
+      <w:pPr>
+        <w:spacing w:after="80"/>
+      </w:pPr>
     </w:p>
     <w:p>
       <w:pPr>
@@ -646,20 +1123,179 @@
         <w:t xml:space="preserve">The employee, in Oracle</w:t>
       </w:r>
     </w:p>
-    <w:p>
-      <w:pPr>
-        <w:spacing w:after="120"/>
-        <w:ind w:left="360"/>
-      </w:pPr>
-      <w:r>
-        <w:rPr>
-          <w:rFonts w:ascii="Calibri" w:cs="Calibri" w:eastAsia="Calibri" w:hAnsi="Calibri"/>
-          <w:color w:val="777777"/>
-          <w:sz w:val="18"/>
-          <w:szCs w:val="18"/>
-        </w:rPr>
-        <w:t xml:space="preserve">Reviewer:  ☐ Approve   ☐ Edit   ☐ Remove   Notes: ______________________________</w:t>
-      </w:r>
+    <w:tbl>
+      <w:tblPr>
+        <w:tblW w:type="dxa" w:w="9480"/>
+        <w:tblInd w:type="dxa" w:w="360"/>
+        <w:tblBorders>
+          <w:top w:val="single" w:color="auto" w:sz="4"/>
+          <w:left w:val="single" w:color="auto" w:sz="4"/>
+          <w:bottom w:val="single" w:color="auto" w:sz="4"/>
+          <w:right w:val="single" w:color="auto" w:sz="4"/>
+          <w:insideH w:val="single" w:color="auto" w:sz="4"/>
+          <w:insideV w:val="single" w:color="auto" w:sz="4"/>
+        </w:tblBorders>
+      </w:tblPr>
+      <w:tblGrid>
+        <w:gridCol w:w="3700"/>
+        <w:gridCol w:w="5780"/>
+      </w:tblGrid>
+      <w:tr>
+        <w:trPr>
+          <w:cantSplit/>
+        </w:trPr>
+        <w:tc>
+          <w:tcPr>
+            <w:tcW w:type="dxa" w:w="3700"/>
+            <w:tcBorders>
+              <w:top w:val="single" w:color="BBBBBB" w:sz="4"/>
+              <w:left w:val="single" w:color="BBBBBB" w:sz="4"/>
+              <w:bottom w:val="single" w:color="BBBBBB" w:sz="4"/>
+              <w:right w:val="single" w:color="BBBBBB" w:sz="4"/>
+            </w:tcBorders>
+            <w:shd w:fill="F5F3EF" w:color="auto" w:val="clear"/>
+            <w:tcMar>
+              <w:top w:type="dxa" w:w="80"/>
+              <w:left w:type="dxa" w:w="120"/>
+              <w:bottom w:type="dxa" w:w="80"/>
+              <w:right w:type="dxa" w:w="120"/>
+            </w:tcMar>
+            <w:vAlign w:val="top"/>
+          </w:tcPr>
+          <w:p>
+            <w:pPr>
+              <w:spacing w:after="40"/>
+            </w:pPr>
+            <w:r>
+              <w:rPr>
+                <w:rFonts w:ascii="Calibri" w:cs="Calibri" w:eastAsia="Calibri" w:hAnsi="Calibri"/>
+                <w:b/>
+                <w:bCs/>
+                <w:color w:val="555555"/>
+                <w:sz w:val="18"/>
+                <w:szCs w:val="18"/>
+              </w:rPr>
+              <w:t xml:space="preserve">Reviewer decision</w:t>
+            </w:r>
+          </w:p>
+          <w:p>
+            <w:sdt>
+              <w:sdtPr>
+                <w14:checkbox>
+                  <w14:checked w14:val="0"/>
+                  <w14:checkedState w14:val="2612" w14:font="Segoe UI Symbol"/>
+                  <w14:uncheckedState w14:val="2610" w14:font="Segoe UI Symbol"/>
+                </w14:checkbox>
+              </w:sdtPr>
+              <w:sdtContent>
+                <w:r>
+                  <w:sym w:char="2610" w:font="Segoe UI Symbol"/>
+                </w:r>
+              </w:sdtContent>
+            </w:sdt>
+            <w:r>
+              <w:rPr>
+                <w:rFonts w:ascii="Calibri" w:cs="Calibri" w:eastAsia="Calibri" w:hAnsi="Calibri"/>
+                <w:sz w:val="20"/>
+                <w:szCs w:val="20"/>
+              </w:rPr>
+              <w:t xml:space="preserve"> Approve   </w:t>
+            </w:r>
+            <w:sdt>
+              <w:sdtPr>
+                <w14:checkbox>
+                  <w14:checked w14:val="0"/>
+                  <w14:checkedState w14:val="2612" w14:font="Segoe UI Symbol"/>
+                  <w14:uncheckedState w14:val="2610" w14:font="Segoe UI Symbol"/>
+                </w14:checkbox>
+              </w:sdtPr>
+              <w:sdtContent>
+                <w:r>
+                  <w:sym w:char="2610" w:font="Segoe UI Symbol"/>
+                </w:r>
+              </w:sdtContent>
+            </w:sdt>
+            <w:r>
+              <w:rPr>
+                <w:rFonts w:ascii="Calibri" w:cs="Calibri" w:eastAsia="Calibri" w:hAnsi="Calibri"/>
+                <w:sz w:val="20"/>
+                <w:szCs w:val="20"/>
+              </w:rPr>
+              <w:t xml:space="preserve"> Edit   </w:t>
+            </w:r>
+            <w:sdt>
+              <w:sdtPr>
+                <w14:checkbox>
+                  <w14:checked w14:val="0"/>
+                  <w14:checkedState w14:val="2612" w14:font="Segoe UI Symbol"/>
+                  <w14:uncheckedState w14:val="2610" w14:font="Segoe UI Symbol"/>
+                </w14:checkbox>
+              </w:sdtPr>
+              <w:sdtContent>
+                <w:r>
+                  <w:sym w:char="2610" w:font="Segoe UI Symbol"/>
+                </w:r>
+              </w:sdtContent>
+            </w:sdt>
+            <w:r>
+              <w:rPr>
+                <w:rFonts w:ascii="Calibri" w:cs="Calibri" w:eastAsia="Calibri" w:hAnsi="Calibri"/>
+                <w:sz w:val="20"/>
+                <w:szCs w:val="20"/>
+              </w:rPr>
+              <w:t xml:space="preserve"> Remove   </w:t>
+            </w:r>
+          </w:p>
+        </w:tc>
+        <w:tc>
+          <w:tcPr>
+            <w:tcW w:type="dxa" w:w="5780"/>
+            <w:tcBorders>
+              <w:top w:val="single" w:color="BBBBBB" w:sz="4"/>
+              <w:left w:val="single" w:color="BBBBBB" w:sz="4"/>
+              <w:bottom w:val="single" w:color="BBBBBB" w:sz="4"/>
+              <w:right w:val="single" w:color="BBBBBB" w:sz="4"/>
+            </w:tcBorders>
+            <w:tcMar>
+              <w:top w:type="dxa" w:w="80"/>
+              <w:left w:type="dxa" w:w="120"/>
+              <w:bottom w:type="dxa" w:w="80"/>
+              <w:right w:type="dxa" w:w="120"/>
+            </w:tcMar>
+          </w:tcPr>
+          <w:p>
+            <w:pPr>
+              <w:spacing w:after="40"/>
+            </w:pPr>
+            <w:r>
+              <w:rPr>
+                <w:rFonts w:ascii="Calibri" w:cs="Calibri" w:eastAsia="Calibri" w:hAnsi="Calibri"/>
+                <w:b/>
+                <w:bCs/>
+                <w:color w:val="555555"/>
+                <w:sz w:val="18"/>
+                <w:szCs w:val="18"/>
+              </w:rPr>
+              <w:t xml:space="preserve">Notes (click below to type)</w:t>
+            </w:r>
+          </w:p>
+          <w:p>
+            <w:r>
+              <w:rPr>
+                <w:rFonts w:ascii="Calibri" w:cs="Calibri" w:eastAsia="Calibri" w:hAnsi="Calibri"/>
+                <w:sz w:val="20"/>
+                <w:szCs w:val="20"/>
+              </w:rPr>
+              <w:t xml:space="preserve"/>
+            </w:r>
+          </w:p>
+        </w:tc>
+      </w:tr>
+    </w:tbl>
+    <w:p>
+      <w:pPr>
+        <w:spacing w:after="80"/>
+      </w:pPr>
     </w:p>
     <w:p>
       <w:pPr>
@@ -772,20 +1408,179 @@
         <w:t xml:space="preserve">The employee's manager</w:t>
       </w:r>
     </w:p>
-    <w:p>
-      <w:pPr>
-        <w:spacing w:after="120"/>
-        <w:ind w:left="360"/>
-      </w:pPr>
-      <w:r>
-        <w:rPr>
-          <w:rFonts w:ascii="Calibri" w:cs="Calibri" w:eastAsia="Calibri" w:hAnsi="Calibri"/>
-          <w:color w:val="777777"/>
-          <w:sz w:val="18"/>
-          <w:szCs w:val="18"/>
-        </w:rPr>
-        <w:t xml:space="preserve">Reviewer:  ☐ Approve   ☐ Edit   ☐ Remove   Notes: ______________________________</w:t>
-      </w:r>
+    <w:tbl>
+      <w:tblPr>
+        <w:tblW w:type="dxa" w:w="9480"/>
+        <w:tblInd w:type="dxa" w:w="360"/>
+        <w:tblBorders>
+          <w:top w:val="single" w:color="auto" w:sz="4"/>
+          <w:left w:val="single" w:color="auto" w:sz="4"/>
+          <w:bottom w:val="single" w:color="auto" w:sz="4"/>
+          <w:right w:val="single" w:color="auto" w:sz="4"/>
+          <w:insideH w:val="single" w:color="auto" w:sz="4"/>
+          <w:insideV w:val="single" w:color="auto" w:sz="4"/>
+        </w:tblBorders>
+      </w:tblPr>
+      <w:tblGrid>
+        <w:gridCol w:w="3700"/>
+        <w:gridCol w:w="5780"/>
+      </w:tblGrid>
+      <w:tr>
+        <w:trPr>
+          <w:cantSplit/>
+        </w:trPr>
+        <w:tc>
+          <w:tcPr>
+            <w:tcW w:type="dxa" w:w="3700"/>
+            <w:tcBorders>
+              <w:top w:val="single" w:color="BBBBBB" w:sz="4"/>
+              <w:left w:val="single" w:color="BBBBBB" w:sz="4"/>
+              <w:bottom w:val="single" w:color="BBBBBB" w:sz="4"/>
+              <w:right w:val="single" w:color="BBBBBB" w:sz="4"/>
+            </w:tcBorders>
+            <w:shd w:fill="F5F3EF" w:color="auto" w:val="clear"/>
+            <w:tcMar>
+              <w:top w:type="dxa" w:w="80"/>
+              <w:left w:type="dxa" w:w="120"/>
+              <w:bottom w:type="dxa" w:w="80"/>
+              <w:right w:type="dxa" w:w="120"/>
+            </w:tcMar>
+            <w:vAlign w:val="top"/>
+          </w:tcPr>
+          <w:p>
+            <w:pPr>
+              <w:spacing w:after="40"/>
+            </w:pPr>
+            <w:r>
+              <w:rPr>
+                <w:rFonts w:ascii="Calibri" w:cs="Calibri" w:eastAsia="Calibri" w:hAnsi="Calibri"/>
+                <w:b/>
+                <w:bCs/>
+                <w:color w:val="555555"/>
+                <w:sz w:val="18"/>
+                <w:szCs w:val="18"/>
+              </w:rPr>
+              <w:t xml:space="preserve">Reviewer decision</w:t>
+            </w:r>
+          </w:p>
+          <w:p>
+            <w:sdt>
+              <w:sdtPr>
+                <w14:checkbox>
+                  <w14:checked w14:val="0"/>
+                  <w14:checkedState w14:val="2612" w14:font="Segoe UI Symbol"/>
+                  <w14:uncheckedState w14:val="2610" w14:font="Segoe UI Symbol"/>
+                </w14:checkbox>
+              </w:sdtPr>
+              <w:sdtContent>
+                <w:r>
+                  <w:sym w:char="2610" w:font="Segoe UI Symbol"/>
+                </w:r>
+              </w:sdtContent>
+            </w:sdt>
+            <w:r>
+              <w:rPr>
+                <w:rFonts w:ascii="Calibri" w:cs="Calibri" w:eastAsia="Calibri" w:hAnsi="Calibri"/>
+                <w:sz w:val="20"/>
+                <w:szCs w:val="20"/>
+              </w:rPr>
+              <w:t xml:space="preserve"> Approve   </w:t>
+            </w:r>
+            <w:sdt>
+              <w:sdtPr>
+                <w14:checkbox>
+                  <w14:checked w14:val="0"/>
+                  <w14:checkedState w14:val="2612" w14:font="Segoe UI Symbol"/>
+                  <w14:uncheckedState w14:val="2610" w14:font="Segoe UI Symbol"/>
+                </w14:checkbox>
+              </w:sdtPr>
+              <w:sdtContent>
+                <w:r>
+                  <w:sym w:char="2610" w:font="Segoe UI Symbol"/>
+                </w:r>
+              </w:sdtContent>
+            </w:sdt>
+            <w:r>
+              <w:rPr>
+                <w:rFonts w:ascii="Calibri" w:cs="Calibri" w:eastAsia="Calibri" w:hAnsi="Calibri"/>
+                <w:sz w:val="20"/>
+                <w:szCs w:val="20"/>
+              </w:rPr>
+              <w:t xml:space="preserve"> Edit   </w:t>
+            </w:r>
+            <w:sdt>
+              <w:sdtPr>
+                <w14:checkbox>
+                  <w14:checked w14:val="0"/>
+                  <w14:checkedState w14:val="2612" w14:font="Segoe UI Symbol"/>
+                  <w14:uncheckedState w14:val="2610" w14:font="Segoe UI Symbol"/>
+                </w14:checkbox>
+              </w:sdtPr>
+              <w:sdtContent>
+                <w:r>
+                  <w:sym w:char="2610" w:font="Segoe UI Symbol"/>
+                </w:r>
+              </w:sdtContent>
+            </w:sdt>
+            <w:r>
+              <w:rPr>
+                <w:rFonts w:ascii="Calibri" w:cs="Calibri" w:eastAsia="Calibri" w:hAnsi="Calibri"/>
+                <w:sz w:val="20"/>
+                <w:szCs w:val="20"/>
+              </w:rPr>
+              <w:t xml:space="preserve"> Remove   </w:t>
+            </w:r>
+          </w:p>
+        </w:tc>
+        <w:tc>
+          <w:tcPr>
+            <w:tcW w:type="dxa" w:w="5780"/>
+            <w:tcBorders>
+              <w:top w:val="single" w:color="BBBBBB" w:sz="4"/>
+              <w:left w:val="single" w:color="BBBBBB" w:sz="4"/>
+              <w:bottom w:val="single" w:color="BBBBBB" w:sz="4"/>
+              <w:right w:val="single" w:color="BBBBBB" w:sz="4"/>
+            </w:tcBorders>
+            <w:tcMar>
+              <w:top w:type="dxa" w:w="80"/>
+              <w:left w:type="dxa" w:w="120"/>
+              <w:bottom w:type="dxa" w:w="80"/>
+              <w:right w:type="dxa" w:w="120"/>
+            </w:tcMar>
+          </w:tcPr>
+          <w:p>
+            <w:pPr>
+              <w:spacing w:after="40"/>
+            </w:pPr>
+            <w:r>
+              <w:rPr>
+                <w:rFonts w:ascii="Calibri" w:cs="Calibri" w:eastAsia="Calibri" w:hAnsi="Calibri"/>
+                <w:b/>
+                <w:bCs/>
+                <w:color w:val="555555"/>
+                <w:sz w:val="18"/>
+                <w:szCs w:val="18"/>
+              </w:rPr>
+              <w:t xml:space="preserve">Notes (click below to type)</w:t>
+            </w:r>
+          </w:p>
+          <w:p>
+            <w:r>
+              <w:rPr>
+                <w:rFonts w:ascii="Calibri" w:cs="Calibri" w:eastAsia="Calibri" w:hAnsi="Calibri"/>
+                <w:sz w:val="20"/>
+                <w:szCs w:val="20"/>
+              </w:rPr>
+              <w:t xml:space="preserve"/>
+            </w:r>
+          </w:p>
+        </w:tc>
+      </w:tr>
+    </w:tbl>
+    <w:p>
+      <w:pPr>
+        <w:spacing w:after="80"/>
+      </w:pPr>
     </w:p>
     <w:p>
       <w:pPr>
@@ -890,20 +1685,179 @@
         <w:t xml:space="preserve">Approve</w:t>
       </w:r>
     </w:p>
-    <w:p>
-      <w:pPr>
-        <w:spacing w:after="120"/>
-        <w:ind w:left="360"/>
-      </w:pPr>
-      <w:r>
-        <w:rPr>
-          <w:rFonts w:ascii="Calibri" w:cs="Calibri" w:eastAsia="Calibri" w:hAnsi="Calibri"/>
-          <w:color w:val="777777"/>
-          <w:sz w:val="18"/>
-          <w:szCs w:val="18"/>
-        </w:rPr>
-        <w:t xml:space="preserve">Reviewer:  ☐ Approve   ☐ Edit   ☐ Remove   Notes: ______________________________</w:t>
-      </w:r>
+    <w:tbl>
+      <w:tblPr>
+        <w:tblW w:type="dxa" w:w="9480"/>
+        <w:tblInd w:type="dxa" w:w="360"/>
+        <w:tblBorders>
+          <w:top w:val="single" w:color="auto" w:sz="4"/>
+          <w:left w:val="single" w:color="auto" w:sz="4"/>
+          <w:bottom w:val="single" w:color="auto" w:sz="4"/>
+          <w:right w:val="single" w:color="auto" w:sz="4"/>
+          <w:insideH w:val="single" w:color="auto" w:sz="4"/>
+          <w:insideV w:val="single" w:color="auto" w:sz="4"/>
+        </w:tblBorders>
+      </w:tblPr>
+      <w:tblGrid>
+        <w:gridCol w:w="3700"/>
+        <w:gridCol w:w="5780"/>
+      </w:tblGrid>
+      <w:tr>
+        <w:trPr>
+          <w:cantSplit/>
+        </w:trPr>
+        <w:tc>
+          <w:tcPr>
+            <w:tcW w:type="dxa" w:w="3700"/>
+            <w:tcBorders>
+              <w:top w:val="single" w:color="BBBBBB" w:sz="4"/>
+              <w:left w:val="single" w:color="BBBBBB" w:sz="4"/>
+              <w:bottom w:val="single" w:color="BBBBBB" w:sz="4"/>
+              <w:right w:val="single" w:color="BBBBBB" w:sz="4"/>
+            </w:tcBorders>
+            <w:shd w:fill="F5F3EF" w:color="auto" w:val="clear"/>
+            <w:tcMar>
+              <w:top w:type="dxa" w:w="80"/>
+              <w:left w:type="dxa" w:w="120"/>
+              <w:bottom w:type="dxa" w:w="80"/>
+              <w:right w:type="dxa" w:w="120"/>
+            </w:tcMar>
+            <w:vAlign w:val="top"/>
+          </w:tcPr>
+          <w:p>
+            <w:pPr>
+              <w:spacing w:after="40"/>
+            </w:pPr>
+            <w:r>
+              <w:rPr>
+                <w:rFonts w:ascii="Calibri" w:cs="Calibri" w:eastAsia="Calibri" w:hAnsi="Calibri"/>
+                <w:b/>
+                <w:bCs/>
+                <w:color w:val="555555"/>
+                <w:sz w:val="18"/>
+                <w:szCs w:val="18"/>
+              </w:rPr>
+              <w:t xml:space="preserve">Reviewer decision</w:t>
+            </w:r>
+          </w:p>
+          <w:p>
+            <w:sdt>
+              <w:sdtPr>
+                <w14:checkbox>
+                  <w14:checked w14:val="0"/>
+                  <w14:checkedState w14:val="2612" w14:font="Segoe UI Symbol"/>
+                  <w14:uncheckedState w14:val="2610" w14:font="Segoe UI Symbol"/>
+                </w14:checkbox>
+              </w:sdtPr>
+              <w:sdtContent>
+                <w:r>
+                  <w:sym w:char="2610" w:font="Segoe UI Symbol"/>
+                </w:r>
+              </w:sdtContent>
+            </w:sdt>
+            <w:r>
+              <w:rPr>
+                <w:rFonts w:ascii="Calibri" w:cs="Calibri" w:eastAsia="Calibri" w:hAnsi="Calibri"/>
+                <w:sz w:val="20"/>
+                <w:szCs w:val="20"/>
+              </w:rPr>
+              <w:t xml:space="preserve"> Approve   </w:t>
+            </w:r>
+            <w:sdt>
+              <w:sdtPr>
+                <w14:checkbox>
+                  <w14:checked w14:val="0"/>
+                  <w14:checkedState w14:val="2612" w14:font="Segoe UI Symbol"/>
+                  <w14:uncheckedState w14:val="2610" w14:font="Segoe UI Symbol"/>
+                </w14:checkbox>
+              </w:sdtPr>
+              <w:sdtContent>
+                <w:r>
+                  <w:sym w:char="2610" w:font="Segoe UI Symbol"/>
+                </w:r>
+              </w:sdtContent>
+            </w:sdt>
+            <w:r>
+              <w:rPr>
+                <w:rFonts w:ascii="Calibri" w:cs="Calibri" w:eastAsia="Calibri" w:hAnsi="Calibri"/>
+                <w:sz w:val="20"/>
+                <w:szCs w:val="20"/>
+              </w:rPr>
+              <w:t xml:space="preserve"> Edit   </w:t>
+            </w:r>
+            <w:sdt>
+              <w:sdtPr>
+                <w14:checkbox>
+                  <w14:checked w14:val="0"/>
+                  <w14:checkedState w14:val="2612" w14:font="Segoe UI Symbol"/>
+                  <w14:uncheckedState w14:val="2610" w14:font="Segoe UI Symbol"/>
+                </w14:checkbox>
+              </w:sdtPr>
+              <w:sdtContent>
+                <w:r>
+                  <w:sym w:char="2610" w:font="Segoe UI Symbol"/>
+                </w:r>
+              </w:sdtContent>
+            </w:sdt>
+            <w:r>
+              <w:rPr>
+                <w:rFonts w:ascii="Calibri" w:cs="Calibri" w:eastAsia="Calibri" w:hAnsi="Calibri"/>
+                <w:sz w:val="20"/>
+                <w:szCs w:val="20"/>
+              </w:rPr>
+              <w:t xml:space="preserve"> Remove   </w:t>
+            </w:r>
+          </w:p>
+        </w:tc>
+        <w:tc>
+          <w:tcPr>
+            <w:tcW w:type="dxa" w:w="5780"/>
+            <w:tcBorders>
+              <w:top w:val="single" w:color="BBBBBB" w:sz="4"/>
+              <w:left w:val="single" w:color="BBBBBB" w:sz="4"/>
+              <w:bottom w:val="single" w:color="BBBBBB" w:sz="4"/>
+              <w:right w:val="single" w:color="BBBBBB" w:sz="4"/>
+            </w:tcBorders>
+            <w:tcMar>
+              <w:top w:type="dxa" w:w="80"/>
+              <w:left w:type="dxa" w:w="120"/>
+              <w:bottom w:type="dxa" w:w="80"/>
+              <w:right w:type="dxa" w:w="120"/>
+            </w:tcMar>
+          </w:tcPr>
+          <w:p>
+            <w:pPr>
+              <w:spacing w:after="40"/>
+            </w:pPr>
+            <w:r>
+              <w:rPr>
+                <w:rFonts w:ascii="Calibri" w:cs="Calibri" w:eastAsia="Calibri" w:hAnsi="Calibri"/>
+                <w:b/>
+                <w:bCs/>
+                <w:color w:val="555555"/>
+                <w:sz w:val="18"/>
+                <w:szCs w:val="18"/>
+              </w:rPr>
+              <w:t xml:space="preserve">Notes (click below to type)</w:t>
+            </w:r>
+          </w:p>
+          <w:p>
+            <w:r>
+              <w:rPr>
+                <w:rFonts w:ascii="Calibri" w:cs="Calibri" w:eastAsia="Calibri" w:hAnsi="Calibri"/>
+                <w:sz w:val="20"/>
+                <w:szCs w:val="20"/>
+              </w:rPr>
+              <w:t xml:space="preserve"/>
+            </w:r>
+          </w:p>
+        </w:tc>
+      </w:tr>
+    </w:tbl>
+    <w:p>
+      <w:pPr>
+        <w:spacing w:after="80"/>
+      </w:pPr>
     </w:p>
     <w:p>
       <w:pPr>
@@ -1016,20 +1970,179 @@
         <w:t xml:space="preserve">Yes, file an off-cycle request</w:t>
       </w:r>
     </w:p>
-    <w:p>
-      <w:pPr>
-        <w:spacing w:after="120"/>
-        <w:ind w:left="360"/>
-      </w:pPr>
-      <w:r>
-        <w:rPr>
-          <w:rFonts w:ascii="Calibri" w:cs="Calibri" w:eastAsia="Calibri" w:hAnsi="Calibri"/>
-          <w:color w:val="777777"/>
-          <w:sz w:val="18"/>
-          <w:szCs w:val="18"/>
-        </w:rPr>
-        <w:t xml:space="preserve">Reviewer:  ☐ Approve   ☐ Edit   ☐ Remove   Notes: ______________________________</w:t>
-      </w:r>
+    <w:tbl>
+      <w:tblPr>
+        <w:tblW w:type="dxa" w:w="9480"/>
+        <w:tblInd w:type="dxa" w:w="360"/>
+        <w:tblBorders>
+          <w:top w:val="single" w:color="auto" w:sz="4"/>
+          <w:left w:val="single" w:color="auto" w:sz="4"/>
+          <w:bottom w:val="single" w:color="auto" w:sz="4"/>
+          <w:right w:val="single" w:color="auto" w:sz="4"/>
+          <w:insideH w:val="single" w:color="auto" w:sz="4"/>
+          <w:insideV w:val="single" w:color="auto" w:sz="4"/>
+        </w:tblBorders>
+      </w:tblPr>
+      <w:tblGrid>
+        <w:gridCol w:w="3700"/>
+        <w:gridCol w:w="5780"/>
+      </w:tblGrid>
+      <w:tr>
+        <w:trPr>
+          <w:cantSplit/>
+        </w:trPr>
+        <w:tc>
+          <w:tcPr>
+            <w:tcW w:type="dxa" w:w="3700"/>
+            <w:tcBorders>
+              <w:top w:val="single" w:color="BBBBBB" w:sz="4"/>
+              <w:left w:val="single" w:color="BBBBBB" w:sz="4"/>
+              <w:bottom w:val="single" w:color="BBBBBB" w:sz="4"/>
+              <w:right w:val="single" w:color="BBBBBB" w:sz="4"/>
+            </w:tcBorders>
+            <w:shd w:fill="F5F3EF" w:color="auto" w:val="clear"/>
+            <w:tcMar>
+              <w:top w:type="dxa" w:w="80"/>
+              <w:left w:type="dxa" w:w="120"/>
+              <w:bottom w:type="dxa" w:w="80"/>
+              <w:right w:type="dxa" w:w="120"/>
+            </w:tcMar>
+            <w:vAlign w:val="top"/>
+          </w:tcPr>
+          <w:p>
+            <w:pPr>
+              <w:spacing w:after="40"/>
+            </w:pPr>
+            <w:r>
+              <w:rPr>
+                <w:rFonts w:ascii="Calibri" w:cs="Calibri" w:eastAsia="Calibri" w:hAnsi="Calibri"/>
+                <w:b/>
+                <w:bCs/>
+                <w:color w:val="555555"/>
+                <w:sz w:val="18"/>
+                <w:szCs w:val="18"/>
+              </w:rPr>
+              <w:t xml:space="preserve">Reviewer decision</w:t>
+            </w:r>
+          </w:p>
+          <w:p>
+            <w:sdt>
+              <w:sdtPr>
+                <w14:checkbox>
+                  <w14:checked w14:val="0"/>
+                  <w14:checkedState w14:val="2612" w14:font="Segoe UI Symbol"/>
+                  <w14:uncheckedState w14:val="2610" w14:font="Segoe UI Symbol"/>
+                </w14:checkbox>
+              </w:sdtPr>
+              <w:sdtContent>
+                <w:r>
+                  <w:sym w:char="2610" w:font="Segoe UI Symbol"/>
+                </w:r>
+              </w:sdtContent>
+            </w:sdt>
+            <w:r>
+              <w:rPr>
+                <w:rFonts w:ascii="Calibri" w:cs="Calibri" w:eastAsia="Calibri" w:hAnsi="Calibri"/>
+                <w:sz w:val="20"/>
+                <w:szCs w:val="20"/>
+              </w:rPr>
+              <w:t xml:space="preserve"> Approve   </w:t>
+            </w:r>
+            <w:sdt>
+              <w:sdtPr>
+                <w14:checkbox>
+                  <w14:checked w14:val="0"/>
+                  <w14:checkedState w14:val="2612" w14:font="Segoe UI Symbol"/>
+                  <w14:uncheckedState w14:val="2610" w14:font="Segoe UI Symbol"/>
+                </w14:checkbox>
+              </w:sdtPr>
+              <w:sdtContent>
+                <w:r>
+                  <w:sym w:char="2610" w:font="Segoe UI Symbol"/>
+                </w:r>
+              </w:sdtContent>
+            </w:sdt>
+            <w:r>
+              <w:rPr>
+                <w:rFonts w:ascii="Calibri" w:cs="Calibri" w:eastAsia="Calibri" w:hAnsi="Calibri"/>
+                <w:sz w:val="20"/>
+                <w:szCs w:val="20"/>
+              </w:rPr>
+              <w:t xml:space="preserve"> Edit   </w:t>
+            </w:r>
+            <w:sdt>
+              <w:sdtPr>
+                <w14:checkbox>
+                  <w14:checked w14:val="0"/>
+                  <w14:checkedState w14:val="2612" w14:font="Segoe UI Symbol"/>
+                  <w14:uncheckedState w14:val="2610" w14:font="Segoe UI Symbol"/>
+                </w14:checkbox>
+              </w:sdtPr>
+              <w:sdtContent>
+                <w:r>
+                  <w:sym w:char="2610" w:font="Segoe UI Symbol"/>
+                </w:r>
+              </w:sdtContent>
+            </w:sdt>
+            <w:r>
+              <w:rPr>
+                <w:rFonts w:ascii="Calibri" w:cs="Calibri" w:eastAsia="Calibri" w:hAnsi="Calibri"/>
+                <w:sz w:val="20"/>
+                <w:szCs w:val="20"/>
+              </w:rPr>
+              <w:t xml:space="preserve"> Remove   </w:t>
+            </w:r>
+          </w:p>
+        </w:tc>
+        <w:tc>
+          <w:tcPr>
+            <w:tcW w:type="dxa" w:w="5780"/>
+            <w:tcBorders>
+              <w:top w:val="single" w:color="BBBBBB" w:sz="4"/>
+              <w:left w:val="single" w:color="BBBBBB" w:sz="4"/>
+              <w:bottom w:val="single" w:color="BBBBBB" w:sz="4"/>
+              <w:right w:val="single" w:color="BBBBBB" w:sz="4"/>
+            </w:tcBorders>
+            <w:tcMar>
+              <w:top w:type="dxa" w:w="80"/>
+              <w:left w:type="dxa" w:w="120"/>
+              <w:bottom w:type="dxa" w:w="80"/>
+              <w:right w:type="dxa" w:w="120"/>
+            </w:tcMar>
+          </w:tcPr>
+          <w:p>
+            <w:pPr>
+              <w:spacing w:after="40"/>
+            </w:pPr>
+            <w:r>
+              <w:rPr>
+                <w:rFonts w:ascii="Calibri" w:cs="Calibri" w:eastAsia="Calibri" w:hAnsi="Calibri"/>
+                <w:b/>
+                <w:bCs/>
+                <w:color w:val="555555"/>
+                <w:sz w:val="18"/>
+                <w:szCs w:val="18"/>
+              </w:rPr>
+              <w:t xml:space="preserve">Notes (click below to type)</w:t>
+            </w:r>
+          </w:p>
+          <w:p>
+            <w:r>
+              <w:rPr>
+                <w:rFonts w:ascii="Calibri" w:cs="Calibri" w:eastAsia="Calibri" w:hAnsi="Calibri"/>
+                <w:sz w:val="20"/>
+                <w:szCs w:val="20"/>
+              </w:rPr>
+              <w:t xml:space="preserve"/>
+            </w:r>
+          </w:p>
+        </w:tc>
+      </w:tr>
+    </w:tbl>
+    <w:p>
+      <w:pPr>
+        <w:spacing w:after="80"/>
+      </w:pPr>
     </w:p>
     <w:p>
       <w:pPr>
@@ -1134,20 +2247,179 @@
         <w:t xml:space="preserve">Change salary</w:t>
       </w:r>
     </w:p>
-    <w:p>
-      <w:pPr>
-        <w:spacing w:after="120"/>
-        <w:ind w:left="360"/>
-      </w:pPr>
-      <w:r>
-        <w:rPr>
-          <w:rFonts w:ascii="Calibri" w:cs="Calibri" w:eastAsia="Calibri" w:hAnsi="Calibri"/>
-          <w:color w:val="777777"/>
-          <w:sz w:val="18"/>
-          <w:szCs w:val="18"/>
-        </w:rPr>
-        <w:t xml:space="preserve">Reviewer:  ☐ Approve   ☐ Edit   ☐ Remove   Notes: ______________________________</w:t>
-      </w:r>
+    <w:tbl>
+      <w:tblPr>
+        <w:tblW w:type="dxa" w:w="9480"/>
+        <w:tblInd w:type="dxa" w:w="360"/>
+        <w:tblBorders>
+          <w:top w:val="single" w:color="auto" w:sz="4"/>
+          <w:left w:val="single" w:color="auto" w:sz="4"/>
+          <w:bottom w:val="single" w:color="auto" w:sz="4"/>
+          <w:right w:val="single" w:color="auto" w:sz="4"/>
+          <w:insideH w:val="single" w:color="auto" w:sz="4"/>
+          <w:insideV w:val="single" w:color="auto" w:sz="4"/>
+        </w:tblBorders>
+      </w:tblPr>
+      <w:tblGrid>
+        <w:gridCol w:w="3700"/>
+        <w:gridCol w:w="5780"/>
+      </w:tblGrid>
+      <w:tr>
+        <w:trPr>
+          <w:cantSplit/>
+        </w:trPr>
+        <w:tc>
+          <w:tcPr>
+            <w:tcW w:type="dxa" w:w="3700"/>
+            <w:tcBorders>
+              <w:top w:val="single" w:color="BBBBBB" w:sz="4"/>
+              <w:left w:val="single" w:color="BBBBBB" w:sz="4"/>
+              <w:bottom w:val="single" w:color="BBBBBB" w:sz="4"/>
+              <w:right w:val="single" w:color="BBBBBB" w:sz="4"/>
+            </w:tcBorders>
+            <w:shd w:fill="F5F3EF" w:color="auto" w:val="clear"/>
+            <w:tcMar>
+              <w:top w:type="dxa" w:w="80"/>
+              <w:left w:type="dxa" w:w="120"/>
+              <w:bottom w:type="dxa" w:w="80"/>
+              <w:right w:type="dxa" w:w="120"/>
+            </w:tcMar>
+            <w:vAlign w:val="top"/>
+          </w:tcPr>
+          <w:p>
+            <w:pPr>
+              <w:spacing w:after="40"/>
+            </w:pPr>
+            <w:r>
+              <w:rPr>
+                <w:rFonts w:ascii="Calibri" w:cs="Calibri" w:eastAsia="Calibri" w:hAnsi="Calibri"/>
+                <w:b/>
+                <w:bCs/>
+                <w:color w:val="555555"/>
+                <w:sz w:val="18"/>
+                <w:szCs w:val="18"/>
+              </w:rPr>
+              <w:t xml:space="preserve">Reviewer decision</w:t>
+            </w:r>
+          </w:p>
+          <w:p>
+            <w:sdt>
+              <w:sdtPr>
+                <w14:checkbox>
+                  <w14:checked w14:val="0"/>
+                  <w14:checkedState w14:val="2612" w14:font="Segoe UI Symbol"/>
+                  <w14:uncheckedState w14:val="2610" w14:font="Segoe UI Symbol"/>
+                </w14:checkbox>
+              </w:sdtPr>
+              <w:sdtContent>
+                <w:r>
+                  <w:sym w:char="2610" w:font="Segoe UI Symbol"/>
+                </w:r>
+              </w:sdtContent>
+            </w:sdt>
+            <w:r>
+              <w:rPr>
+                <w:rFonts w:ascii="Calibri" w:cs="Calibri" w:eastAsia="Calibri" w:hAnsi="Calibri"/>
+                <w:sz w:val="20"/>
+                <w:szCs w:val="20"/>
+              </w:rPr>
+              <w:t xml:space="preserve"> Approve   </w:t>
+            </w:r>
+            <w:sdt>
+              <w:sdtPr>
+                <w14:checkbox>
+                  <w14:checked w14:val="0"/>
+                  <w14:checkedState w14:val="2612" w14:font="Segoe UI Symbol"/>
+                  <w14:uncheckedState w14:val="2610" w14:font="Segoe UI Symbol"/>
+                </w14:checkbox>
+              </w:sdtPr>
+              <w:sdtContent>
+                <w:r>
+                  <w:sym w:char="2610" w:font="Segoe UI Symbol"/>
+                </w:r>
+              </w:sdtContent>
+            </w:sdt>
+            <w:r>
+              <w:rPr>
+                <w:rFonts w:ascii="Calibri" w:cs="Calibri" w:eastAsia="Calibri" w:hAnsi="Calibri"/>
+                <w:sz w:val="20"/>
+                <w:szCs w:val="20"/>
+              </w:rPr>
+              <w:t xml:space="preserve"> Edit   </w:t>
+            </w:r>
+            <w:sdt>
+              <w:sdtPr>
+                <w14:checkbox>
+                  <w14:checked w14:val="0"/>
+                  <w14:checkedState w14:val="2612" w14:font="Segoe UI Symbol"/>
+                  <w14:uncheckedState w14:val="2610" w14:font="Segoe UI Symbol"/>
+                </w14:checkbox>
+              </w:sdtPr>
+              <w:sdtContent>
+                <w:r>
+                  <w:sym w:char="2610" w:font="Segoe UI Symbol"/>
+                </w:r>
+              </w:sdtContent>
+            </w:sdt>
+            <w:r>
+              <w:rPr>
+                <w:rFonts w:ascii="Calibri" w:cs="Calibri" w:eastAsia="Calibri" w:hAnsi="Calibri"/>
+                <w:sz w:val="20"/>
+                <w:szCs w:val="20"/>
+              </w:rPr>
+              <w:t xml:space="preserve"> Remove   </w:t>
+            </w:r>
+          </w:p>
+        </w:tc>
+        <w:tc>
+          <w:tcPr>
+            <w:tcW w:type="dxa" w:w="5780"/>
+            <w:tcBorders>
+              <w:top w:val="single" w:color="BBBBBB" w:sz="4"/>
+              <w:left w:val="single" w:color="BBBBBB" w:sz="4"/>
+              <w:bottom w:val="single" w:color="BBBBBB" w:sz="4"/>
+              <w:right w:val="single" w:color="BBBBBB" w:sz="4"/>
+            </w:tcBorders>
+            <w:tcMar>
+              <w:top w:type="dxa" w:w="80"/>
+              <w:left w:type="dxa" w:w="120"/>
+              <w:bottom w:type="dxa" w:w="80"/>
+              <w:right w:type="dxa" w:w="120"/>
+            </w:tcMar>
+          </w:tcPr>
+          <w:p>
+            <w:pPr>
+              <w:spacing w:after="40"/>
+            </w:pPr>
+            <w:r>
+              <w:rPr>
+                <w:rFonts w:ascii="Calibri" w:cs="Calibri" w:eastAsia="Calibri" w:hAnsi="Calibri"/>
+                <w:b/>
+                <w:bCs/>
+                <w:color w:val="555555"/>
+                <w:sz w:val="18"/>
+                <w:szCs w:val="18"/>
+              </w:rPr>
+              <w:t xml:space="preserve">Notes (click below to type)</w:t>
+            </w:r>
+          </w:p>
+          <w:p>
+            <w:r>
+              <w:rPr>
+                <w:rFonts w:ascii="Calibri" w:cs="Calibri" w:eastAsia="Calibri" w:hAnsi="Calibri"/>
+                <w:sz w:val="20"/>
+                <w:szCs w:val="20"/>
+              </w:rPr>
+              <w:t xml:space="preserve"/>
+            </w:r>
+          </w:p>
+        </w:tc>
+      </w:tr>
+    </w:tbl>
+    <w:p>
+      <w:pPr>
+        <w:spacing w:after="80"/>
+      </w:pPr>
     </w:p>
     <w:p>
       <w:pPr>
@@ -1271,20 +2543,179 @@
         <w:t xml:space="preserve">A paper form</w:t>
       </w:r>
     </w:p>
-    <w:p>
-      <w:pPr>
-        <w:spacing w:after="120"/>
-        <w:ind w:left="360"/>
-      </w:pPr>
-      <w:r>
-        <w:rPr>
-          <w:rFonts w:ascii="Calibri" w:cs="Calibri" w:eastAsia="Calibri" w:hAnsi="Calibri"/>
-          <w:color w:val="777777"/>
-          <w:sz w:val="18"/>
-          <w:szCs w:val="18"/>
-        </w:rPr>
-        <w:t xml:space="preserve">Reviewer:  ☐ Approve   ☐ Edit   ☐ Remove   Notes: ______________________________</w:t>
-      </w:r>
+    <w:tbl>
+      <w:tblPr>
+        <w:tblW w:type="dxa" w:w="9480"/>
+        <w:tblInd w:type="dxa" w:w="360"/>
+        <w:tblBorders>
+          <w:top w:val="single" w:color="auto" w:sz="4"/>
+          <w:left w:val="single" w:color="auto" w:sz="4"/>
+          <w:bottom w:val="single" w:color="auto" w:sz="4"/>
+          <w:right w:val="single" w:color="auto" w:sz="4"/>
+          <w:insideH w:val="single" w:color="auto" w:sz="4"/>
+          <w:insideV w:val="single" w:color="auto" w:sz="4"/>
+        </w:tblBorders>
+      </w:tblPr>
+      <w:tblGrid>
+        <w:gridCol w:w="3700"/>
+        <w:gridCol w:w="5780"/>
+      </w:tblGrid>
+      <w:tr>
+        <w:trPr>
+          <w:cantSplit/>
+        </w:trPr>
+        <w:tc>
+          <w:tcPr>
+            <w:tcW w:type="dxa" w:w="3700"/>
+            <w:tcBorders>
+              <w:top w:val="single" w:color="BBBBBB" w:sz="4"/>
+              <w:left w:val="single" w:color="BBBBBB" w:sz="4"/>
+              <w:bottom w:val="single" w:color="BBBBBB" w:sz="4"/>
+              <w:right w:val="single" w:color="BBBBBB" w:sz="4"/>
+            </w:tcBorders>
+            <w:shd w:fill="F5F3EF" w:color="auto" w:val="clear"/>
+            <w:tcMar>
+              <w:top w:type="dxa" w:w="80"/>
+              <w:left w:type="dxa" w:w="120"/>
+              <w:bottom w:type="dxa" w:w="80"/>
+              <w:right w:type="dxa" w:w="120"/>
+            </w:tcMar>
+            <w:vAlign w:val="top"/>
+          </w:tcPr>
+          <w:p>
+            <w:pPr>
+              <w:spacing w:after="40"/>
+            </w:pPr>
+            <w:r>
+              <w:rPr>
+                <w:rFonts w:ascii="Calibri" w:cs="Calibri" w:eastAsia="Calibri" w:hAnsi="Calibri"/>
+                <w:b/>
+                <w:bCs/>
+                <w:color w:val="555555"/>
+                <w:sz w:val="18"/>
+                <w:szCs w:val="18"/>
+              </w:rPr>
+              <w:t xml:space="preserve">Reviewer decision</w:t>
+            </w:r>
+          </w:p>
+          <w:p>
+            <w:sdt>
+              <w:sdtPr>
+                <w14:checkbox>
+                  <w14:checked w14:val="0"/>
+                  <w14:checkedState w14:val="2612" w14:font="Segoe UI Symbol"/>
+                  <w14:uncheckedState w14:val="2610" w14:font="Segoe UI Symbol"/>
+                </w14:checkbox>
+              </w:sdtPr>
+              <w:sdtContent>
+                <w:r>
+                  <w:sym w:char="2610" w:font="Segoe UI Symbol"/>
+                </w:r>
+              </w:sdtContent>
+            </w:sdt>
+            <w:r>
+              <w:rPr>
+                <w:rFonts w:ascii="Calibri" w:cs="Calibri" w:eastAsia="Calibri" w:hAnsi="Calibri"/>
+                <w:sz w:val="20"/>
+                <w:szCs w:val="20"/>
+              </w:rPr>
+              <w:t xml:space="preserve"> Approve   </w:t>
+            </w:r>
+            <w:sdt>
+              <w:sdtPr>
+                <w14:checkbox>
+                  <w14:checked w14:val="0"/>
+                  <w14:checkedState w14:val="2612" w14:font="Segoe UI Symbol"/>
+                  <w14:uncheckedState w14:val="2610" w14:font="Segoe UI Symbol"/>
+                </w14:checkbox>
+              </w:sdtPr>
+              <w:sdtContent>
+                <w:r>
+                  <w:sym w:char="2610" w:font="Segoe UI Symbol"/>
+                </w:r>
+              </w:sdtContent>
+            </w:sdt>
+            <w:r>
+              <w:rPr>
+                <w:rFonts w:ascii="Calibri" w:cs="Calibri" w:eastAsia="Calibri" w:hAnsi="Calibri"/>
+                <w:sz w:val="20"/>
+                <w:szCs w:val="20"/>
+              </w:rPr>
+              <w:t xml:space="preserve"> Edit   </w:t>
+            </w:r>
+            <w:sdt>
+              <w:sdtPr>
+                <w14:checkbox>
+                  <w14:checked w14:val="0"/>
+                  <w14:checkedState w14:val="2612" w14:font="Segoe UI Symbol"/>
+                  <w14:uncheckedState w14:val="2610" w14:font="Segoe UI Symbol"/>
+                </w14:checkbox>
+              </w:sdtPr>
+              <w:sdtContent>
+                <w:r>
+                  <w:sym w:char="2610" w:font="Segoe UI Symbol"/>
+                </w:r>
+              </w:sdtContent>
+            </w:sdt>
+            <w:r>
+              <w:rPr>
+                <w:rFonts w:ascii="Calibri" w:cs="Calibri" w:eastAsia="Calibri" w:hAnsi="Calibri"/>
+                <w:sz w:val="20"/>
+                <w:szCs w:val="20"/>
+              </w:rPr>
+              <w:t xml:space="preserve"> Remove   </w:t>
+            </w:r>
+          </w:p>
+        </w:tc>
+        <w:tc>
+          <w:tcPr>
+            <w:tcW w:type="dxa" w:w="5780"/>
+            <w:tcBorders>
+              <w:top w:val="single" w:color="BBBBBB" w:sz="4"/>
+              <w:left w:val="single" w:color="BBBBBB" w:sz="4"/>
+              <w:bottom w:val="single" w:color="BBBBBB" w:sz="4"/>
+              <w:right w:val="single" w:color="BBBBBB" w:sz="4"/>
+            </w:tcBorders>
+            <w:tcMar>
+              <w:top w:type="dxa" w:w="80"/>
+              <w:left w:type="dxa" w:w="120"/>
+              <w:bottom w:type="dxa" w:w="80"/>
+              <w:right w:type="dxa" w:w="120"/>
+            </w:tcMar>
+          </w:tcPr>
+          <w:p>
+            <w:pPr>
+              <w:spacing w:after="40"/>
+            </w:pPr>
+            <w:r>
+              <w:rPr>
+                <w:rFonts w:ascii="Calibri" w:cs="Calibri" w:eastAsia="Calibri" w:hAnsi="Calibri"/>
+                <w:b/>
+                <w:bCs/>
+                <w:color w:val="555555"/>
+                <w:sz w:val="18"/>
+                <w:szCs w:val="18"/>
+              </w:rPr>
+              <w:t xml:space="preserve">Notes (click below to type)</w:t>
+            </w:r>
+          </w:p>
+          <w:p>
+            <w:r>
+              <w:rPr>
+                <w:rFonts w:ascii="Calibri" w:cs="Calibri" w:eastAsia="Calibri" w:hAnsi="Calibri"/>
+                <w:sz w:val="20"/>
+                <w:szCs w:val="20"/>
+              </w:rPr>
+              <w:t xml:space="preserve"/>
+            </w:r>
+          </w:p>
+        </w:tc>
+      </w:tr>
+    </w:tbl>
+    <w:p>
+      <w:pPr>
+        <w:spacing w:after="80"/>
+      </w:pPr>
     </w:p>
     <w:p>
       <w:pPr>
@@ -1400,20 +2831,179 @@
         <w:t xml:space="preserve">Only for faculty</w:t>
       </w:r>
     </w:p>
-    <w:p>
-      <w:pPr>
-        <w:spacing w:after="120"/>
-        <w:ind w:left="360"/>
-      </w:pPr>
-      <w:r>
-        <w:rPr>
-          <w:rFonts w:ascii="Calibri" w:cs="Calibri" w:eastAsia="Calibri" w:hAnsi="Calibri"/>
-          <w:color w:val="777777"/>
-          <w:sz w:val="18"/>
-          <w:szCs w:val="18"/>
-        </w:rPr>
-        <w:t xml:space="preserve">Reviewer:  ☐ Approve   ☐ Edit   ☐ Remove   Notes: ______________________________</w:t>
-      </w:r>
+    <w:tbl>
+      <w:tblPr>
+        <w:tblW w:type="dxa" w:w="9480"/>
+        <w:tblInd w:type="dxa" w:w="360"/>
+        <w:tblBorders>
+          <w:top w:val="single" w:color="auto" w:sz="4"/>
+          <w:left w:val="single" w:color="auto" w:sz="4"/>
+          <w:bottom w:val="single" w:color="auto" w:sz="4"/>
+          <w:right w:val="single" w:color="auto" w:sz="4"/>
+          <w:insideH w:val="single" w:color="auto" w:sz="4"/>
+          <w:insideV w:val="single" w:color="auto" w:sz="4"/>
+        </w:tblBorders>
+      </w:tblPr>
+      <w:tblGrid>
+        <w:gridCol w:w="3700"/>
+        <w:gridCol w:w="5780"/>
+      </w:tblGrid>
+      <w:tr>
+        <w:trPr>
+          <w:cantSplit/>
+        </w:trPr>
+        <w:tc>
+          <w:tcPr>
+            <w:tcW w:type="dxa" w:w="3700"/>
+            <w:tcBorders>
+              <w:top w:val="single" w:color="BBBBBB" w:sz="4"/>
+              <w:left w:val="single" w:color="BBBBBB" w:sz="4"/>
+              <w:bottom w:val="single" w:color="BBBBBB" w:sz="4"/>
+              <w:right w:val="single" w:color="BBBBBB" w:sz="4"/>
+            </w:tcBorders>
+            <w:shd w:fill="F5F3EF" w:color="auto" w:val="clear"/>
+            <w:tcMar>
+              <w:top w:type="dxa" w:w="80"/>
+              <w:left w:type="dxa" w:w="120"/>
+              <w:bottom w:type="dxa" w:w="80"/>
+              <w:right w:type="dxa" w:w="120"/>
+            </w:tcMar>
+            <w:vAlign w:val="top"/>
+          </w:tcPr>
+          <w:p>
+            <w:pPr>
+              <w:spacing w:after="40"/>
+            </w:pPr>
+            <w:r>
+              <w:rPr>
+                <w:rFonts w:ascii="Calibri" w:cs="Calibri" w:eastAsia="Calibri" w:hAnsi="Calibri"/>
+                <w:b/>
+                <w:bCs/>
+                <w:color w:val="555555"/>
+                <w:sz w:val="18"/>
+                <w:szCs w:val="18"/>
+              </w:rPr>
+              <w:t xml:space="preserve">Reviewer decision</w:t>
+            </w:r>
+          </w:p>
+          <w:p>
+            <w:sdt>
+              <w:sdtPr>
+                <w14:checkbox>
+                  <w14:checked w14:val="0"/>
+                  <w14:checkedState w14:val="2612" w14:font="Segoe UI Symbol"/>
+                  <w14:uncheckedState w14:val="2610" w14:font="Segoe UI Symbol"/>
+                </w14:checkbox>
+              </w:sdtPr>
+              <w:sdtContent>
+                <w:r>
+                  <w:sym w:char="2610" w:font="Segoe UI Symbol"/>
+                </w:r>
+              </w:sdtContent>
+            </w:sdt>
+            <w:r>
+              <w:rPr>
+                <w:rFonts w:ascii="Calibri" w:cs="Calibri" w:eastAsia="Calibri" w:hAnsi="Calibri"/>
+                <w:sz w:val="20"/>
+                <w:szCs w:val="20"/>
+              </w:rPr>
+              <w:t xml:space="preserve"> Approve   </w:t>
+            </w:r>
+            <w:sdt>
+              <w:sdtPr>
+                <w14:checkbox>
+                  <w14:checked w14:val="0"/>
+                  <w14:checkedState w14:val="2612" w14:font="Segoe UI Symbol"/>
+                  <w14:uncheckedState w14:val="2610" w14:font="Segoe UI Symbol"/>
+                </w14:checkbox>
+              </w:sdtPr>
+              <w:sdtContent>
+                <w:r>
+                  <w:sym w:char="2610" w:font="Segoe UI Symbol"/>
+                </w:r>
+              </w:sdtContent>
+            </w:sdt>
+            <w:r>
+              <w:rPr>
+                <w:rFonts w:ascii="Calibri" w:cs="Calibri" w:eastAsia="Calibri" w:hAnsi="Calibri"/>
+                <w:sz w:val="20"/>
+                <w:szCs w:val="20"/>
+              </w:rPr>
+              <w:t xml:space="preserve"> Edit   </w:t>
+            </w:r>
+            <w:sdt>
+              <w:sdtPr>
+                <w14:checkbox>
+                  <w14:checked w14:val="0"/>
+                  <w14:checkedState w14:val="2612" w14:font="Segoe UI Symbol"/>
+                  <w14:uncheckedState w14:val="2610" w14:font="Segoe UI Symbol"/>
+                </w14:checkbox>
+              </w:sdtPr>
+              <w:sdtContent>
+                <w:r>
+                  <w:sym w:char="2610" w:font="Segoe UI Symbol"/>
+                </w:r>
+              </w:sdtContent>
+            </w:sdt>
+            <w:r>
+              <w:rPr>
+                <w:rFonts w:ascii="Calibri" w:cs="Calibri" w:eastAsia="Calibri" w:hAnsi="Calibri"/>
+                <w:sz w:val="20"/>
+                <w:szCs w:val="20"/>
+              </w:rPr>
+              <w:t xml:space="preserve"> Remove   </w:t>
+            </w:r>
+          </w:p>
+        </w:tc>
+        <w:tc>
+          <w:tcPr>
+            <w:tcW w:type="dxa" w:w="5780"/>
+            <w:tcBorders>
+              <w:top w:val="single" w:color="BBBBBB" w:sz="4"/>
+              <w:left w:val="single" w:color="BBBBBB" w:sz="4"/>
+              <w:bottom w:val="single" w:color="BBBBBB" w:sz="4"/>
+              <w:right w:val="single" w:color="BBBBBB" w:sz="4"/>
+            </w:tcBorders>
+            <w:tcMar>
+              <w:top w:type="dxa" w:w="80"/>
+              <w:left w:type="dxa" w:w="120"/>
+              <w:bottom w:type="dxa" w:w="80"/>
+              <w:right w:type="dxa" w:w="120"/>
+            </w:tcMar>
+          </w:tcPr>
+          <w:p>
+            <w:pPr>
+              <w:spacing w:after="40"/>
+            </w:pPr>
+            <w:r>
+              <w:rPr>
+                <w:rFonts w:ascii="Calibri" w:cs="Calibri" w:eastAsia="Calibri" w:hAnsi="Calibri"/>
+                <w:b/>
+                <w:bCs/>
+                <w:color w:val="555555"/>
+                <w:sz w:val="18"/>
+                <w:szCs w:val="18"/>
+              </w:rPr>
+              <w:t xml:space="preserve">Notes (click below to type)</w:t>
+            </w:r>
+          </w:p>
+          <w:p>
+            <w:r>
+              <w:rPr>
+                <w:rFonts w:ascii="Calibri" w:cs="Calibri" w:eastAsia="Calibri" w:hAnsi="Calibri"/>
+                <w:sz w:val="20"/>
+                <w:szCs w:val="20"/>
+              </w:rPr>
+              <w:t xml:space="preserve"/>
+            </w:r>
+          </w:p>
+        </w:tc>
+      </w:tr>
+    </w:tbl>
+    <w:p>
+      <w:pPr>
+        <w:spacing w:after="80"/>
+      </w:pPr>
     </w:p>
     <w:p>
       <w:pPr>
@@ -1526,20 +3116,179 @@
         <w:t xml:space="preserve">The employee isn't paid</w:t>
       </w:r>
     </w:p>
-    <w:p>
-      <w:pPr>
-        <w:spacing w:after="120"/>
-        <w:ind w:left="360"/>
-      </w:pPr>
-      <w:r>
-        <w:rPr>
-          <w:rFonts w:ascii="Calibri" w:cs="Calibri" w:eastAsia="Calibri" w:hAnsi="Calibri"/>
-          <w:color w:val="777777"/>
-          <w:sz w:val="18"/>
-          <w:szCs w:val="18"/>
-        </w:rPr>
-        <w:t xml:space="preserve">Reviewer:  ☐ Approve   ☐ Edit   ☐ Remove   Notes: ______________________________</w:t>
-      </w:r>
+    <w:tbl>
+      <w:tblPr>
+        <w:tblW w:type="dxa" w:w="9480"/>
+        <w:tblInd w:type="dxa" w:w="360"/>
+        <w:tblBorders>
+          <w:top w:val="single" w:color="auto" w:sz="4"/>
+          <w:left w:val="single" w:color="auto" w:sz="4"/>
+          <w:bottom w:val="single" w:color="auto" w:sz="4"/>
+          <w:right w:val="single" w:color="auto" w:sz="4"/>
+          <w:insideH w:val="single" w:color="auto" w:sz="4"/>
+          <w:insideV w:val="single" w:color="auto" w:sz="4"/>
+        </w:tblBorders>
+      </w:tblPr>
+      <w:tblGrid>
+        <w:gridCol w:w="3700"/>
+        <w:gridCol w:w="5780"/>
+      </w:tblGrid>
+      <w:tr>
+        <w:trPr>
+          <w:cantSplit/>
+        </w:trPr>
+        <w:tc>
+          <w:tcPr>
+            <w:tcW w:type="dxa" w:w="3700"/>
+            <w:tcBorders>
+              <w:top w:val="single" w:color="BBBBBB" w:sz="4"/>
+              <w:left w:val="single" w:color="BBBBBB" w:sz="4"/>
+              <w:bottom w:val="single" w:color="BBBBBB" w:sz="4"/>
+              <w:right w:val="single" w:color="BBBBBB" w:sz="4"/>
+            </w:tcBorders>
+            <w:shd w:fill="F5F3EF" w:color="auto" w:val="clear"/>
+            <w:tcMar>
+              <w:top w:type="dxa" w:w="80"/>
+              <w:left w:type="dxa" w:w="120"/>
+              <w:bottom w:type="dxa" w:w="80"/>
+              <w:right w:type="dxa" w:w="120"/>
+            </w:tcMar>
+            <w:vAlign w:val="top"/>
+          </w:tcPr>
+          <w:p>
+            <w:pPr>
+              <w:spacing w:after="40"/>
+            </w:pPr>
+            <w:r>
+              <w:rPr>
+                <w:rFonts w:ascii="Calibri" w:cs="Calibri" w:eastAsia="Calibri" w:hAnsi="Calibri"/>
+                <w:b/>
+                <w:bCs/>
+                <w:color w:val="555555"/>
+                <w:sz w:val="18"/>
+                <w:szCs w:val="18"/>
+              </w:rPr>
+              <w:t xml:space="preserve">Reviewer decision</w:t>
+            </w:r>
+          </w:p>
+          <w:p>
+            <w:sdt>
+              <w:sdtPr>
+                <w14:checkbox>
+                  <w14:checked w14:val="0"/>
+                  <w14:checkedState w14:val="2612" w14:font="Segoe UI Symbol"/>
+                  <w14:uncheckedState w14:val="2610" w14:font="Segoe UI Symbol"/>
+                </w14:checkbox>
+              </w:sdtPr>
+              <w:sdtContent>
+                <w:r>
+                  <w:sym w:char="2610" w:font="Segoe UI Symbol"/>
+                </w:r>
+              </w:sdtContent>
+            </w:sdt>
+            <w:r>
+              <w:rPr>
+                <w:rFonts w:ascii="Calibri" w:cs="Calibri" w:eastAsia="Calibri" w:hAnsi="Calibri"/>
+                <w:sz w:val="20"/>
+                <w:szCs w:val="20"/>
+              </w:rPr>
+              <w:t xml:space="preserve"> Approve   </w:t>
+            </w:r>
+            <w:sdt>
+              <w:sdtPr>
+                <w14:checkbox>
+                  <w14:checked w14:val="0"/>
+                  <w14:checkedState w14:val="2612" w14:font="Segoe UI Symbol"/>
+                  <w14:uncheckedState w14:val="2610" w14:font="Segoe UI Symbol"/>
+                </w14:checkbox>
+              </w:sdtPr>
+              <w:sdtContent>
+                <w:r>
+                  <w:sym w:char="2610" w:font="Segoe UI Symbol"/>
+                </w:r>
+              </w:sdtContent>
+            </w:sdt>
+            <w:r>
+              <w:rPr>
+                <w:rFonts w:ascii="Calibri" w:cs="Calibri" w:eastAsia="Calibri" w:hAnsi="Calibri"/>
+                <w:sz w:val="20"/>
+                <w:szCs w:val="20"/>
+              </w:rPr>
+              <w:t xml:space="preserve"> Edit   </w:t>
+            </w:r>
+            <w:sdt>
+              <w:sdtPr>
+                <w14:checkbox>
+                  <w14:checked w14:val="0"/>
+                  <w14:checkedState w14:val="2612" w14:font="Segoe UI Symbol"/>
+                  <w14:uncheckedState w14:val="2610" w14:font="Segoe UI Symbol"/>
+                </w14:checkbox>
+              </w:sdtPr>
+              <w:sdtContent>
+                <w:r>
+                  <w:sym w:char="2610" w:font="Segoe UI Symbol"/>
+                </w:r>
+              </w:sdtContent>
+            </w:sdt>
+            <w:r>
+              <w:rPr>
+                <w:rFonts w:ascii="Calibri" w:cs="Calibri" w:eastAsia="Calibri" w:hAnsi="Calibri"/>
+                <w:sz w:val="20"/>
+                <w:szCs w:val="20"/>
+              </w:rPr>
+              <w:t xml:space="preserve"> Remove   </w:t>
+            </w:r>
+          </w:p>
+        </w:tc>
+        <w:tc>
+          <w:tcPr>
+            <w:tcW w:type="dxa" w:w="5780"/>
+            <w:tcBorders>
+              <w:top w:val="single" w:color="BBBBBB" w:sz="4"/>
+              <w:left w:val="single" w:color="BBBBBB" w:sz="4"/>
+              <w:bottom w:val="single" w:color="BBBBBB" w:sz="4"/>
+              <w:right w:val="single" w:color="BBBBBB" w:sz="4"/>
+            </w:tcBorders>
+            <w:tcMar>
+              <w:top w:type="dxa" w:w="80"/>
+              <w:left w:type="dxa" w:w="120"/>
+              <w:bottom w:type="dxa" w:w="80"/>
+              <w:right w:type="dxa" w:w="120"/>
+            </w:tcMar>
+          </w:tcPr>
+          <w:p>
+            <w:pPr>
+              <w:spacing w:after="40"/>
+            </w:pPr>
+            <w:r>
+              <w:rPr>
+                <w:rFonts w:ascii="Calibri" w:cs="Calibri" w:eastAsia="Calibri" w:hAnsi="Calibri"/>
+                <w:b/>
+                <w:bCs/>
+                <w:color w:val="555555"/>
+                <w:sz w:val="18"/>
+                <w:szCs w:val="18"/>
+              </w:rPr>
+              <w:t xml:space="preserve">Notes (click below to type)</w:t>
+            </w:r>
+          </w:p>
+          <w:p>
+            <w:r>
+              <w:rPr>
+                <w:rFonts w:ascii="Calibri" w:cs="Calibri" w:eastAsia="Calibri" w:hAnsi="Calibri"/>
+                <w:sz w:val="20"/>
+                <w:szCs w:val="20"/>
+              </w:rPr>
+              <w:t xml:space="preserve"/>
+            </w:r>
+          </w:p>
+        </w:tc>
+      </w:tr>
+    </w:tbl>
+    <w:p>
+      <w:pPr>
+        <w:spacing w:after="80"/>
+      </w:pPr>
     </w:p>
     <w:p>
       <w:pPr>
@@ -1644,20 +3393,179 @@
         <w:t xml:space="preserve">The employee</w:t>
       </w:r>
     </w:p>
-    <w:p>
-      <w:pPr>
-        <w:spacing w:after="120"/>
-        <w:ind w:left="360"/>
-      </w:pPr>
-      <w:r>
-        <w:rPr>
-          <w:rFonts w:ascii="Calibri" w:cs="Calibri" w:eastAsia="Calibri" w:hAnsi="Calibri"/>
-          <w:color w:val="777777"/>
-          <w:sz w:val="18"/>
-          <w:szCs w:val="18"/>
-        </w:rPr>
-        <w:t xml:space="preserve">Reviewer:  ☐ Approve   ☐ Edit   ☐ Remove   Notes: ______________________________</w:t>
-      </w:r>
+    <w:tbl>
+      <w:tblPr>
+        <w:tblW w:type="dxa" w:w="9480"/>
+        <w:tblInd w:type="dxa" w:w="360"/>
+        <w:tblBorders>
+          <w:top w:val="single" w:color="auto" w:sz="4"/>
+          <w:left w:val="single" w:color="auto" w:sz="4"/>
+          <w:bottom w:val="single" w:color="auto" w:sz="4"/>
+          <w:right w:val="single" w:color="auto" w:sz="4"/>
+          <w:insideH w:val="single" w:color="auto" w:sz="4"/>
+          <w:insideV w:val="single" w:color="auto" w:sz="4"/>
+        </w:tblBorders>
+      </w:tblPr>
+      <w:tblGrid>
+        <w:gridCol w:w="3700"/>
+        <w:gridCol w:w="5780"/>
+      </w:tblGrid>
+      <w:tr>
+        <w:trPr>
+          <w:cantSplit/>
+        </w:trPr>
+        <w:tc>
+          <w:tcPr>
+            <w:tcW w:type="dxa" w:w="3700"/>
+            <w:tcBorders>
+              <w:top w:val="single" w:color="BBBBBB" w:sz="4"/>
+              <w:left w:val="single" w:color="BBBBBB" w:sz="4"/>
+              <w:bottom w:val="single" w:color="BBBBBB" w:sz="4"/>
+              <w:right w:val="single" w:color="BBBBBB" w:sz="4"/>
+            </w:tcBorders>
+            <w:shd w:fill="F5F3EF" w:color="auto" w:val="clear"/>
+            <w:tcMar>
+              <w:top w:type="dxa" w:w="80"/>
+              <w:left w:type="dxa" w:w="120"/>
+              <w:bottom w:type="dxa" w:w="80"/>
+              <w:right w:type="dxa" w:w="120"/>
+            </w:tcMar>
+            <w:vAlign w:val="top"/>
+          </w:tcPr>
+          <w:p>
+            <w:pPr>
+              <w:spacing w:after="40"/>
+            </w:pPr>
+            <w:r>
+              <w:rPr>
+                <w:rFonts w:ascii="Calibri" w:cs="Calibri" w:eastAsia="Calibri" w:hAnsi="Calibri"/>
+                <w:b/>
+                <w:bCs/>
+                <w:color w:val="555555"/>
+                <w:sz w:val="18"/>
+                <w:szCs w:val="18"/>
+              </w:rPr>
+              <w:t xml:space="preserve">Reviewer decision</w:t>
+            </w:r>
+          </w:p>
+          <w:p>
+            <w:sdt>
+              <w:sdtPr>
+                <w14:checkbox>
+                  <w14:checked w14:val="0"/>
+                  <w14:checkedState w14:val="2612" w14:font="Segoe UI Symbol"/>
+                  <w14:uncheckedState w14:val="2610" w14:font="Segoe UI Symbol"/>
+                </w14:checkbox>
+              </w:sdtPr>
+              <w:sdtContent>
+                <w:r>
+                  <w:sym w:char="2610" w:font="Segoe UI Symbol"/>
+                </w:r>
+              </w:sdtContent>
+            </w:sdt>
+            <w:r>
+              <w:rPr>
+                <w:rFonts w:ascii="Calibri" w:cs="Calibri" w:eastAsia="Calibri" w:hAnsi="Calibri"/>
+                <w:sz w:val="20"/>
+                <w:szCs w:val="20"/>
+              </w:rPr>
+              <w:t xml:space="preserve"> Approve   </w:t>
+            </w:r>
+            <w:sdt>
+              <w:sdtPr>
+                <w14:checkbox>
+                  <w14:checked w14:val="0"/>
+                  <w14:checkedState w14:val="2612" w14:font="Segoe UI Symbol"/>
+                  <w14:uncheckedState w14:val="2610" w14:font="Segoe UI Symbol"/>
+                </w14:checkbox>
+              </w:sdtPr>
+              <w:sdtContent>
+                <w:r>
+                  <w:sym w:char="2610" w:font="Segoe UI Symbol"/>
+                </w:r>
+              </w:sdtContent>
+            </w:sdt>
+            <w:r>
+              <w:rPr>
+                <w:rFonts w:ascii="Calibri" w:cs="Calibri" w:eastAsia="Calibri" w:hAnsi="Calibri"/>
+                <w:sz w:val="20"/>
+                <w:szCs w:val="20"/>
+              </w:rPr>
+              <w:t xml:space="preserve"> Edit   </w:t>
+            </w:r>
+            <w:sdt>
+              <w:sdtPr>
+                <w14:checkbox>
+                  <w14:checked w14:val="0"/>
+                  <w14:checkedState w14:val="2612" w14:font="Segoe UI Symbol"/>
+                  <w14:uncheckedState w14:val="2610" w14:font="Segoe UI Symbol"/>
+                </w14:checkbox>
+              </w:sdtPr>
+              <w:sdtContent>
+                <w:r>
+                  <w:sym w:char="2610" w:font="Segoe UI Symbol"/>
+                </w:r>
+              </w:sdtContent>
+            </w:sdt>
+            <w:r>
+              <w:rPr>
+                <w:rFonts w:ascii="Calibri" w:cs="Calibri" w:eastAsia="Calibri" w:hAnsi="Calibri"/>
+                <w:sz w:val="20"/>
+                <w:szCs w:val="20"/>
+              </w:rPr>
+              <w:t xml:space="preserve"> Remove   </w:t>
+            </w:r>
+          </w:p>
+        </w:tc>
+        <w:tc>
+          <w:tcPr>
+            <w:tcW w:type="dxa" w:w="5780"/>
+            <w:tcBorders>
+              <w:top w:val="single" w:color="BBBBBB" w:sz="4"/>
+              <w:left w:val="single" w:color="BBBBBB" w:sz="4"/>
+              <w:bottom w:val="single" w:color="BBBBBB" w:sz="4"/>
+              <w:right w:val="single" w:color="BBBBBB" w:sz="4"/>
+            </w:tcBorders>
+            <w:tcMar>
+              <w:top w:type="dxa" w:w="80"/>
+              <w:left w:type="dxa" w:w="120"/>
+              <w:bottom w:type="dxa" w:w="80"/>
+              <w:right w:type="dxa" w:w="120"/>
+            </w:tcMar>
+          </w:tcPr>
+          <w:p>
+            <w:pPr>
+              <w:spacing w:after="40"/>
+            </w:pPr>
+            <w:r>
+              <w:rPr>
+                <w:rFonts w:ascii="Calibri" w:cs="Calibri" w:eastAsia="Calibri" w:hAnsi="Calibri"/>
+                <w:b/>
+                <w:bCs/>
+                <w:color w:val="555555"/>
+                <w:sz w:val="18"/>
+                <w:szCs w:val="18"/>
+              </w:rPr>
+              <w:t xml:space="preserve">Notes (click below to type)</w:t>
+            </w:r>
+          </w:p>
+          <w:p>
+            <w:r>
+              <w:rPr>
+                <w:rFonts w:ascii="Calibri" w:cs="Calibri" w:eastAsia="Calibri" w:hAnsi="Calibri"/>
+                <w:sz w:val="20"/>
+                <w:szCs w:val="20"/>
+              </w:rPr>
+              <w:t xml:space="preserve"/>
+            </w:r>
+          </w:p>
+        </w:tc>
+      </w:tr>
+    </w:tbl>
+    <w:p>
+      <w:pPr>
+        <w:spacing w:after="80"/>
+      </w:pPr>
     </w:p>
     <w:p>
       <w:pPr>
@@ -1781,20 +3689,179 @@
         <w:t xml:space="preserve">Faculty research grants</w:t>
       </w:r>
     </w:p>
-    <w:p>
-      <w:pPr>
-        <w:spacing w:after="120"/>
-        <w:ind w:left="360"/>
-      </w:pPr>
-      <w:r>
-        <w:rPr>
-          <w:rFonts w:ascii="Calibri" w:cs="Calibri" w:eastAsia="Calibri" w:hAnsi="Calibri"/>
-          <w:color w:val="777777"/>
-          <w:sz w:val="18"/>
-          <w:szCs w:val="18"/>
-        </w:rPr>
-        <w:t xml:space="preserve">Reviewer:  ☐ Approve   ☐ Edit   ☐ Remove   Notes: ______________________________</w:t>
-      </w:r>
+    <w:tbl>
+      <w:tblPr>
+        <w:tblW w:type="dxa" w:w="9480"/>
+        <w:tblInd w:type="dxa" w:w="360"/>
+        <w:tblBorders>
+          <w:top w:val="single" w:color="auto" w:sz="4"/>
+          <w:left w:val="single" w:color="auto" w:sz="4"/>
+          <w:bottom w:val="single" w:color="auto" w:sz="4"/>
+          <w:right w:val="single" w:color="auto" w:sz="4"/>
+          <w:insideH w:val="single" w:color="auto" w:sz="4"/>
+          <w:insideV w:val="single" w:color="auto" w:sz="4"/>
+        </w:tblBorders>
+      </w:tblPr>
+      <w:tblGrid>
+        <w:gridCol w:w="3700"/>
+        <w:gridCol w:w="5780"/>
+      </w:tblGrid>
+      <w:tr>
+        <w:trPr>
+          <w:cantSplit/>
+        </w:trPr>
+        <w:tc>
+          <w:tcPr>
+            <w:tcW w:type="dxa" w:w="3700"/>
+            <w:tcBorders>
+              <w:top w:val="single" w:color="BBBBBB" w:sz="4"/>
+              <w:left w:val="single" w:color="BBBBBB" w:sz="4"/>
+              <w:bottom w:val="single" w:color="BBBBBB" w:sz="4"/>
+              <w:right w:val="single" w:color="BBBBBB" w:sz="4"/>
+            </w:tcBorders>
+            <w:shd w:fill="F5F3EF" w:color="auto" w:val="clear"/>
+            <w:tcMar>
+              <w:top w:type="dxa" w:w="80"/>
+              <w:left w:type="dxa" w:w="120"/>
+              <w:bottom w:type="dxa" w:w="80"/>
+              <w:right w:type="dxa" w:w="120"/>
+            </w:tcMar>
+            <w:vAlign w:val="top"/>
+          </w:tcPr>
+          <w:p>
+            <w:pPr>
+              <w:spacing w:after="40"/>
+            </w:pPr>
+            <w:r>
+              <w:rPr>
+                <w:rFonts w:ascii="Calibri" w:cs="Calibri" w:eastAsia="Calibri" w:hAnsi="Calibri"/>
+                <w:b/>
+                <w:bCs/>
+                <w:color w:val="555555"/>
+                <w:sz w:val="18"/>
+                <w:szCs w:val="18"/>
+              </w:rPr>
+              <w:t xml:space="preserve">Reviewer decision</w:t>
+            </w:r>
+          </w:p>
+          <w:p>
+            <w:sdt>
+              <w:sdtPr>
+                <w14:checkbox>
+                  <w14:checked w14:val="0"/>
+                  <w14:checkedState w14:val="2612" w14:font="Segoe UI Symbol"/>
+                  <w14:uncheckedState w14:val="2610" w14:font="Segoe UI Symbol"/>
+                </w14:checkbox>
+              </w:sdtPr>
+              <w:sdtContent>
+                <w:r>
+                  <w:sym w:char="2610" w:font="Segoe UI Symbol"/>
+                </w:r>
+              </w:sdtContent>
+            </w:sdt>
+            <w:r>
+              <w:rPr>
+                <w:rFonts w:ascii="Calibri" w:cs="Calibri" w:eastAsia="Calibri" w:hAnsi="Calibri"/>
+                <w:sz w:val="20"/>
+                <w:szCs w:val="20"/>
+              </w:rPr>
+              <w:t xml:space="preserve"> Approve   </w:t>
+            </w:r>
+            <w:sdt>
+              <w:sdtPr>
+                <w14:checkbox>
+                  <w14:checked w14:val="0"/>
+                  <w14:checkedState w14:val="2612" w14:font="Segoe UI Symbol"/>
+                  <w14:uncheckedState w14:val="2610" w14:font="Segoe UI Symbol"/>
+                </w14:checkbox>
+              </w:sdtPr>
+              <w:sdtContent>
+                <w:r>
+                  <w:sym w:char="2610" w:font="Segoe UI Symbol"/>
+                </w:r>
+              </w:sdtContent>
+            </w:sdt>
+            <w:r>
+              <w:rPr>
+                <w:rFonts w:ascii="Calibri" w:cs="Calibri" w:eastAsia="Calibri" w:hAnsi="Calibri"/>
+                <w:sz w:val="20"/>
+                <w:szCs w:val="20"/>
+              </w:rPr>
+              <w:t xml:space="preserve"> Edit   </w:t>
+            </w:r>
+            <w:sdt>
+              <w:sdtPr>
+                <w14:checkbox>
+                  <w14:checked w14:val="0"/>
+                  <w14:checkedState w14:val="2612" w14:font="Segoe UI Symbol"/>
+                  <w14:uncheckedState w14:val="2610" w14:font="Segoe UI Symbol"/>
+                </w14:checkbox>
+              </w:sdtPr>
+              <w:sdtContent>
+                <w:r>
+                  <w:sym w:char="2610" w:font="Segoe UI Symbol"/>
+                </w:r>
+              </w:sdtContent>
+            </w:sdt>
+            <w:r>
+              <w:rPr>
+                <w:rFonts w:ascii="Calibri" w:cs="Calibri" w:eastAsia="Calibri" w:hAnsi="Calibri"/>
+                <w:sz w:val="20"/>
+                <w:szCs w:val="20"/>
+              </w:rPr>
+              <w:t xml:space="preserve"> Remove   </w:t>
+            </w:r>
+          </w:p>
+        </w:tc>
+        <w:tc>
+          <w:tcPr>
+            <w:tcW w:type="dxa" w:w="5780"/>
+            <w:tcBorders>
+              <w:top w:val="single" w:color="BBBBBB" w:sz="4"/>
+              <w:left w:val="single" w:color="BBBBBB" w:sz="4"/>
+              <w:bottom w:val="single" w:color="BBBBBB" w:sz="4"/>
+              <w:right w:val="single" w:color="BBBBBB" w:sz="4"/>
+            </w:tcBorders>
+            <w:tcMar>
+              <w:top w:type="dxa" w:w="80"/>
+              <w:left w:type="dxa" w:w="120"/>
+              <w:bottom w:type="dxa" w:w="80"/>
+              <w:right w:type="dxa" w:w="120"/>
+            </w:tcMar>
+          </w:tcPr>
+          <w:p>
+            <w:pPr>
+              <w:spacing w:after="40"/>
+            </w:pPr>
+            <w:r>
+              <w:rPr>
+                <w:rFonts w:ascii="Calibri" w:cs="Calibri" w:eastAsia="Calibri" w:hAnsi="Calibri"/>
+                <w:b/>
+                <w:bCs/>
+                <w:color w:val="555555"/>
+                <w:sz w:val="18"/>
+                <w:szCs w:val="18"/>
+              </w:rPr>
+              <w:t xml:space="preserve">Notes (click below to type)</w:t>
+            </w:r>
+          </w:p>
+          <w:p>
+            <w:r>
+              <w:rPr>
+                <w:rFonts w:ascii="Calibri" w:cs="Calibri" w:eastAsia="Calibri" w:hAnsi="Calibri"/>
+                <w:sz w:val="20"/>
+                <w:szCs w:val="20"/>
+              </w:rPr>
+              <w:t xml:space="preserve"/>
+            </w:r>
+          </w:p>
+        </w:tc>
+      </w:tr>
+    </w:tbl>
+    <w:p>
+      <w:pPr>
+        <w:spacing w:after="80"/>
+      </w:pPr>
     </w:p>
     <w:p>
       <w:pPr>
@@ -1910,20 +3977,179 @@
         <w:t xml:space="preserve">Only over the summer</w:t>
       </w:r>
     </w:p>
-    <w:p>
-      <w:pPr>
-        <w:spacing w:after="120"/>
-        <w:ind w:left="360"/>
-      </w:pPr>
-      <w:r>
-        <w:rPr>
-          <w:rFonts w:ascii="Calibri" w:cs="Calibri" w:eastAsia="Calibri" w:hAnsi="Calibri"/>
-          <w:color w:val="777777"/>
-          <w:sz w:val="18"/>
-          <w:szCs w:val="18"/>
-        </w:rPr>
-        <w:t xml:space="preserve">Reviewer:  ☐ Approve   ☐ Edit   ☐ Remove   Notes: ______________________________</w:t>
-      </w:r>
+    <w:tbl>
+      <w:tblPr>
+        <w:tblW w:type="dxa" w:w="9480"/>
+        <w:tblInd w:type="dxa" w:w="360"/>
+        <w:tblBorders>
+          <w:top w:val="single" w:color="auto" w:sz="4"/>
+          <w:left w:val="single" w:color="auto" w:sz="4"/>
+          <w:bottom w:val="single" w:color="auto" w:sz="4"/>
+          <w:right w:val="single" w:color="auto" w:sz="4"/>
+          <w:insideH w:val="single" w:color="auto" w:sz="4"/>
+          <w:insideV w:val="single" w:color="auto" w:sz="4"/>
+        </w:tblBorders>
+      </w:tblPr>
+      <w:tblGrid>
+        <w:gridCol w:w="3700"/>
+        <w:gridCol w:w="5780"/>
+      </w:tblGrid>
+      <w:tr>
+        <w:trPr>
+          <w:cantSplit/>
+        </w:trPr>
+        <w:tc>
+          <w:tcPr>
+            <w:tcW w:type="dxa" w:w="3700"/>
+            <w:tcBorders>
+              <w:top w:val="single" w:color="BBBBBB" w:sz="4"/>
+              <w:left w:val="single" w:color="BBBBBB" w:sz="4"/>
+              <w:bottom w:val="single" w:color="BBBBBB" w:sz="4"/>
+              <w:right w:val="single" w:color="BBBBBB" w:sz="4"/>
+            </w:tcBorders>
+            <w:shd w:fill="F5F3EF" w:color="auto" w:val="clear"/>
+            <w:tcMar>
+              <w:top w:type="dxa" w:w="80"/>
+              <w:left w:type="dxa" w:w="120"/>
+              <w:bottom w:type="dxa" w:w="80"/>
+              <w:right w:type="dxa" w:w="120"/>
+            </w:tcMar>
+            <w:vAlign w:val="top"/>
+          </w:tcPr>
+          <w:p>
+            <w:pPr>
+              <w:spacing w:after="40"/>
+            </w:pPr>
+            <w:r>
+              <w:rPr>
+                <w:rFonts w:ascii="Calibri" w:cs="Calibri" w:eastAsia="Calibri" w:hAnsi="Calibri"/>
+                <w:b/>
+                <w:bCs/>
+                <w:color w:val="555555"/>
+                <w:sz w:val="18"/>
+                <w:szCs w:val="18"/>
+              </w:rPr>
+              <w:t xml:space="preserve">Reviewer decision</w:t>
+            </w:r>
+          </w:p>
+          <w:p>
+            <w:sdt>
+              <w:sdtPr>
+                <w14:checkbox>
+                  <w14:checked w14:val="0"/>
+                  <w14:checkedState w14:val="2612" w14:font="Segoe UI Symbol"/>
+                  <w14:uncheckedState w14:val="2610" w14:font="Segoe UI Symbol"/>
+                </w14:checkbox>
+              </w:sdtPr>
+              <w:sdtContent>
+                <w:r>
+                  <w:sym w:char="2610" w:font="Segoe UI Symbol"/>
+                </w:r>
+              </w:sdtContent>
+            </w:sdt>
+            <w:r>
+              <w:rPr>
+                <w:rFonts w:ascii="Calibri" w:cs="Calibri" w:eastAsia="Calibri" w:hAnsi="Calibri"/>
+                <w:sz w:val="20"/>
+                <w:szCs w:val="20"/>
+              </w:rPr>
+              <w:t xml:space="preserve"> Approve   </w:t>
+            </w:r>
+            <w:sdt>
+              <w:sdtPr>
+                <w14:checkbox>
+                  <w14:checked w14:val="0"/>
+                  <w14:checkedState w14:val="2612" w14:font="Segoe UI Symbol"/>
+                  <w14:uncheckedState w14:val="2610" w14:font="Segoe UI Symbol"/>
+                </w14:checkbox>
+              </w:sdtPr>
+              <w:sdtContent>
+                <w:r>
+                  <w:sym w:char="2610" w:font="Segoe UI Symbol"/>
+                </w:r>
+              </w:sdtContent>
+            </w:sdt>
+            <w:r>
+              <w:rPr>
+                <w:rFonts w:ascii="Calibri" w:cs="Calibri" w:eastAsia="Calibri" w:hAnsi="Calibri"/>
+                <w:sz w:val="20"/>
+                <w:szCs w:val="20"/>
+              </w:rPr>
+              <w:t xml:space="preserve"> Edit   </w:t>
+            </w:r>
+            <w:sdt>
+              <w:sdtPr>
+                <w14:checkbox>
+                  <w14:checked w14:val="0"/>
+                  <w14:checkedState w14:val="2612" w14:font="Segoe UI Symbol"/>
+                  <w14:uncheckedState w14:val="2610" w14:font="Segoe UI Symbol"/>
+                </w14:checkbox>
+              </w:sdtPr>
+              <w:sdtContent>
+                <w:r>
+                  <w:sym w:char="2610" w:font="Segoe UI Symbol"/>
+                </w:r>
+              </w:sdtContent>
+            </w:sdt>
+            <w:r>
+              <w:rPr>
+                <w:rFonts w:ascii="Calibri" w:cs="Calibri" w:eastAsia="Calibri" w:hAnsi="Calibri"/>
+                <w:sz w:val="20"/>
+                <w:szCs w:val="20"/>
+              </w:rPr>
+              <w:t xml:space="preserve"> Remove   </w:t>
+            </w:r>
+          </w:p>
+        </w:tc>
+        <w:tc>
+          <w:tcPr>
+            <w:tcW w:type="dxa" w:w="5780"/>
+            <w:tcBorders>
+              <w:top w:val="single" w:color="BBBBBB" w:sz="4"/>
+              <w:left w:val="single" w:color="BBBBBB" w:sz="4"/>
+              <w:bottom w:val="single" w:color="BBBBBB" w:sz="4"/>
+              <w:right w:val="single" w:color="BBBBBB" w:sz="4"/>
+            </w:tcBorders>
+            <w:tcMar>
+              <w:top w:type="dxa" w:w="80"/>
+              <w:left w:type="dxa" w:w="120"/>
+              <w:bottom w:type="dxa" w:w="80"/>
+              <w:right w:type="dxa" w:w="120"/>
+            </w:tcMar>
+          </w:tcPr>
+          <w:p>
+            <w:pPr>
+              <w:spacing w:after="40"/>
+            </w:pPr>
+            <w:r>
+              <w:rPr>
+                <w:rFonts w:ascii="Calibri" w:cs="Calibri" w:eastAsia="Calibri" w:hAnsi="Calibri"/>
+                <w:b/>
+                <w:bCs/>
+                <w:color w:val="555555"/>
+                <w:sz w:val="18"/>
+                <w:szCs w:val="18"/>
+              </w:rPr>
+              <w:t xml:space="preserve">Notes (click below to type)</w:t>
+            </w:r>
+          </w:p>
+          <w:p>
+            <w:r>
+              <w:rPr>
+                <w:rFonts w:ascii="Calibri" w:cs="Calibri" w:eastAsia="Calibri" w:hAnsi="Calibri"/>
+                <w:sz w:val="20"/>
+                <w:szCs w:val="20"/>
+              </w:rPr>
+              <w:t xml:space="preserve"/>
+            </w:r>
+          </w:p>
+        </w:tc>
+      </w:tr>
+    </w:tbl>
+    <w:p>
+      <w:pPr>
+        <w:spacing w:after="80"/>
+      </w:pPr>
     </w:p>
     <w:p>
       <w:pPr>
@@ -2036,20 +4262,179 @@
         <w:t xml:space="preserve">In your department's shared drive</w:t>
       </w:r>
     </w:p>
-    <w:p>
-      <w:pPr>
-        <w:spacing w:after="120"/>
-        <w:ind w:left="360"/>
-      </w:pPr>
-      <w:r>
-        <w:rPr>
-          <w:rFonts w:ascii="Calibri" w:cs="Calibri" w:eastAsia="Calibri" w:hAnsi="Calibri"/>
-          <w:color w:val="777777"/>
-          <w:sz w:val="18"/>
-          <w:szCs w:val="18"/>
-        </w:rPr>
-        <w:t xml:space="preserve">Reviewer:  ☐ Approve   ☐ Edit   ☐ Remove   Notes: ______________________________</w:t>
-      </w:r>
+    <w:tbl>
+      <w:tblPr>
+        <w:tblW w:type="dxa" w:w="9480"/>
+        <w:tblInd w:type="dxa" w:w="360"/>
+        <w:tblBorders>
+          <w:top w:val="single" w:color="auto" w:sz="4"/>
+          <w:left w:val="single" w:color="auto" w:sz="4"/>
+          <w:bottom w:val="single" w:color="auto" w:sz="4"/>
+          <w:right w:val="single" w:color="auto" w:sz="4"/>
+          <w:insideH w:val="single" w:color="auto" w:sz="4"/>
+          <w:insideV w:val="single" w:color="auto" w:sz="4"/>
+        </w:tblBorders>
+      </w:tblPr>
+      <w:tblGrid>
+        <w:gridCol w:w="3700"/>
+        <w:gridCol w:w="5780"/>
+      </w:tblGrid>
+      <w:tr>
+        <w:trPr>
+          <w:cantSplit/>
+        </w:trPr>
+        <w:tc>
+          <w:tcPr>
+            <w:tcW w:type="dxa" w:w="3700"/>
+            <w:tcBorders>
+              <w:top w:val="single" w:color="BBBBBB" w:sz="4"/>
+              <w:left w:val="single" w:color="BBBBBB" w:sz="4"/>
+              <w:bottom w:val="single" w:color="BBBBBB" w:sz="4"/>
+              <w:right w:val="single" w:color="BBBBBB" w:sz="4"/>
+            </w:tcBorders>
+            <w:shd w:fill="F5F3EF" w:color="auto" w:val="clear"/>
+            <w:tcMar>
+              <w:top w:type="dxa" w:w="80"/>
+              <w:left w:type="dxa" w:w="120"/>
+              <w:bottom w:type="dxa" w:w="80"/>
+              <w:right w:type="dxa" w:w="120"/>
+            </w:tcMar>
+            <w:vAlign w:val="top"/>
+          </w:tcPr>
+          <w:p>
+            <w:pPr>
+              <w:spacing w:after="40"/>
+            </w:pPr>
+            <w:r>
+              <w:rPr>
+                <w:rFonts w:ascii="Calibri" w:cs="Calibri" w:eastAsia="Calibri" w:hAnsi="Calibri"/>
+                <w:b/>
+                <w:bCs/>
+                <w:color w:val="555555"/>
+                <w:sz w:val="18"/>
+                <w:szCs w:val="18"/>
+              </w:rPr>
+              <w:t xml:space="preserve">Reviewer decision</w:t>
+            </w:r>
+          </w:p>
+          <w:p>
+            <w:sdt>
+              <w:sdtPr>
+                <w14:checkbox>
+                  <w14:checked w14:val="0"/>
+                  <w14:checkedState w14:val="2612" w14:font="Segoe UI Symbol"/>
+                  <w14:uncheckedState w14:val="2610" w14:font="Segoe UI Symbol"/>
+                </w14:checkbox>
+              </w:sdtPr>
+              <w:sdtContent>
+                <w:r>
+                  <w:sym w:char="2610" w:font="Segoe UI Symbol"/>
+                </w:r>
+              </w:sdtContent>
+            </w:sdt>
+            <w:r>
+              <w:rPr>
+                <w:rFonts w:ascii="Calibri" w:cs="Calibri" w:eastAsia="Calibri" w:hAnsi="Calibri"/>
+                <w:sz w:val="20"/>
+                <w:szCs w:val="20"/>
+              </w:rPr>
+              <w:t xml:space="preserve"> Approve   </w:t>
+            </w:r>
+            <w:sdt>
+              <w:sdtPr>
+                <w14:checkbox>
+                  <w14:checked w14:val="0"/>
+                  <w14:checkedState w14:val="2612" w14:font="Segoe UI Symbol"/>
+                  <w14:uncheckedState w14:val="2610" w14:font="Segoe UI Symbol"/>
+                </w14:checkbox>
+              </w:sdtPr>
+              <w:sdtContent>
+                <w:r>
+                  <w:sym w:char="2610" w:font="Segoe UI Symbol"/>
+                </w:r>
+              </w:sdtContent>
+            </w:sdt>
+            <w:r>
+              <w:rPr>
+                <w:rFonts w:ascii="Calibri" w:cs="Calibri" w:eastAsia="Calibri" w:hAnsi="Calibri"/>
+                <w:sz w:val="20"/>
+                <w:szCs w:val="20"/>
+              </w:rPr>
+              <w:t xml:space="preserve"> Edit   </w:t>
+            </w:r>
+            <w:sdt>
+              <w:sdtPr>
+                <w14:checkbox>
+                  <w14:checked w14:val="0"/>
+                  <w14:checkedState w14:val="2612" w14:font="Segoe UI Symbol"/>
+                  <w14:uncheckedState w14:val="2610" w14:font="Segoe UI Symbol"/>
+                </w14:checkbox>
+              </w:sdtPr>
+              <w:sdtContent>
+                <w:r>
+                  <w:sym w:char="2610" w:font="Segoe UI Symbol"/>
+                </w:r>
+              </w:sdtContent>
+            </w:sdt>
+            <w:r>
+              <w:rPr>
+                <w:rFonts w:ascii="Calibri" w:cs="Calibri" w:eastAsia="Calibri" w:hAnsi="Calibri"/>
+                <w:sz w:val="20"/>
+                <w:szCs w:val="20"/>
+              </w:rPr>
+              <w:t xml:space="preserve"> Remove   </w:t>
+            </w:r>
+          </w:p>
+        </w:tc>
+        <w:tc>
+          <w:tcPr>
+            <w:tcW w:type="dxa" w:w="5780"/>
+            <w:tcBorders>
+              <w:top w:val="single" w:color="BBBBBB" w:sz="4"/>
+              <w:left w:val="single" w:color="BBBBBB" w:sz="4"/>
+              <w:bottom w:val="single" w:color="BBBBBB" w:sz="4"/>
+              <w:right w:val="single" w:color="BBBBBB" w:sz="4"/>
+            </w:tcBorders>
+            <w:tcMar>
+              <w:top w:type="dxa" w:w="80"/>
+              <w:left w:type="dxa" w:w="120"/>
+              <w:bottom w:type="dxa" w:w="80"/>
+              <w:right w:type="dxa" w:w="120"/>
+            </w:tcMar>
+          </w:tcPr>
+          <w:p>
+            <w:pPr>
+              <w:spacing w:after="40"/>
+            </w:pPr>
+            <w:r>
+              <w:rPr>
+                <w:rFonts w:ascii="Calibri" w:cs="Calibri" w:eastAsia="Calibri" w:hAnsi="Calibri"/>
+                <w:b/>
+                <w:bCs/>
+                <w:color w:val="555555"/>
+                <w:sz w:val="18"/>
+                <w:szCs w:val="18"/>
+              </w:rPr>
+              <w:t xml:space="preserve">Notes (click below to type)</w:t>
+            </w:r>
+          </w:p>
+          <w:p>
+            <w:r>
+              <w:rPr>
+                <w:rFonts w:ascii="Calibri" w:cs="Calibri" w:eastAsia="Calibri" w:hAnsi="Calibri"/>
+                <w:sz w:val="20"/>
+                <w:szCs w:val="20"/>
+              </w:rPr>
+              <w:t xml:space="preserve"/>
+            </w:r>
+          </w:p>
+        </w:tc>
+      </w:tr>
+    </w:tbl>
+    <w:p>
+      <w:pPr>
+        <w:spacing w:after="80"/>
+      </w:pPr>
     </w:p>
     <w:p>
       <w:pPr>
@@ -2154,20 +4539,179 @@
         <w:t xml:space="preserve">A payroll transaction</w:t>
       </w:r>
     </w:p>
-    <w:p>
-      <w:pPr>
-        <w:spacing w:after="120"/>
-        <w:ind w:left="360"/>
-      </w:pPr>
-      <w:r>
-        <w:rPr>
-          <w:rFonts w:ascii="Calibri" w:cs="Calibri" w:eastAsia="Calibri" w:hAnsi="Calibri"/>
-          <w:color w:val="777777"/>
-          <w:sz w:val="18"/>
-          <w:szCs w:val="18"/>
-        </w:rPr>
-        <w:t xml:space="preserve">Reviewer:  ☐ Approve   ☐ Edit   ☐ Remove   Notes: ______________________________</w:t>
-      </w:r>
+    <w:tbl>
+      <w:tblPr>
+        <w:tblW w:type="dxa" w:w="9480"/>
+        <w:tblInd w:type="dxa" w:w="360"/>
+        <w:tblBorders>
+          <w:top w:val="single" w:color="auto" w:sz="4"/>
+          <w:left w:val="single" w:color="auto" w:sz="4"/>
+          <w:bottom w:val="single" w:color="auto" w:sz="4"/>
+          <w:right w:val="single" w:color="auto" w:sz="4"/>
+          <w:insideH w:val="single" w:color="auto" w:sz="4"/>
+          <w:insideV w:val="single" w:color="auto" w:sz="4"/>
+        </w:tblBorders>
+      </w:tblPr>
+      <w:tblGrid>
+        <w:gridCol w:w="3700"/>
+        <w:gridCol w:w="5780"/>
+      </w:tblGrid>
+      <w:tr>
+        <w:trPr>
+          <w:cantSplit/>
+        </w:trPr>
+        <w:tc>
+          <w:tcPr>
+            <w:tcW w:type="dxa" w:w="3700"/>
+            <w:tcBorders>
+              <w:top w:val="single" w:color="BBBBBB" w:sz="4"/>
+              <w:left w:val="single" w:color="BBBBBB" w:sz="4"/>
+              <w:bottom w:val="single" w:color="BBBBBB" w:sz="4"/>
+              <w:right w:val="single" w:color="BBBBBB" w:sz="4"/>
+            </w:tcBorders>
+            <w:shd w:fill="F5F3EF" w:color="auto" w:val="clear"/>
+            <w:tcMar>
+              <w:top w:type="dxa" w:w="80"/>
+              <w:left w:type="dxa" w:w="120"/>
+              <w:bottom w:type="dxa" w:w="80"/>
+              <w:right w:type="dxa" w:w="120"/>
+            </w:tcMar>
+            <w:vAlign w:val="top"/>
+          </w:tcPr>
+          <w:p>
+            <w:pPr>
+              <w:spacing w:after="40"/>
+            </w:pPr>
+            <w:r>
+              <w:rPr>
+                <w:rFonts w:ascii="Calibri" w:cs="Calibri" w:eastAsia="Calibri" w:hAnsi="Calibri"/>
+                <w:b/>
+                <w:bCs/>
+                <w:color w:val="555555"/>
+                <w:sz w:val="18"/>
+                <w:szCs w:val="18"/>
+              </w:rPr>
+              <w:t xml:space="preserve">Reviewer decision</w:t>
+            </w:r>
+          </w:p>
+          <w:p>
+            <w:sdt>
+              <w:sdtPr>
+                <w14:checkbox>
+                  <w14:checked w14:val="0"/>
+                  <w14:checkedState w14:val="2612" w14:font="Segoe UI Symbol"/>
+                  <w14:uncheckedState w14:val="2610" w14:font="Segoe UI Symbol"/>
+                </w14:checkbox>
+              </w:sdtPr>
+              <w:sdtContent>
+                <w:r>
+                  <w:sym w:char="2610" w:font="Segoe UI Symbol"/>
+                </w:r>
+              </w:sdtContent>
+            </w:sdt>
+            <w:r>
+              <w:rPr>
+                <w:rFonts w:ascii="Calibri" w:cs="Calibri" w:eastAsia="Calibri" w:hAnsi="Calibri"/>
+                <w:sz w:val="20"/>
+                <w:szCs w:val="20"/>
+              </w:rPr>
+              <w:t xml:space="preserve"> Approve   </w:t>
+            </w:r>
+            <w:sdt>
+              <w:sdtPr>
+                <w14:checkbox>
+                  <w14:checked w14:val="0"/>
+                  <w14:checkedState w14:val="2612" w14:font="Segoe UI Symbol"/>
+                  <w14:uncheckedState w14:val="2610" w14:font="Segoe UI Symbol"/>
+                </w14:checkbox>
+              </w:sdtPr>
+              <w:sdtContent>
+                <w:r>
+                  <w:sym w:char="2610" w:font="Segoe UI Symbol"/>
+                </w:r>
+              </w:sdtContent>
+            </w:sdt>
+            <w:r>
+              <w:rPr>
+                <w:rFonts w:ascii="Calibri" w:cs="Calibri" w:eastAsia="Calibri" w:hAnsi="Calibri"/>
+                <w:sz w:val="20"/>
+                <w:szCs w:val="20"/>
+              </w:rPr>
+              <w:t xml:space="preserve"> Edit   </w:t>
+            </w:r>
+            <w:sdt>
+              <w:sdtPr>
+                <w14:checkbox>
+                  <w14:checked w14:val="0"/>
+                  <w14:checkedState w14:val="2612" w14:font="Segoe UI Symbol"/>
+                  <w14:uncheckedState w14:val="2610" w14:font="Segoe UI Symbol"/>
+                </w14:checkbox>
+              </w:sdtPr>
+              <w:sdtContent>
+                <w:r>
+                  <w:sym w:char="2610" w:font="Segoe UI Symbol"/>
+                </w:r>
+              </w:sdtContent>
+            </w:sdt>
+            <w:r>
+              <w:rPr>
+                <w:rFonts w:ascii="Calibri" w:cs="Calibri" w:eastAsia="Calibri" w:hAnsi="Calibri"/>
+                <w:sz w:val="20"/>
+                <w:szCs w:val="20"/>
+              </w:rPr>
+              <w:t xml:space="preserve"> Remove   </w:t>
+            </w:r>
+          </w:p>
+        </w:tc>
+        <w:tc>
+          <w:tcPr>
+            <w:tcW w:type="dxa" w:w="5780"/>
+            <w:tcBorders>
+              <w:top w:val="single" w:color="BBBBBB" w:sz="4"/>
+              <w:left w:val="single" w:color="BBBBBB" w:sz="4"/>
+              <w:bottom w:val="single" w:color="BBBBBB" w:sz="4"/>
+              <w:right w:val="single" w:color="BBBBBB" w:sz="4"/>
+            </w:tcBorders>
+            <w:tcMar>
+              <w:top w:type="dxa" w:w="80"/>
+              <w:left w:type="dxa" w:w="120"/>
+              <w:bottom w:type="dxa" w:w="80"/>
+              <w:right w:type="dxa" w:w="120"/>
+            </w:tcMar>
+          </w:tcPr>
+          <w:p>
+            <w:pPr>
+              <w:spacing w:after="40"/>
+            </w:pPr>
+            <w:r>
+              <w:rPr>
+                <w:rFonts w:ascii="Calibri" w:cs="Calibri" w:eastAsia="Calibri" w:hAnsi="Calibri"/>
+                <w:b/>
+                <w:bCs/>
+                <w:color w:val="555555"/>
+                <w:sz w:val="18"/>
+                <w:szCs w:val="18"/>
+              </w:rPr>
+              <w:t xml:space="preserve">Notes (click below to type)</w:t>
+            </w:r>
+          </w:p>
+          <w:p>
+            <w:r>
+              <w:rPr>
+                <w:rFonts w:ascii="Calibri" w:cs="Calibri" w:eastAsia="Calibri" w:hAnsi="Calibri"/>
+                <w:sz w:val="20"/>
+                <w:szCs w:val="20"/>
+              </w:rPr>
+              <w:t xml:space="preserve"/>
+            </w:r>
+          </w:p>
+        </w:tc>
+      </w:tr>
+    </w:tbl>
+    <w:p>
+      <w:pPr>
+        <w:spacing w:after="80"/>
+      </w:pPr>
     </w:p>
     <w:p>
       <w:pPr>
@@ -2334,20 +4878,179 @@
         <w:t xml:space="preserve">Every transaction's status shows under the notifications bell.</w:t>
       </w:r>
     </w:p>
-    <w:p>
-      <w:pPr>
-        <w:spacing w:after="120"/>
-        <w:ind w:left="360"/>
-      </w:pPr>
-      <w:r>
-        <w:rPr>
-          <w:rFonts w:ascii="Calibri" w:cs="Calibri" w:eastAsia="Calibri" w:hAnsi="Calibri"/>
-          <w:color w:val="777777"/>
-          <w:sz w:val="18"/>
-          <w:szCs w:val="18"/>
-        </w:rPr>
-        <w:t xml:space="preserve">Reviewer:  ☐ Approve   ☐ Edit   ☐ Remove   Notes: ______________________________</w:t>
-      </w:r>
+    <w:tbl>
+      <w:tblPr>
+        <w:tblW w:type="dxa" w:w="9480"/>
+        <w:tblInd w:type="dxa" w:w="360"/>
+        <w:tblBorders>
+          <w:top w:val="single" w:color="auto" w:sz="4"/>
+          <w:left w:val="single" w:color="auto" w:sz="4"/>
+          <w:bottom w:val="single" w:color="auto" w:sz="4"/>
+          <w:right w:val="single" w:color="auto" w:sz="4"/>
+          <w:insideH w:val="single" w:color="auto" w:sz="4"/>
+          <w:insideV w:val="single" w:color="auto" w:sz="4"/>
+        </w:tblBorders>
+      </w:tblPr>
+      <w:tblGrid>
+        <w:gridCol w:w="3700"/>
+        <w:gridCol w:w="5780"/>
+      </w:tblGrid>
+      <w:tr>
+        <w:trPr>
+          <w:cantSplit/>
+        </w:trPr>
+        <w:tc>
+          <w:tcPr>
+            <w:tcW w:type="dxa" w:w="3700"/>
+            <w:tcBorders>
+              <w:top w:val="single" w:color="BBBBBB" w:sz="4"/>
+              <w:left w:val="single" w:color="BBBBBB" w:sz="4"/>
+              <w:bottom w:val="single" w:color="BBBBBB" w:sz="4"/>
+              <w:right w:val="single" w:color="BBBBBB" w:sz="4"/>
+            </w:tcBorders>
+            <w:shd w:fill="F5F3EF" w:color="auto" w:val="clear"/>
+            <w:tcMar>
+              <w:top w:type="dxa" w:w="80"/>
+              <w:left w:type="dxa" w:w="120"/>
+              <w:bottom w:type="dxa" w:w="80"/>
+              <w:right w:type="dxa" w:w="120"/>
+            </w:tcMar>
+            <w:vAlign w:val="top"/>
+          </w:tcPr>
+          <w:p>
+            <w:pPr>
+              <w:spacing w:after="40"/>
+            </w:pPr>
+            <w:r>
+              <w:rPr>
+                <w:rFonts w:ascii="Calibri" w:cs="Calibri" w:eastAsia="Calibri" w:hAnsi="Calibri"/>
+                <w:b/>
+                <w:bCs/>
+                <w:color w:val="555555"/>
+                <w:sz w:val="18"/>
+                <w:szCs w:val="18"/>
+              </w:rPr>
+              <w:t xml:space="preserve">Reviewer decision</w:t>
+            </w:r>
+          </w:p>
+          <w:p>
+            <w:sdt>
+              <w:sdtPr>
+                <w14:checkbox>
+                  <w14:checked w14:val="0"/>
+                  <w14:checkedState w14:val="2612" w14:font="Segoe UI Symbol"/>
+                  <w14:uncheckedState w14:val="2610" w14:font="Segoe UI Symbol"/>
+                </w14:checkbox>
+              </w:sdtPr>
+              <w:sdtContent>
+                <w:r>
+                  <w:sym w:char="2610" w:font="Segoe UI Symbol"/>
+                </w:r>
+              </w:sdtContent>
+            </w:sdt>
+            <w:r>
+              <w:rPr>
+                <w:rFonts w:ascii="Calibri" w:cs="Calibri" w:eastAsia="Calibri" w:hAnsi="Calibri"/>
+                <w:sz w:val="20"/>
+                <w:szCs w:val="20"/>
+              </w:rPr>
+              <w:t xml:space="preserve"> Approve   </w:t>
+            </w:r>
+            <w:sdt>
+              <w:sdtPr>
+                <w14:checkbox>
+                  <w14:checked w14:val="0"/>
+                  <w14:checkedState w14:val="2612" w14:font="Segoe UI Symbol"/>
+                  <w14:uncheckedState w14:val="2610" w14:font="Segoe UI Symbol"/>
+                </w14:checkbox>
+              </w:sdtPr>
+              <w:sdtContent>
+                <w:r>
+                  <w:sym w:char="2610" w:font="Segoe UI Symbol"/>
+                </w:r>
+              </w:sdtContent>
+            </w:sdt>
+            <w:r>
+              <w:rPr>
+                <w:rFonts w:ascii="Calibri" w:cs="Calibri" w:eastAsia="Calibri" w:hAnsi="Calibri"/>
+                <w:sz w:val="20"/>
+                <w:szCs w:val="20"/>
+              </w:rPr>
+              <w:t xml:space="preserve"> Edit   </w:t>
+            </w:r>
+            <w:sdt>
+              <w:sdtPr>
+                <w14:checkbox>
+                  <w14:checked w14:val="0"/>
+                  <w14:checkedState w14:val="2612" w14:font="Segoe UI Symbol"/>
+                  <w14:uncheckedState w14:val="2610" w14:font="Segoe UI Symbol"/>
+                </w14:checkbox>
+              </w:sdtPr>
+              <w:sdtContent>
+                <w:r>
+                  <w:sym w:char="2610" w:font="Segoe UI Symbol"/>
+                </w:r>
+              </w:sdtContent>
+            </w:sdt>
+            <w:r>
+              <w:rPr>
+                <w:rFonts w:ascii="Calibri" w:cs="Calibri" w:eastAsia="Calibri" w:hAnsi="Calibri"/>
+                <w:sz w:val="20"/>
+                <w:szCs w:val="20"/>
+              </w:rPr>
+              <w:t xml:space="preserve"> Remove   </w:t>
+            </w:r>
+          </w:p>
+        </w:tc>
+        <w:tc>
+          <w:tcPr>
+            <w:tcW w:type="dxa" w:w="5780"/>
+            <w:tcBorders>
+              <w:top w:val="single" w:color="BBBBBB" w:sz="4"/>
+              <w:left w:val="single" w:color="BBBBBB" w:sz="4"/>
+              <w:bottom w:val="single" w:color="BBBBBB" w:sz="4"/>
+              <w:right w:val="single" w:color="BBBBBB" w:sz="4"/>
+            </w:tcBorders>
+            <w:tcMar>
+              <w:top w:type="dxa" w:w="80"/>
+              <w:left w:type="dxa" w:w="120"/>
+              <w:bottom w:type="dxa" w:w="80"/>
+              <w:right w:type="dxa" w:w="120"/>
+            </w:tcMar>
+          </w:tcPr>
+          <w:p>
+            <w:pPr>
+              <w:spacing w:after="40"/>
+            </w:pPr>
+            <w:r>
+              <w:rPr>
+                <w:rFonts w:ascii="Calibri" w:cs="Calibri" w:eastAsia="Calibri" w:hAnsi="Calibri"/>
+                <w:b/>
+                <w:bCs/>
+                <w:color w:val="555555"/>
+                <w:sz w:val="18"/>
+                <w:szCs w:val="18"/>
+              </w:rPr>
+              <w:t xml:space="preserve">Notes (click below to type)</w:t>
+            </w:r>
+          </w:p>
+          <w:p>
+            <w:r>
+              <w:rPr>
+                <w:rFonts w:ascii="Calibri" w:cs="Calibri" w:eastAsia="Calibri" w:hAnsi="Calibri"/>
+                <w:sz w:val="20"/>
+                <w:szCs w:val="20"/>
+              </w:rPr>
+              <w:t xml:space="preserve"/>
+            </w:r>
+          </w:p>
+        </w:tc>
+      </w:tr>
+    </w:tbl>
+    <w:p>
+      <w:pPr>
+        <w:spacing w:after="80"/>
+      </w:pPr>
     </w:p>
     <w:p>
       <w:pPr>
@@ -2478,20 +5181,179 @@
         <w:t xml:space="preserve">Cutoff is usually the 15th to 18th, and earlier in December. The calendar is the source of truth.</w:t>
       </w:r>
     </w:p>
-    <w:p>
-      <w:pPr>
-        <w:spacing w:after="120"/>
-        <w:ind w:left="360"/>
-      </w:pPr>
-      <w:r>
-        <w:rPr>
-          <w:rFonts w:ascii="Calibri" w:cs="Calibri" w:eastAsia="Calibri" w:hAnsi="Calibri"/>
-          <w:color w:val="777777"/>
-          <w:sz w:val="18"/>
-          <w:szCs w:val="18"/>
-        </w:rPr>
-        <w:t xml:space="preserve">Reviewer:  ☐ Approve   ☐ Edit   ☐ Remove   Notes: ______________________________</w:t>
-      </w:r>
+    <w:tbl>
+      <w:tblPr>
+        <w:tblW w:type="dxa" w:w="9480"/>
+        <w:tblInd w:type="dxa" w:w="360"/>
+        <w:tblBorders>
+          <w:top w:val="single" w:color="auto" w:sz="4"/>
+          <w:left w:val="single" w:color="auto" w:sz="4"/>
+          <w:bottom w:val="single" w:color="auto" w:sz="4"/>
+          <w:right w:val="single" w:color="auto" w:sz="4"/>
+          <w:insideH w:val="single" w:color="auto" w:sz="4"/>
+          <w:insideV w:val="single" w:color="auto" w:sz="4"/>
+        </w:tblBorders>
+      </w:tblPr>
+      <w:tblGrid>
+        <w:gridCol w:w="3700"/>
+        <w:gridCol w:w="5780"/>
+      </w:tblGrid>
+      <w:tr>
+        <w:trPr>
+          <w:cantSplit/>
+        </w:trPr>
+        <w:tc>
+          <w:tcPr>
+            <w:tcW w:type="dxa" w:w="3700"/>
+            <w:tcBorders>
+              <w:top w:val="single" w:color="BBBBBB" w:sz="4"/>
+              <w:left w:val="single" w:color="BBBBBB" w:sz="4"/>
+              <w:bottom w:val="single" w:color="BBBBBB" w:sz="4"/>
+              <w:right w:val="single" w:color="BBBBBB" w:sz="4"/>
+            </w:tcBorders>
+            <w:shd w:fill="F5F3EF" w:color="auto" w:val="clear"/>
+            <w:tcMar>
+              <w:top w:type="dxa" w:w="80"/>
+              <w:left w:type="dxa" w:w="120"/>
+              <w:bottom w:type="dxa" w:w="80"/>
+              <w:right w:type="dxa" w:w="120"/>
+            </w:tcMar>
+            <w:vAlign w:val="top"/>
+          </w:tcPr>
+          <w:p>
+            <w:pPr>
+              <w:spacing w:after="40"/>
+            </w:pPr>
+            <w:r>
+              <w:rPr>
+                <w:rFonts w:ascii="Calibri" w:cs="Calibri" w:eastAsia="Calibri" w:hAnsi="Calibri"/>
+                <w:b/>
+                <w:bCs/>
+                <w:color w:val="555555"/>
+                <w:sz w:val="18"/>
+                <w:szCs w:val="18"/>
+              </w:rPr>
+              <w:t xml:space="preserve">Reviewer decision</w:t>
+            </w:r>
+          </w:p>
+          <w:p>
+            <w:sdt>
+              <w:sdtPr>
+                <w14:checkbox>
+                  <w14:checked w14:val="0"/>
+                  <w14:checkedState w14:val="2612" w14:font="Segoe UI Symbol"/>
+                  <w14:uncheckedState w14:val="2610" w14:font="Segoe UI Symbol"/>
+                </w14:checkbox>
+              </w:sdtPr>
+              <w:sdtContent>
+                <w:r>
+                  <w:sym w:char="2610" w:font="Segoe UI Symbol"/>
+                </w:r>
+              </w:sdtContent>
+            </w:sdt>
+            <w:r>
+              <w:rPr>
+                <w:rFonts w:ascii="Calibri" w:cs="Calibri" w:eastAsia="Calibri" w:hAnsi="Calibri"/>
+                <w:sz w:val="20"/>
+                <w:szCs w:val="20"/>
+              </w:rPr>
+              <w:t xml:space="preserve"> Approve   </w:t>
+            </w:r>
+            <w:sdt>
+              <w:sdtPr>
+                <w14:checkbox>
+                  <w14:checked w14:val="0"/>
+                  <w14:checkedState w14:val="2612" w14:font="Segoe UI Symbol"/>
+                  <w14:uncheckedState w14:val="2610" w14:font="Segoe UI Symbol"/>
+                </w14:checkbox>
+              </w:sdtPr>
+              <w:sdtContent>
+                <w:r>
+                  <w:sym w:char="2610" w:font="Segoe UI Symbol"/>
+                </w:r>
+              </w:sdtContent>
+            </w:sdt>
+            <w:r>
+              <w:rPr>
+                <w:rFonts w:ascii="Calibri" w:cs="Calibri" w:eastAsia="Calibri" w:hAnsi="Calibri"/>
+                <w:sz w:val="20"/>
+                <w:szCs w:val="20"/>
+              </w:rPr>
+              <w:t xml:space="preserve"> Edit   </w:t>
+            </w:r>
+            <w:sdt>
+              <w:sdtPr>
+                <w14:checkbox>
+                  <w14:checked w14:val="0"/>
+                  <w14:checkedState w14:val="2612" w14:font="Segoe UI Symbol"/>
+                  <w14:uncheckedState w14:val="2610" w14:font="Segoe UI Symbol"/>
+                </w14:checkbox>
+              </w:sdtPr>
+              <w:sdtContent>
+                <w:r>
+                  <w:sym w:char="2610" w:font="Segoe UI Symbol"/>
+                </w:r>
+              </w:sdtContent>
+            </w:sdt>
+            <w:r>
+              <w:rPr>
+                <w:rFonts w:ascii="Calibri" w:cs="Calibri" w:eastAsia="Calibri" w:hAnsi="Calibri"/>
+                <w:sz w:val="20"/>
+                <w:szCs w:val="20"/>
+              </w:rPr>
+              <w:t xml:space="preserve"> Remove   </w:t>
+            </w:r>
+          </w:p>
+        </w:tc>
+        <w:tc>
+          <w:tcPr>
+            <w:tcW w:type="dxa" w:w="5780"/>
+            <w:tcBorders>
+              <w:top w:val="single" w:color="BBBBBB" w:sz="4"/>
+              <w:left w:val="single" w:color="BBBBBB" w:sz="4"/>
+              <w:bottom w:val="single" w:color="BBBBBB" w:sz="4"/>
+              <w:right w:val="single" w:color="BBBBBB" w:sz="4"/>
+            </w:tcBorders>
+            <w:tcMar>
+              <w:top w:type="dxa" w:w="80"/>
+              <w:left w:type="dxa" w:w="120"/>
+              <w:bottom w:type="dxa" w:w="80"/>
+              <w:right w:type="dxa" w:w="120"/>
+            </w:tcMar>
+          </w:tcPr>
+          <w:p>
+            <w:pPr>
+              <w:spacing w:after="40"/>
+            </w:pPr>
+            <w:r>
+              <w:rPr>
+                <w:rFonts w:ascii="Calibri" w:cs="Calibri" w:eastAsia="Calibri" w:hAnsi="Calibri"/>
+                <w:b/>
+                <w:bCs/>
+                <w:color w:val="555555"/>
+                <w:sz w:val="18"/>
+                <w:szCs w:val="18"/>
+              </w:rPr>
+              <w:t xml:space="preserve">Notes (click below to type)</w:t>
+            </w:r>
+          </w:p>
+          <w:p>
+            <w:r>
+              <w:rPr>
+                <w:rFonts w:ascii="Calibri" w:cs="Calibri" w:eastAsia="Calibri" w:hAnsi="Calibri"/>
+                <w:sz w:val="20"/>
+                <w:szCs w:val="20"/>
+              </w:rPr>
+              <w:t xml:space="preserve"/>
+            </w:r>
+          </w:p>
+        </w:tc>
+      </w:tr>
+    </w:tbl>
+    <w:p>
+      <w:pPr>
+        <w:spacing w:after="80"/>
+      </w:pPr>
     </w:p>
     <w:p>
       <w:pPr>
@@ -2604,20 +5466,179 @@
         <w:t xml:space="preserve">Use the memo from a similar job</w:t>
       </w:r>
     </w:p>
-    <w:p>
-      <w:pPr>
-        <w:spacing w:after="120"/>
-        <w:ind w:left="360"/>
-      </w:pPr>
-      <w:r>
-        <w:rPr>
-          <w:rFonts w:ascii="Calibri" w:cs="Calibri" w:eastAsia="Calibri" w:hAnsi="Calibri"/>
-          <w:color w:val="777777"/>
-          <w:sz w:val="18"/>
-          <w:szCs w:val="18"/>
-        </w:rPr>
-        <w:t xml:space="preserve">Reviewer:  ☐ Approve   ☐ Edit   ☐ Remove   Notes: ______________________________</w:t>
-      </w:r>
+    <w:tbl>
+      <w:tblPr>
+        <w:tblW w:type="dxa" w:w="9480"/>
+        <w:tblInd w:type="dxa" w:w="360"/>
+        <w:tblBorders>
+          <w:top w:val="single" w:color="auto" w:sz="4"/>
+          <w:left w:val="single" w:color="auto" w:sz="4"/>
+          <w:bottom w:val="single" w:color="auto" w:sz="4"/>
+          <w:right w:val="single" w:color="auto" w:sz="4"/>
+          <w:insideH w:val="single" w:color="auto" w:sz="4"/>
+          <w:insideV w:val="single" w:color="auto" w:sz="4"/>
+        </w:tblBorders>
+      </w:tblPr>
+      <w:tblGrid>
+        <w:gridCol w:w="3700"/>
+        <w:gridCol w:w="5780"/>
+      </w:tblGrid>
+      <w:tr>
+        <w:trPr>
+          <w:cantSplit/>
+        </w:trPr>
+        <w:tc>
+          <w:tcPr>
+            <w:tcW w:type="dxa" w:w="3700"/>
+            <w:tcBorders>
+              <w:top w:val="single" w:color="BBBBBB" w:sz="4"/>
+              <w:left w:val="single" w:color="BBBBBB" w:sz="4"/>
+              <w:bottom w:val="single" w:color="BBBBBB" w:sz="4"/>
+              <w:right w:val="single" w:color="BBBBBB" w:sz="4"/>
+            </w:tcBorders>
+            <w:shd w:fill="F5F3EF" w:color="auto" w:val="clear"/>
+            <w:tcMar>
+              <w:top w:type="dxa" w:w="80"/>
+              <w:left w:type="dxa" w:w="120"/>
+              <w:bottom w:type="dxa" w:w="80"/>
+              <w:right w:type="dxa" w:w="120"/>
+            </w:tcMar>
+            <w:vAlign w:val="top"/>
+          </w:tcPr>
+          <w:p>
+            <w:pPr>
+              <w:spacing w:after="40"/>
+            </w:pPr>
+            <w:r>
+              <w:rPr>
+                <w:rFonts w:ascii="Calibri" w:cs="Calibri" w:eastAsia="Calibri" w:hAnsi="Calibri"/>
+                <w:b/>
+                <w:bCs/>
+                <w:color w:val="555555"/>
+                <w:sz w:val="18"/>
+                <w:szCs w:val="18"/>
+              </w:rPr>
+              <w:t xml:space="preserve">Reviewer decision</w:t>
+            </w:r>
+          </w:p>
+          <w:p>
+            <w:sdt>
+              <w:sdtPr>
+                <w14:checkbox>
+                  <w14:checked w14:val="0"/>
+                  <w14:checkedState w14:val="2612" w14:font="Segoe UI Symbol"/>
+                  <w14:uncheckedState w14:val="2610" w14:font="Segoe UI Symbol"/>
+                </w14:checkbox>
+              </w:sdtPr>
+              <w:sdtContent>
+                <w:r>
+                  <w:sym w:char="2610" w:font="Segoe UI Symbol"/>
+                </w:r>
+              </w:sdtContent>
+            </w:sdt>
+            <w:r>
+              <w:rPr>
+                <w:rFonts w:ascii="Calibri" w:cs="Calibri" w:eastAsia="Calibri" w:hAnsi="Calibri"/>
+                <w:sz w:val="20"/>
+                <w:szCs w:val="20"/>
+              </w:rPr>
+              <w:t xml:space="preserve"> Approve   </w:t>
+            </w:r>
+            <w:sdt>
+              <w:sdtPr>
+                <w14:checkbox>
+                  <w14:checked w14:val="0"/>
+                  <w14:checkedState w14:val="2612" w14:font="Segoe UI Symbol"/>
+                  <w14:uncheckedState w14:val="2610" w14:font="Segoe UI Symbol"/>
+                </w14:checkbox>
+              </w:sdtPr>
+              <w:sdtContent>
+                <w:r>
+                  <w:sym w:char="2610" w:font="Segoe UI Symbol"/>
+                </w:r>
+              </w:sdtContent>
+            </w:sdt>
+            <w:r>
+              <w:rPr>
+                <w:rFonts w:ascii="Calibri" w:cs="Calibri" w:eastAsia="Calibri" w:hAnsi="Calibri"/>
+                <w:sz w:val="20"/>
+                <w:szCs w:val="20"/>
+              </w:rPr>
+              <w:t xml:space="preserve"> Edit   </w:t>
+            </w:r>
+            <w:sdt>
+              <w:sdtPr>
+                <w14:checkbox>
+                  <w14:checked w14:val="0"/>
+                  <w14:checkedState w14:val="2612" w14:font="Segoe UI Symbol"/>
+                  <w14:uncheckedState w14:val="2610" w14:font="Segoe UI Symbol"/>
+                </w14:checkbox>
+              </w:sdtPr>
+              <w:sdtContent>
+                <w:r>
+                  <w:sym w:char="2610" w:font="Segoe UI Symbol"/>
+                </w:r>
+              </w:sdtContent>
+            </w:sdt>
+            <w:r>
+              <w:rPr>
+                <w:rFonts w:ascii="Calibri" w:cs="Calibri" w:eastAsia="Calibri" w:hAnsi="Calibri"/>
+                <w:sz w:val="20"/>
+                <w:szCs w:val="20"/>
+              </w:rPr>
+              <w:t xml:space="preserve"> Remove   </w:t>
+            </w:r>
+          </w:p>
+        </w:tc>
+        <w:tc>
+          <w:tcPr>
+            <w:tcW w:type="dxa" w:w="5780"/>
+            <w:tcBorders>
+              <w:top w:val="single" w:color="BBBBBB" w:sz="4"/>
+              <w:left w:val="single" w:color="BBBBBB" w:sz="4"/>
+              <w:bottom w:val="single" w:color="BBBBBB" w:sz="4"/>
+              <w:right w:val="single" w:color="BBBBBB" w:sz="4"/>
+            </w:tcBorders>
+            <w:tcMar>
+              <w:top w:type="dxa" w:w="80"/>
+              <w:left w:type="dxa" w:w="120"/>
+              <w:bottom w:type="dxa" w:w="80"/>
+              <w:right w:type="dxa" w:w="120"/>
+            </w:tcMar>
+          </w:tcPr>
+          <w:p>
+            <w:pPr>
+              <w:spacing w:after="40"/>
+            </w:pPr>
+            <w:r>
+              <w:rPr>
+                <w:rFonts w:ascii="Calibri" w:cs="Calibri" w:eastAsia="Calibri" w:hAnsi="Calibri"/>
+                <w:b/>
+                <w:bCs/>
+                <w:color w:val="555555"/>
+                <w:sz w:val="18"/>
+                <w:szCs w:val="18"/>
+              </w:rPr>
+              <w:t xml:space="preserve">Notes (click below to type)</w:t>
+            </w:r>
+          </w:p>
+          <w:p>
+            <w:r>
+              <w:rPr>
+                <w:rFonts w:ascii="Calibri" w:cs="Calibri" w:eastAsia="Calibri" w:hAnsi="Calibri"/>
+                <w:sz w:val="20"/>
+                <w:szCs w:val="20"/>
+              </w:rPr>
+              <w:t xml:space="preserve"/>
+            </w:r>
+          </w:p>
+        </w:tc>
+      </w:tr>
+    </w:tbl>
+    <w:p>
+      <w:pPr>
+        <w:spacing w:after="80"/>
+      </w:pPr>
     </w:p>
     <w:p>
       <w:pPr>
@@ -2733,20 +5754,179 @@
         <w:t xml:space="preserve">As a student worker</w:t>
       </w:r>
     </w:p>
-    <w:p>
-      <w:pPr>
-        <w:spacing w:after="120"/>
-        <w:ind w:left="360"/>
-      </w:pPr>
-      <w:r>
-        <w:rPr>
-          <w:rFonts w:ascii="Calibri" w:cs="Calibri" w:eastAsia="Calibri" w:hAnsi="Calibri"/>
-          <w:color w:val="777777"/>
-          <w:sz w:val="18"/>
-          <w:szCs w:val="18"/>
-        </w:rPr>
-        <w:t xml:space="preserve">Reviewer:  ☐ Approve   ☐ Edit   ☐ Remove   Notes: ______________________________</w:t>
-      </w:r>
+    <w:tbl>
+      <w:tblPr>
+        <w:tblW w:type="dxa" w:w="9480"/>
+        <w:tblInd w:type="dxa" w:w="360"/>
+        <w:tblBorders>
+          <w:top w:val="single" w:color="auto" w:sz="4"/>
+          <w:left w:val="single" w:color="auto" w:sz="4"/>
+          <w:bottom w:val="single" w:color="auto" w:sz="4"/>
+          <w:right w:val="single" w:color="auto" w:sz="4"/>
+          <w:insideH w:val="single" w:color="auto" w:sz="4"/>
+          <w:insideV w:val="single" w:color="auto" w:sz="4"/>
+        </w:tblBorders>
+      </w:tblPr>
+      <w:tblGrid>
+        <w:gridCol w:w="3700"/>
+        <w:gridCol w:w="5780"/>
+      </w:tblGrid>
+      <w:tr>
+        <w:trPr>
+          <w:cantSplit/>
+        </w:trPr>
+        <w:tc>
+          <w:tcPr>
+            <w:tcW w:type="dxa" w:w="3700"/>
+            <w:tcBorders>
+              <w:top w:val="single" w:color="BBBBBB" w:sz="4"/>
+              <w:left w:val="single" w:color="BBBBBB" w:sz="4"/>
+              <w:bottom w:val="single" w:color="BBBBBB" w:sz="4"/>
+              <w:right w:val="single" w:color="BBBBBB" w:sz="4"/>
+            </w:tcBorders>
+            <w:shd w:fill="F5F3EF" w:color="auto" w:val="clear"/>
+            <w:tcMar>
+              <w:top w:type="dxa" w:w="80"/>
+              <w:left w:type="dxa" w:w="120"/>
+              <w:bottom w:type="dxa" w:w="80"/>
+              <w:right w:type="dxa" w:w="120"/>
+            </w:tcMar>
+            <w:vAlign w:val="top"/>
+          </w:tcPr>
+          <w:p>
+            <w:pPr>
+              <w:spacing w:after="40"/>
+            </w:pPr>
+            <w:r>
+              <w:rPr>
+                <w:rFonts w:ascii="Calibri" w:cs="Calibri" w:eastAsia="Calibri" w:hAnsi="Calibri"/>
+                <w:b/>
+                <w:bCs/>
+                <w:color w:val="555555"/>
+                <w:sz w:val="18"/>
+                <w:szCs w:val="18"/>
+              </w:rPr>
+              <w:t xml:space="preserve">Reviewer decision</w:t>
+            </w:r>
+          </w:p>
+          <w:p>
+            <w:sdt>
+              <w:sdtPr>
+                <w14:checkbox>
+                  <w14:checked w14:val="0"/>
+                  <w14:checkedState w14:val="2612" w14:font="Segoe UI Symbol"/>
+                  <w14:uncheckedState w14:val="2610" w14:font="Segoe UI Symbol"/>
+                </w14:checkbox>
+              </w:sdtPr>
+              <w:sdtContent>
+                <w:r>
+                  <w:sym w:char="2610" w:font="Segoe UI Symbol"/>
+                </w:r>
+              </w:sdtContent>
+            </w:sdt>
+            <w:r>
+              <w:rPr>
+                <w:rFonts w:ascii="Calibri" w:cs="Calibri" w:eastAsia="Calibri" w:hAnsi="Calibri"/>
+                <w:sz w:val="20"/>
+                <w:szCs w:val="20"/>
+              </w:rPr>
+              <w:t xml:space="preserve"> Approve   </w:t>
+            </w:r>
+            <w:sdt>
+              <w:sdtPr>
+                <w14:checkbox>
+                  <w14:checked w14:val="0"/>
+                  <w14:checkedState w14:val="2612" w14:font="Segoe UI Symbol"/>
+                  <w14:uncheckedState w14:val="2610" w14:font="Segoe UI Symbol"/>
+                </w14:checkbox>
+              </w:sdtPr>
+              <w:sdtContent>
+                <w:r>
+                  <w:sym w:char="2610" w:font="Segoe UI Symbol"/>
+                </w:r>
+              </w:sdtContent>
+            </w:sdt>
+            <w:r>
+              <w:rPr>
+                <w:rFonts w:ascii="Calibri" w:cs="Calibri" w:eastAsia="Calibri" w:hAnsi="Calibri"/>
+                <w:sz w:val="20"/>
+                <w:szCs w:val="20"/>
+              </w:rPr>
+              <w:t xml:space="preserve"> Edit   </w:t>
+            </w:r>
+            <w:sdt>
+              <w:sdtPr>
+                <w14:checkbox>
+                  <w14:checked w14:val="0"/>
+                  <w14:checkedState w14:val="2612" w14:font="Segoe UI Symbol"/>
+                  <w14:uncheckedState w14:val="2610" w14:font="Segoe UI Symbol"/>
+                </w14:checkbox>
+              </w:sdtPr>
+              <w:sdtContent>
+                <w:r>
+                  <w:sym w:char="2610" w:font="Segoe UI Symbol"/>
+                </w:r>
+              </w:sdtContent>
+            </w:sdt>
+            <w:r>
+              <w:rPr>
+                <w:rFonts w:ascii="Calibri" w:cs="Calibri" w:eastAsia="Calibri" w:hAnsi="Calibri"/>
+                <w:sz w:val="20"/>
+                <w:szCs w:val="20"/>
+              </w:rPr>
+              <w:t xml:space="preserve"> Remove   </w:t>
+            </w:r>
+          </w:p>
+        </w:tc>
+        <w:tc>
+          <w:tcPr>
+            <w:tcW w:type="dxa" w:w="5780"/>
+            <w:tcBorders>
+              <w:top w:val="single" w:color="BBBBBB" w:sz="4"/>
+              <w:left w:val="single" w:color="BBBBBB" w:sz="4"/>
+              <w:bottom w:val="single" w:color="BBBBBB" w:sz="4"/>
+              <w:right w:val="single" w:color="BBBBBB" w:sz="4"/>
+            </w:tcBorders>
+            <w:tcMar>
+              <w:top w:type="dxa" w:w="80"/>
+              <w:left w:type="dxa" w:w="120"/>
+              <w:bottom w:type="dxa" w:w="80"/>
+              <w:right w:type="dxa" w:w="120"/>
+            </w:tcMar>
+          </w:tcPr>
+          <w:p>
+            <w:pPr>
+              <w:spacing w:after="40"/>
+            </w:pPr>
+            <w:r>
+              <w:rPr>
+                <w:rFonts w:ascii="Calibri" w:cs="Calibri" w:eastAsia="Calibri" w:hAnsi="Calibri"/>
+                <w:b/>
+                <w:bCs/>
+                <w:color w:val="555555"/>
+                <w:sz w:val="18"/>
+                <w:szCs w:val="18"/>
+              </w:rPr>
+              <w:t xml:space="preserve">Notes (click below to type)</w:t>
+            </w:r>
+          </w:p>
+          <w:p>
+            <w:r>
+              <w:rPr>
+                <w:rFonts w:ascii="Calibri" w:cs="Calibri" w:eastAsia="Calibri" w:hAnsi="Calibri"/>
+                <w:sz w:val="20"/>
+                <w:szCs w:val="20"/>
+              </w:rPr>
+              <w:t xml:space="preserve"/>
+            </w:r>
+          </w:p>
+        </w:tc>
+      </w:tr>
+    </w:tbl>
+    <w:p>
+      <w:pPr>
+        <w:spacing w:after="80"/>
+      </w:pPr>
     </w:p>
     <w:p>
       <w:pPr>
@@ -2885,20 +6065,179 @@
         <w:t xml:space="preserve">Net is take-home and Oracle grosses it up. Amount is gross.</w:t>
       </w:r>
     </w:p>
-    <w:p>
-      <w:pPr>
-        <w:spacing w:after="120"/>
-        <w:ind w:left="360"/>
-      </w:pPr>
-      <w:r>
-        <w:rPr>
-          <w:rFonts w:ascii="Calibri" w:cs="Calibri" w:eastAsia="Calibri" w:hAnsi="Calibri"/>
-          <w:color w:val="777777"/>
-          <w:sz w:val="18"/>
-          <w:szCs w:val="18"/>
-        </w:rPr>
-        <w:t xml:space="preserve">Reviewer:  ☐ Approve   ☐ Edit   ☐ Remove   Notes: ______________________________</w:t>
-      </w:r>
+    <w:tbl>
+      <w:tblPr>
+        <w:tblW w:type="dxa" w:w="9480"/>
+        <w:tblInd w:type="dxa" w:w="360"/>
+        <w:tblBorders>
+          <w:top w:val="single" w:color="auto" w:sz="4"/>
+          <w:left w:val="single" w:color="auto" w:sz="4"/>
+          <w:bottom w:val="single" w:color="auto" w:sz="4"/>
+          <w:right w:val="single" w:color="auto" w:sz="4"/>
+          <w:insideH w:val="single" w:color="auto" w:sz="4"/>
+          <w:insideV w:val="single" w:color="auto" w:sz="4"/>
+        </w:tblBorders>
+      </w:tblPr>
+      <w:tblGrid>
+        <w:gridCol w:w="3700"/>
+        <w:gridCol w:w="5780"/>
+      </w:tblGrid>
+      <w:tr>
+        <w:trPr>
+          <w:cantSplit/>
+        </w:trPr>
+        <w:tc>
+          <w:tcPr>
+            <w:tcW w:type="dxa" w:w="3700"/>
+            <w:tcBorders>
+              <w:top w:val="single" w:color="BBBBBB" w:sz="4"/>
+              <w:left w:val="single" w:color="BBBBBB" w:sz="4"/>
+              <w:bottom w:val="single" w:color="BBBBBB" w:sz="4"/>
+              <w:right w:val="single" w:color="BBBBBB" w:sz="4"/>
+            </w:tcBorders>
+            <w:shd w:fill="F5F3EF" w:color="auto" w:val="clear"/>
+            <w:tcMar>
+              <w:top w:type="dxa" w:w="80"/>
+              <w:left w:type="dxa" w:w="120"/>
+              <w:bottom w:type="dxa" w:w="80"/>
+              <w:right w:type="dxa" w:w="120"/>
+            </w:tcMar>
+            <w:vAlign w:val="top"/>
+          </w:tcPr>
+          <w:p>
+            <w:pPr>
+              <w:spacing w:after="40"/>
+            </w:pPr>
+            <w:r>
+              <w:rPr>
+                <w:rFonts w:ascii="Calibri" w:cs="Calibri" w:eastAsia="Calibri" w:hAnsi="Calibri"/>
+                <w:b/>
+                <w:bCs/>
+                <w:color w:val="555555"/>
+                <w:sz w:val="18"/>
+                <w:szCs w:val="18"/>
+              </w:rPr>
+              <w:t xml:space="preserve">Reviewer decision</w:t>
+            </w:r>
+          </w:p>
+          <w:p>
+            <w:sdt>
+              <w:sdtPr>
+                <w14:checkbox>
+                  <w14:checked w14:val="0"/>
+                  <w14:checkedState w14:val="2612" w14:font="Segoe UI Symbol"/>
+                  <w14:uncheckedState w14:val="2610" w14:font="Segoe UI Symbol"/>
+                </w14:checkbox>
+              </w:sdtPr>
+              <w:sdtContent>
+                <w:r>
+                  <w:sym w:char="2610" w:font="Segoe UI Symbol"/>
+                </w:r>
+              </w:sdtContent>
+            </w:sdt>
+            <w:r>
+              <w:rPr>
+                <w:rFonts w:ascii="Calibri" w:cs="Calibri" w:eastAsia="Calibri" w:hAnsi="Calibri"/>
+                <w:sz w:val="20"/>
+                <w:szCs w:val="20"/>
+              </w:rPr>
+              <w:t xml:space="preserve"> Approve   </w:t>
+            </w:r>
+            <w:sdt>
+              <w:sdtPr>
+                <w14:checkbox>
+                  <w14:checked w14:val="0"/>
+                  <w14:checkedState w14:val="2612" w14:font="Segoe UI Symbol"/>
+                  <w14:uncheckedState w14:val="2610" w14:font="Segoe UI Symbol"/>
+                </w14:checkbox>
+              </w:sdtPr>
+              <w:sdtContent>
+                <w:r>
+                  <w:sym w:char="2610" w:font="Segoe UI Symbol"/>
+                </w:r>
+              </w:sdtContent>
+            </w:sdt>
+            <w:r>
+              <w:rPr>
+                <w:rFonts w:ascii="Calibri" w:cs="Calibri" w:eastAsia="Calibri" w:hAnsi="Calibri"/>
+                <w:sz w:val="20"/>
+                <w:szCs w:val="20"/>
+              </w:rPr>
+              <w:t xml:space="preserve"> Edit   </w:t>
+            </w:r>
+            <w:sdt>
+              <w:sdtPr>
+                <w14:checkbox>
+                  <w14:checked w14:val="0"/>
+                  <w14:checkedState w14:val="2612" w14:font="Segoe UI Symbol"/>
+                  <w14:uncheckedState w14:val="2610" w14:font="Segoe UI Symbol"/>
+                </w14:checkbox>
+              </w:sdtPr>
+              <w:sdtContent>
+                <w:r>
+                  <w:sym w:char="2610" w:font="Segoe UI Symbol"/>
+                </w:r>
+              </w:sdtContent>
+            </w:sdt>
+            <w:r>
+              <w:rPr>
+                <w:rFonts w:ascii="Calibri" w:cs="Calibri" w:eastAsia="Calibri" w:hAnsi="Calibri"/>
+                <w:sz w:val="20"/>
+                <w:szCs w:val="20"/>
+              </w:rPr>
+              <w:t xml:space="preserve"> Remove   </w:t>
+            </w:r>
+          </w:p>
+        </w:tc>
+        <w:tc>
+          <w:tcPr>
+            <w:tcW w:type="dxa" w:w="5780"/>
+            <w:tcBorders>
+              <w:top w:val="single" w:color="BBBBBB" w:sz="4"/>
+              <w:left w:val="single" w:color="BBBBBB" w:sz="4"/>
+              <w:bottom w:val="single" w:color="BBBBBB" w:sz="4"/>
+              <w:right w:val="single" w:color="BBBBBB" w:sz="4"/>
+            </w:tcBorders>
+            <w:tcMar>
+              <w:top w:type="dxa" w:w="80"/>
+              <w:left w:type="dxa" w:w="120"/>
+              <w:bottom w:type="dxa" w:w="80"/>
+              <w:right w:type="dxa" w:w="120"/>
+            </w:tcMar>
+          </w:tcPr>
+          <w:p>
+            <w:pPr>
+              <w:spacing w:after="40"/>
+            </w:pPr>
+            <w:r>
+              <w:rPr>
+                <w:rFonts w:ascii="Calibri" w:cs="Calibri" w:eastAsia="Calibri" w:hAnsi="Calibri"/>
+                <w:b/>
+                <w:bCs/>
+                <w:color w:val="555555"/>
+                <w:sz w:val="18"/>
+                <w:szCs w:val="18"/>
+              </w:rPr>
+              <w:t xml:space="preserve">Notes (click below to type)</w:t>
+            </w:r>
+          </w:p>
+          <w:p>
+            <w:r>
+              <w:rPr>
+                <w:rFonts w:ascii="Calibri" w:cs="Calibri" w:eastAsia="Calibri" w:hAnsi="Calibri"/>
+                <w:sz w:val="20"/>
+                <w:szCs w:val="20"/>
+              </w:rPr>
+              <w:t xml:space="preserve"/>
+            </w:r>
+          </w:p>
+        </w:tc>
+      </w:tr>
+    </w:tbl>
+    <w:p>
+      <w:pPr>
+        <w:spacing w:after="80"/>
+      </w:pPr>
     </w:p>
     <w:p>
       <w:pPr>
@@ -3029,20 +6368,179 @@
         <w:t xml:space="preserve">November's cutoff has passed, so date it for the next payroll month.</w:t>
       </w:r>
     </w:p>
-    <w:p>
-      <w:pPr>
-        <w:spacing w:after="120"/>
-        <w:ind w:left="360"/>
-      </w:pPr>
-      <w:r>
-        <w:rPr>
-          <w:rFonts w:ascii="Calibri" w:cs="Calibri" w:eastAsia="Calibri" w:hAnsi="Calibri"/>
-          <w:color w:val="777777"/>
-          <w:sz w:val="18"/>
-          <w:szCs w:val="18"/>
-        </w:rPr>
-        <w:t xml:space="preserve">Reviewer:  ☐ Approve   ☐ Edit   ☐ Remove   Notes: ______________________________</w:t>
-      </w:r>
+    <w:tbl>
+      <w:tblPr>
+        <w:tblW w:type="dxa" w:w="9480"/>
+        <w:tblInd w:type="dxa" w:w="360"/>
+        <w:tblBorders>
+          <w:top w:val="single" w:color="auto" w:sz="4"/>
+          <w:left w:val="single" w:color="auto" w:sz="4"/>
+          <w:bottom w:val="single" w:color="auto" w:sz="4"/>
+          <w:right w:val="single" w:color="auto" w:sz="4"/>
+          <w:insideH w:val="single" w:color="auto" w:sz="4"/>
+          <w:insideV w:val="single" w:color="auto" w:sz="4"/>
+        </w:tblBorders>
+      </w:tblPr>
+      <w:tblGrid>
+        <w:gridCol w:w="3700"/>
+        <w:gridCol w:w="5780"/>
+      </w:tblGrid>
+      <w:tr>
+        <w:trPr>
+          <w:cantSplit/>
+        </w:trPr>
+        <w:tc>
+          <w:tcPr>
+            <w:tcW w:type="dxa" w:w="3700"/>
+            <w:tcBorders>
+              <w:top w:val="single" w:color="BBBBBB" w:sz="4"/>
+              <w:left w:val="single" w:color="BBBBBB" w:sz="4"/>
+              <w:bottom w:val="single" w:color="BBBBBB" w:sz="4"/>
+              <w:right w:val="single" w:color="BBBBBB" w:sz="4"/>
+            </w:tcBorders>
+            <w:shd w:fill="F5F3EF" w:color="auto" w:val="clear"/>
+            <w:tcMar>
+              <w:top w:type="dxa" w:w="80"/>
+              <w:left w:type="dxa" w:w="120"/>
+              <w:bottom w:type="dxa" w:w="80"/>
+              <w:right w:type="dxa" w:w="120"/>
+            </w:tcMar>
+            <w:vAlign w:val="top"/>
+          </w:tcPr>
+          <w:p>
+            <w:pPr>
+              <w:spacing w:after="40"/>
+            </w:pPr>
+            <w:r>
+              <w:rPr>
+                <w:rFonts w:ascii="Calibri" w:cs="Calibri" w:eastAsia="Calibri" w:hAnsi="Calibri"/>
+                <w:b/>
+                <w:bCs/>
+                <w:color w:val="555555"/>
+                <w:sz w:val="18"/>
+                <w:szCs w:val="18"/>
+              </w:rPr>
+              <w:t xml:space="preserve">Reviewer decision</w:t>
+            </w:r>
+          </w:p>
+          <w:p>
+            <w:sdt>
+              <w:sdtPr>
+                <w14:checkbox>
+                  <w14:checked w14:val="0"/>
+                  <w14:checkedState w14:val="2612" w14:font="Segoe UI Symbol"/>
+                  <w14:uncheckedState w14:val="2610" w14:font="Segoe UI Symbol"/>
+                </w14:checkbox>
+              </w:sdtPr>
+              <w:sdtContent>
+                <w:r>
+                  <w:sym w:char="2610" w:font="Segoe UI Symbol"/>
+                </w:r>
+              </w:sdtContent>
+            </w:sdt>
+            <w:r>
+              <w:rPr>
+                <w:rFonts w:ascii="Calibri" w:cs="Calibri" w:eastAsia="Calibri" w:hAnsi="Calibri"/>
+                <w:sz w:val="20"/>
+                <w:szCs w:val="20"/>
+              </w:rPr>
+              <w:t xml:space="preserve"> Approve   </w:t>
+            </w:r>
+            <w:sdt>
+              <w:sdtPr>
+                <w14:checkbox>
+                  <w14:checked w14:val="0"/>
+                  <w14:checkedState w14:val="2612" w14:font="Segoe UI Symbol"/>
+                  <w14:uncheckedState w14:val="2610" w14:font="Segoe UI Symbol"/>
+                </w14:checkbox>
+              </w:sdtPr>
+              <w:sdtContent>
+                <w:r>
+                  <w:sym w:char="2610" w:font="Segoe UI Symbol"/>
+                </w:r>
+              </w:sdtContent>
+            </w:sdt>
+            <w:r>
+              <w:rPr>
+                <w:rFonts w:ascii="Calibri" w:cs="Calibri" w:eastAsia="Calibri" w:hAnsi="Calibri"/>
+                <w:sz w:val="20"/>
+                <w:szCs w:val="20"/>
+              </w:rPr>
+              <w:t xml:space="preserve"> Edit   </w:t>
+            </w:r>
+            <w:sdt>
+              <w:sdtPr>
+                <w14:checkbox>
+                  <w14:checked w14:val="0"/>
+                  <w14:checkedState w14:val="2612" w14:font="Segoe UI Symbol"/>
+                  <w14:uncheckedState w14:val="2610" w14:font="Segoe UI Symbol"/>
+                </w14:checkbox>
+              </w:sdtPr>
+              <w:sdtContent>
+                <w:r>
+                  <w:sym w:char="2610" w:font="Segoe UI Symbol"/>
+                </w:r>
+              </w:sdtContent>
+            </w:sdt>
+            <w:r>
+              <w:rPr>
+                <w:rFonts w:ascii="Calibri" w:cs="Calibri" w:eastAsia="Calibri" w:hAnsi="Calibri"/>
+                <w:sz w:val="20"/>
+                <w:szCs w:val="20"/>
+              </w:rPr>
+              <w:t xml:space="preserve"> Remove   </w:t>
+            </w:r>
+          </w:p>
+        </w:tc>
+        <w:tc>
+          <w:tcPr>
+            <w:tcW w:type="dxa" w:w="5780"/>
+            <w:tcBorders>
+              <w:top w:val="single" w:color="BBBBBB" w:sz="4"/>
+              <w:left w:val="single" w:color="BBBBBB" w:sz="4"/>
+              <w:bottom w:val="single" w:color="BBBBBB" w:sz="4"/>
+              <w:right w:val="single" w:color="BBBBBB" w:sz="4"/>
+            </w:tcBorders>
+            <w:tcMar>
+              <w:top w:type="dxa" w:w="80"/>
+              <w:left w:type="dxa" w:w="120"/>
+              <w:bottom w:type="dxa" w:w="80"/>
+              <w:right w:type="dxa" w:w="120"/>
+            </w:tcMar>
+          </w:tcPr>
+          <w:p>
+            <w:pPr>
+              <w:spacing w:after="40"/>
+            </w:pPr>
+            <w:r>
+              <w:rPr>
+                <w:rFonts w:ascii="Calibri" w:cs="Calibri" w:eastAsia="Calibri" w:hAnsi="Calibri"/>
+                <w:b/>
+                <w:bCs/>
+                <w:color w:val="555555"/>
+                <w:sz w:val="18"/>
+                <w:szCs w:val="18"/>
+              </w:rPr>
+              <w:t xml:space="preserve">Notes (click below to type)</w:t>
+            </w:r>
+          </w:p>
+          <w:p>
+            <w:r>
+              <w:rPr>
+                <w:rFonts w:ascii="Calibri" w:cs="Calibri" w:eastAsia="Calibri" w:hAnsi="Calibri"/>
+                <w:sz w:val="20"/>
+                <w:szCs w:val="20"/>
+              </w:rPr>
+              <w:t xml:space="preserve"/>
+            </w:r>
+          </w:p>
+        </w:tc>
+      </w:tr>
+    </w:tbl>
+    <w:p>
+      <w:pPr>
+        <w:spacing w:after="80"/>
+      </w:pPr>
     </w:p>
     <w:p>
       <w:pPr>
@@ -3147,20 +6645,179 @@
         <w:t xml:space="preserve">An email to payroll</w:t>
       </w:r>
     </w:p>
-    <w:p>
-      <w:pPr>
-        <w:spacing w:after="120"/>
-        <w:ind w:left="360"/>
-      </w:pPr>
-      <w:r>
-        <w:rPr>
-          <w:rFonts w:ascii="Calibri" w:cs="Calibri" w:eastAsia="Calibri" w:hAnsi="Calibri"/>
-          <w:color w:val="777777"/>
-          <w:sz w:val="18"/>
-          <w:szCs w:val="18"/>
-        </w:rPr>
-        <w:t xml:space="preserve">Reviewer:  ☐ Approve   ☐ Edit   ☐ Remove   Notes: ______________________________</w:t>
-      </w:r>
+    <w:tbl>
+      <w:tblPr>
+        <w:tblW w:type="dxa" w:w="9480"/>
+        <w:tblInd w:type="dxa" w:w="360"/>
+        <w:tblBorders>
+          <w:top w:val="single" w:color="auto" w:sz="4"/>
+          <w:left w:val="single" w:color="auto" w:sz="4"/>
+          <w:bottom w:val="single" w:color="auto" w:sz="4"/>
+          <w:right w:val="single" w:color="auto" w:sz="4"/>
+          <w:insideH w:val="single" w:color="auto" w:sz="4"/>
+          <w:insideV w:val="single" w:color="auto" w:sz="4"/>
+        </w:tblBorders>
+      </w:tblPr>
+      <w:tblGrid>
+        <w:gridCol w:w="3700"/>
+        <w:gridCol w:w="5780"/>
+      </w:tblGrid>
+      <w:tr>
+        <w:trPr>
+          <w:cantSplit/>
+        </w:trPr>
+        <w:tc>
+          <w:tcPr>
+            <w:tcW w:type="dxa" w:w="3700"/>
+            <w:tcBorders>
+              <w:top w:val="single" w:color="BBBBBB" w:sz="4"/>
+              <w:left w:val="single" w:color="BBBBBB" w:sz="4"/>
+              <w:bottom w:val="single" w:color="BBBBBB" w:sz="4"/>
+              <w:right w:val="single" w:color="BBBBBB" w:sz="4"/>
+            </w:tcBorders>
+            <w:shd w:fill="F5F3EF" w:color="auto" w:val="clear"/>
+            <w:tcMar>
+              <w:top w:type="dxa" w:w="80"/>
+              <w:left w:type="dxa" w:w="120"/>
+              <w:bottom w:type="dxa" w:w="80"/>
+              <w:right w:type="dxa" w:w="120"/>
+            </w:tcMar>
+            <w:vAlign w:val="top"/>
+          </w:tcPr>
+          <w:p>
+            <w:pPr>
+              <w:spacing w:after="40"/>
+            </w:pPr>
+            <w:r>
+              <w:rPr>
+                <w:rFonts w:ascii="Calibri" w:cs="Calibri" w:eastAsia="Calibri" w:hAnsi="Calibri"/>
+                <w:b/>
+                <w:bCs/>
+                <w:color w:val="555555"/>
+                <w:sz w:val="18"/>
+                <w:szCs w:val="18"/>
+              </w:rPr>
+              <w:t xml:space="preserve">Reviewer decision</w:t>
+            </w:r>
+          </w:p>
+          <w:p>
+            <w:sdt>
+              <w:sdtPr>
+                <w14:checkbox>
+                  <w14:checked w14:val="0"/>
+                  <w14:checkedState w14:val="2612" w14:font="Segoe UI Symbol"/>
+                  <w14:uncheckedState w14:val="2610" w14:font="Segoe UI Symbol"/>
+                </w14:checkbox>
+              </w:sdtPr>
+              <w:sdtContent>
+                <w:r>
+                  <w:sym w:char="2610" w:font="Segoe UI Symbol"/>
+                </w:r>
+              </w:sdtContent>
+            </w:sdt>
+            <w:r>
+              <w:rPr>
+                <w:rFonts w:ascii="Calibri" w:cs="Calibri" w:eastAsia="Calibri" w:hAnsi="Calibri"/>
+                <w:sz w:val="20"/>
+                <w:szCs w:val="20"/>
+              </w:rPr>
+              <w:t xml:space="preserve"> Approve   </w:t>
+            </w:r>
+            <w:sdt>
+              <w:sdtPr>
+                <w14:checkbox>
+                  <w14:checked w14:val="0"/>
+                  <w14:checkedState w14:val="2612" w14:font="Segoe UI Symbol"/>
+                  <w14:uncheckedState w14:val="2610" w14:font="Segoe UI Symbol"/>
+                </w14:checkbox>
+              </w:sdtPr>
+              <w:sdtContent>
+                <w:r>
+                  <w:sym w:char="2610" w:font="Segoe UI Symbol"/>
+                </w:r>
+              </w:sdtContent>
+            </w:sdt>
+            <w:r>
+              <w:rPr>
+                <w:rFonts w:ascii="Calibri" w:cs="Calibri" w:eastAsia="Calibri" w:hAnsi="Calibri"/>
+                <w:sz w:val="20"/>
+                <w:szCs w:val="20"/>
+              </w:rPr>
+              <w:t xml:space="preserve"> Edit   </w:t>
+            </w:r>
+            <w:sdt>
+              <w:sdtPr>
+                <w14:checkbox>
+                  <w14:checked w14:val="0"/>
+                  <w14:checkedState w14:val="2612" w14:font="Segoe UI Symbol"/>
+                  <w14:uncheckedState w14:val="2610" w14:font="Segoe UI Symbol"/>
+                </w14:checkbox>
+              </w:sdtPr>
+              <w:sdtContent>
+                <w:r>
+                  <w:sym w:char="2610" w:font="Segoe UI Symbol"/>
+                </w:r>
+              </w:sdtContent>
+            </w:sdt>
+            <w:r>
+              <w:rPr>
+                <w:rFonts w:ascii="Calibri" w:cs="Calibri" w:eastAsia="Calibri" w:hAnsi="Calibri"/>
+                <w:sz w:val="20"/>
+                <w:szCs w:val="20"/>
+              </w:rPr>
+              <w:t xml:space="preserve"> Remove   </w:t>
+            </w:r>
+          </w:p>
+        </w:tc>
+        <w:tc>
+          <w:tcPr>
+            <w:tcW w:type="dxa" w:w="5780"/>
+            <w:tcBorders>
+              <w:top w:val="single" w:color="BBBBBB" w:sz="4"/>
+              <w:left w:val="single" w:color="BBBBBB" w:sz="4"/>
+              <w:bottom w:val="single" w:color="BBBBBB" w:sz="4"/>
+              <w:right w:val="single" w:color="BBBBBB" w:sz="4"/>
+            </w:tcBorders>
+            <w:tcMar>
+              <w:top w:type="dxa" w:w="80"/>
+              <w:left w:type="dxa" w:w="120"/>
+              <w:bottom w:type="dxa" w:w="80"/>
+              <w:right w:type="dxa" w:w="120"/>
+            </w:tcMar>
+          </w:tcPr>
+          <w:p>
+            <w:pPr>
+              <w:spacing w:after="40"/>
+            </w:pPr>
+            <w:r>
+              <w:rPr>
+                <w:rFonts w:ascii="Calibri" w:cs="Calibri" w:eastAsia="Calibri" w:hAnsi="Calibri"/>
+                <w:b/>
+                <w:bCs/>
+                <w:color w:val="555555"/>
+                <w:sz w:val="18"/>
+                <w:szCs w:val="18"/>
+              </w:rPr>
+              <w:t xml:space="preserve">Notes (click below to type)</w:t>
+            </w:r>
+          </w:p>
+          <w:p>
+            <w:r>
+              <w:rPr>
+                <w:rFonts w:ascii="Calibri" w:cs="Calibri" w:eastAsia="Calibri" w:hAnsi="Calibri"/>
+                <w:sz w:val="20"/>
+                <w:szCs w:val="20"/>
+              </w:rPr>
+              <w:t xml:space="preserve"/>
+            </w:r>
+          </w:p>
+        </w:tc>
+      </w:tr>
+    </w:tbl>
+    <w:p>
+      <w:pPr>
+        <w:spacing w:after="80"/>
+      </w:pPr>
     </w:p>
     <w:p>
       <w:pPr>
@@ -3265,20 +6922,179 @@
         <w:t xml:space="preserve">You can't enter PTO on a day with punches</w:t>
       </w:r>
     </w:p>
-    <w:p>
-      <w:pPr>
-        <w:spacing w:after="120"/>
-        <w:ind w:left="360"/>
-      </w:pPr>
-      <w:r>
-        <w:rPr>
-          <w:rFonts w:ascii="Calibri" w:cs="Calibri" w:eastAsia="Calibri" w:hAnsi="Calibri"/>
-          <w:color w:val="777777"/>
-          <w:sz w:val="18"/>
-          <w:szCs w:val="18"/>
-        </w:rPr>
-        <w:t xml:space="preserve">Reviewer:  ☐ Approve   ☐ Edit   ☐ Remove   Notes: ______________________________</w:t>
-      </w:r>
+    <w:tbl>
+      <w:tblPr>
+        <w:tblW w:type="dxa" w:w="9480"/>
+        <w:tblInd w:type="dxa" w:w="360"/>
+        <w:tblBorders>
+          <w:top w:val="single" w:color="auto" w:sz="4"/>
+          <w:left w:val="single" w:color="auto" w:sz="4"/>
+          <w:bottom w:val="single" w:color="auto" w:sz="4"/>
+          <w:right w:val="single" w:color="auto" w:sz="4"/>
+          <w:insideH w:val="single" w:color="auto" w:sz="4"/>
+          <w:insideV w:val="single" w:color="auto" w:sz="4"/>
+        </w:tblBorders>
+      </w:tblPr>
+      <w:tblGrid>
+        <w:gridCol w:w="3700"/>
+        <w:gridCol w:w="5780"/>
+      </w:tblGrid>
+      <w:tr>
+        <w:trPr>
+          <w:cantSplit/>
+        </w:trPr>
+        <w:tc>
+          <w:tcPr>
+            <w:tcW w:type="dxa" w:w="3700"/>
+            <w:tcBorders>
+              <w:top w:val="single" w:color="BBBBBB" w:sz="4"/>
+              <w:left w:val="single" w:color="BBBBBB" w:sz="4"/>
+              <w:bottom w:val="single" w:color="BBBBBB" w:sz="4"/>
+              <w:right w:val="single" w:color="BBBBBB" w:sz="4"/>
+            </w:tcBorders>
+            <w:shd w:fill="F5F3EF" w:color="auto" w:val="clear"/>
+            <w:tcMar>
+              <w:top w:type="dxa" w:w="80"/>
+              <w:left w:type="dxa" w:w="120"/>
+              <w:bottom w:type="dxa" w:w="80"/>
+              <w:right w:type="dxa" w:w="120"/>
+            </w:tcMar>
+            <w:vAlign w:val="top"/>
+          </w:tcPr>
+          <w:p>
+            <w:pPr>
+              <w:spacing w:after="40"/>
+            </w:pPr>
+            <w:r>
+              <w:rPr>
+                <w:rFonts w:ascii="Calibri" w:cs="Calibri" w:eastAsia="Calibri" w:hAnsi="Calibri"/>
+                <w:b/>
+                <w:bCs/>
+                <w:color w:val="555555"/>
+                <w:sz w:val="18"/>
+                <w:szCs w:val="18"/>
+              </w:rPr>
+              <w:t xml:space="preserve">Reviewer decision</w:t>
+            </w:r>
+          </w:p>
+          <w:p>
+            <w:sdt>
+              <w:sdtPr>
+                <w14:checkbox>
+                  <w14:checked w14:val="0"/>
+                  <w14:checkedState w14:val="2612" w14:font="Segoe UI Symbol"/>
+                  <w14:uncheckedState w14:val="2610" w14:font="Segoe UI Symbol"/>
+                </w14:checkbox>
+              </w:sdtPr>
+              <w:sdtContent>
+                <w:r>
+                  <w:sym w:char="2610" w:font="Segoe UI Symbol"/>
+                </w:r>
+              </w:sdtContent>
+            </w:sdt>
+            <w:r>
+              <w:rPr>
+                <w:rFonts w:ascii="Calibri" w:cs="Calibri" w:eastAsia="Calibri" w:hAnsi="Calibri"/>
+                <w:sz w:val="20"/>
+                <w:szCs w:val="20"/>
+              </w:rPr>
+              <w:t xml:space="preserve"> Approve   </w:t>
+            </w:r>
+            <w:sdt>
+              <w:sdtPr>
+                <w14:checkbox>
+                  <w14:checked w14:val="0"/>
+                  <w14:checkedState w14:val="2612" w14:font="Segoe UI Symbol"/>
+                  <w14:uncheckedState w14:val="2610" w14:font="Segoe UI Symbol"/>
+                </w14:checkbox>
+              </w:sdtPr>
+              <w:sdtContent>
+                <w:r>
+                  <w:sym w:char="2610" w:font="Segoe UI Symbol"/>
+                </w:r>
+              </w:sdtContent>
+            </w:sdt>
+            <w:r>
+              <w:rPr>
+                <w:rFonts w:ascii="Calibri" w:cs="Calibri" w:eastAsia="Calibri" w:hAnsi="Calibri"/>
+                <w:sz w:val="20"/>
+                <w:szCs w:val="20"/>
+              </w:rPr>
+              <w:t xml:space="preserve"> Edit   </w:t>
+            </w:r>
+            <w:sdt>
+              <w:sdtPr>
+                <w14:checkbox>
+                  <w14:checked w14:val="0"/>
+                  <w14:checkedState w14:val="2612" w14:font="Segoe UI Symbol"/>
+                  <w14:uncheckedState w14:val="2610" w14:font="Segoe UI Symbol"/>
+                </w14:checkbox>
+              </w:sdtPr>
+              <w:sdtContent>
+                <w:r>
+                  <w:sym w:char="2610" w:font="Segoe UI Symbol"/>
+                </w:r>
+              </w:sdtContent>
+            </w:sdt>
+            <w:r>
+              <w:rPr>
+                <w:rFonts w:ascii="Calibri" w:cs="Calibri" w:eastAsia="Calibri" w:hAnsi="Calibri"/>
+                <w:sz w:val="20"/>
+                <w:szCs w:val="20"/>
+              </w:rPr>
+              <w:t xml:space="preserve"> Remove   </w:t>
+            </w:r>
+          </w:p>
+        </w:tc>
+        <w:tc>
+          <w:tcPr>
+            <w:tcW w:type="dxa" w:w="5780"/>
+            <w:tcBorders>
+              <w:top w:val="single" w:color="BBBBBB" w:sz="4"/>
+              <w:left w:val="single" w:color="BBBBBB" w:sz="4"/>
+              <w:bottom w:val="single" w:color="BBBBBB" w:sz="4"/>
+              <w:right w:val="single" w:color="BBBBBB" w:sz="4"/>
+            </w:tcBorders>
+            <w:tcMar>
+              <w:top w:type="dxa" w:w="80"/>
+              <w:left w:type="dxa" w:w="120"/>
+              <w:bottom w:type="dxa" w:w="80"/>
+              <w:right w:type="dxa" w:w="120"/>
+            </w:tcMar>
+          </w:tcPr>
+          <w:p>
+            <w:pPr>
+              <w:spacing w:after="40"/>
+            </w:pPr>
+            <w:r>
+              <w:rPr>
+                <w:rFonts w:ascii="Calibri" w:cs="Calibri" w:eastAsia="Calibri" w:hAnsi="Calibri"/>
+                <w:b/>
+                <w:bCs/>
+                <w:color w:val="555555"/>
+                <w:sz w:val="18"/>
+                <w:szCs w:val="18"/>
+              </w:rPr>
+              <w:t xml:space="preserve">Notes (click below to type)</w:t>
+            </w:r>
+          </w:p>
+          <w:p>
+            <w:r>
+              <w:rPr>
+                <w:rFonts w:ascii="Calibri" w:cs="Calibri" w:eastAsia="Calibri" w:hAnsi="Calibri"/>
+                <w:sz w:val="20"/>
+                <w:szCs w:val="20"/>
+              </w:rPr>
+              <w:t xml:space="preserve"/>
+            </w:r>
+          </w:p>
+        </w:tc>
+      </w:tr>
+    </w:tbl>
+    <w:p>
+      <w:pPr>
+        <w:spacing w:after="80"/>
+      </w:pPr>
     </w:p>
     <w:p>
       <w:pPr>
@@ -3391,20 +7207,179 @@
         <w:t xml:space="preserve">Both Mar 17</w:t>
       </w:r>
     </w:p>
-    <w:p>
-      <w:pPr>
-        <w:spacing w:after="120"/>
-        <w:ind w:left="360"/>
-      </w:pPr>
-      <w:r>
-        <w:rPr>
-          <w:rFonts w:ascii="Calibri" w:cs="Calibri" w:eastAsia="Calibri" w:hAnsi="Calibri"/>
-          <w:color w:val="777777"/>
-          <w:sz w:val="18"/>
-          <w:szCs w:val="18"/>
-        </w:rPr>
-        <w:t xml:space="preserve">Reviewer:  ☐ Approve   ☐ Edit   ☐ Remove   Notes: ______________________________</w:t>
-      </w:r>
+    <w:tbl>
+      <w:tblPr>
+        <w:tblW w:type="dxa" w:w="9480"/>
+        <w:tblInd w:type="dxa" w:w="360"/>
+        <w:tblBorders>
+          <w:top w:val="single" w:color="auto" w:sz="4"/>
+          <w:left w:val="single" w:color="auto" w:sz="4"/>
+          <w:bottom w:val="single" w:color="auto" w:sz="4"/>
+          <w:right w:val="single" w:color="auto" w:sz="4"/>
+          <w:insideH w:val="single" w:color="auto" w:sz="4"/>
+          <w:insideV w:val="single" w:color="auto" w:sz="4"/>
+        </w:tblBorders>
+      </w:tblPr>
+      <w:tblGrid>
+        <w:gridCol w:w="3700"/>
+        <w:gridCol w:w="5780"/>
+      </w:tblGrid>
+      <w:tr>
+        <w:trPr>
+          <w:cantSplit/>
+        </w:trPr>
+        <w:tc>
+          <w:tcPr>
+            <w:tcW w:type="dxa" w:w="3700"/>
+            <w:tcBorders>
+              <w:top w:val="single" w:color="BBBBBB" w:sz="4"/>
+              <w:left w:val="single" w:color="BBBBBB" w:sz="4"/>
+              <w:bottom w:val="single" w:color="BBBBBB" w:sz="4"/>
+              <w:right w:val="single" w:color="BBBBBB" w:sz="4"/>
+            </w:tcBorders>
+            <w:shd w:fill="F5F3EF" w:color="auto" w:val="clear"/>
+            <w:tcMar>
+              <w:top w:type="dxa" w:w="80"/>
+              <w:left w:type="dxa" w:w="120"/>
+              <w:bottom w:type="dxa" w:w="80"/>
+              <w:right w:type="dxa" w:w="120"/>
+            </w:tcMar>
+            <w:vAlign w:val="top"/>
+          </w:tcPr>
+          <w:p>
+            <w:pPr>
+              <w:spacing w:after="40"/>
+            </w:pPr>
+            <w:r>
+              <w:rPr>
+                <w:rFonts w:ascii="Calibri" w:cs="Calibri" w:eastAsia="Calibri" w:hAnsi="Calibri"/>
+                <w:b/>
+                <w:bCs/>
+                <w:color w:val="555555"/>
+                <w:sz w:val="18"/>
+                <w:szCs w:val="18"/>
+              </w:rPr>
+              <w:t xml:space="preserve">Reviewer decision</w:t>
+            </w:r>
+          </w:p>
+          <w:p>
+            <w:sdt>
+              <w:sdtPr>
+                <w14:checkbox>
+                  <w14:checked w14:val="0"/>
+                  <w14:checkedState w14:val="2612" w14:font="Segoe UI Symbol"/>
+                  <w14:uncheckedState w14:val="2610" w14:font="Segoe UI Symbol"/>
+                </w14:checkbox>
+              </w:sdtPr>
+              <w:sdtContent>
+                <w:r>
+                  <w:sym w:char="2610" w:font="Segoe UI Symbol"/>
+                </w:r>
+              </w:sdtContent>
+            </w:sdt>
+            <w:r>
+              <w:rPr>
+                <w:rFonts w:ascii="Calibri" w:cs="Calibri" w:eastAsia="Calibri" w:hAnsi="Calibri"/>
+                <w:sz w:val="20"/>
+                <w:szCs w:val="20"/>
+              </w:rPr>
+              <w:t xml:space="preserve"> Approve   </w:t>
+            </w:r>
+            <w:sdt>
+              <w:sdtPr>
+                <w14:checkbox>
+                  <w14:checked w14:val="0"/>
+                  <w14:checkedState w14:val="2612" w14:font="Segoe UI Symbol"/>
+                  <w14:uncheckedState w14:val="2610" w14:font="Segoe UI Symbol"/>
+                </w14:checkbox>
+              </w:sdtPr>
+              <w:sdtContent>
+                <w:r>
+                  <w:sym w:char="2610" w:font="Segoe UI Symbol"/>
+                </w:r>
+              </w:sdtContent>
+            </w:sdt>
+            <w:r>
+              <w:rPr>
+                <w:rFonts w:ascii="Calibri" w:cs="Calibri" w:eastAsia="Calibri" w:hAnsi="Calibri"/>
+                <w:sz w:val="20"/>
+                <w:szCs w:val="20"/>
+              </w:rPr>
+              <w:t xml:space="preserve"> Edit   </w:t>
+            </w:r>
+            <w:sdt>
+              <w:sdtPr>
+                <w14:checkbox>
+                  <w14:checked w14:val="0"/>
+                  <w14:checkedState w14:val="2612" w14:font="Segoe UI Symbol"/>
+                  <w14:uncheckedState w14:val="2610" w14:font="Segoe UI Symbol"/>
+                </w14:checkbox>
+              </w:sdtPr>
+              <w:sdtContent>
+                <w:r>
+                  <w:sym w:char="2610" w:font="Segoe UI Symbol"/>
+                </w:r>
+              </w:sdtContent>
+            </w:sdt>
+            <w:r>
+              <w:rPr>
+                <w:rFonts w:ascii="Calibri" w:cs="Calibri" w:eastAsia="Calibri" w:hAnsi="Calibri"/>
+                <w:sz w:val="20"/>
+                <w:szCs w:val="20"/>
+              </w:rPr>
+              <w:t xml:space="preserve"> Remove   </w:t>
+            </w:r>
+          </w:p>
+        </w:tc>
+        <w:tc>
+          <w:tcPr>
+            <w:tcW w:type="dxa" w:w="5780"/>
+            <w:tcBorders>
+              <w:top w:val="single" w:color="BBBBBB" w:sz="4"/>
+              <w:left w:val="single" w:color="BBBBBB" w:sz="4"/>
+              <w:bottom w:val="single" w:color="BBBBBB" w:sz="4"/>
+              <w:right w:val="single" w:color="BBBBBB" w:sz="4"/>
+            </w:tcBorders>
+            <w:tcMar>
+              <w:top w:type="dxa" w:w="80"/>
+              <w:left w:type="dxa" w:w="120"/>
+              <w:bottom w:type="dxa" w:w="80"/>
+              <w:right w:type="dxa" w:w="120"/>
+            </w:tcMar>
+          </w:tcPr>
+          <w:p>
+            <w:pPr>
+              <w:spacing w:after="40"/>
+            </w:pPr>
+            <w:r>
+              <w:rPr>
+                <w:rFonts w:ascii="Calibri" w:cs="Calibri" w:eastAsia="Calibri" w:hAnsi="Calibri"/>
+                <w:b/>
+                <w:bCs/>
+                <w:color w:val="555555"/>
+                <w:sz w:val="18"/>
+                <w:szCs w:val="18"/>
+              </w:rPr>
+              <w:t xml:space="preserve">Notes (click below to type)</w:t>
+            </w:r>
+          </w:p>
+          <w:p>
+            <w:r>
+              <w:rPr>
+                <w:rFonts w:ascii="Calibri" w:cs="Calibri" w:eastAsia="Calibri" w:hAnsi="Calibri"/>
+                <w:sz w:val="20"/>
+                <w:szCs w:val="20"/>
+              </w:rPr>
+              <w:t xml:space="preserve"/>
+            </w:r>
+          </w:p>
+        </w:tc>
+      </w:tr>
+    </w:tbl>
+    <w:p>
+      <w:pPr>
+        <w:spacing w:after="80"/>
+      </w:pPr>
     </w:p>
     <w:p>
       <w:pPr>
@@ -3509,20 +7484,179 @@
         <w:t xml:space="preserve">Both Oct 20</w:t>
       </w:r>
     </w:p>
-    <w:p>
-      <w:pPr>
-        <w:spacing w:after="120"/>
-        <w:ind w:left="360"/>
-      </w:pPr>
-      <w:r>
-        <w:rPr>
-          <w:rFonts w:ascii="Calibri" w:cs="Calibri" w:eastAsia="Calibri" w:hAnsi="Calibri"/>
-          <w:color w:val="777777"/>
-          <w:sz w:val="18"/>
-          <w:szCs w:val="18"/>
-        </w:rPr>
-        <w:t xml:space="preserve">Reviewer:  ☐ Approve   ☐ Edit   ☐ Remove   Notes: ______________________________</w:t>
-      </w:r>
+    <w:tbl>
+      <w:tblPr>
+        <w:tblW w:type="dxa" w:w="9480"/>
+        <w:tblInd w:type="dxa" w:w="360"/>
+        <w:tblBorders>
+          <w:top w:val="single" w:color="auto" w:sz="4"/>
+          <w:left w:val="single" w:color="auto" w:sz="4"/>
+          <w:bottom w:val="single" w:color="auto" w:sz="4"/>
+          <w:right w:val="single" w:color="auto" w:sz="4"/>
+          <w:insideH w:val="single" w:color="auto" w:sz="4"/>
+          <w:insideV w:val="single" w:color="auto" w:sz="4"/>
+        </w:tblBorders>
+      </w:tblPr>
+      <w:tblGrid>
+        <w:gridCol w:w="3700"/>
+        <w:gridCol w:w="5780"/>
+      </w:tblGrid>
+      <w:tr>
+        <w:trPr>
+          <w:cantSplit/>
+        </w:trPr>
+        <w:tc>
+          <w:tcPr>
+            <w:tcW w:type="dxa" w:w="3700"/>
+            <w:tcBorders>
+              <w:top w:val="single" w:color="BBBBBB" w:sz="4"/>
+              <w:left w:val="single" w:color="BBBBBB" w:sz="4"/>
+              <w:bottom w:val="single" w:color="BBBBBB" w:sz="4"/>
+              <w:right w:val="single" w:color="BBBBBB" w:sz="4"/>
+            </w:tcBorders>
+            <w:shd w:fill="F5F3EF" w:color="auto" w:val="clear"/>
+            <w:tcMar>
+              <w:top w:type="dxa" w:w="80"/>
+              <w:left w:type="dxa" w:w="120"/>
+              <w:bottom w:type="dxa" w:w="80"/>
+              <w:right w:type="dxa" w:w="120"/>
+            </w:tcMar>
+            <w:vAlign w:val="top"/>
+          </w:tcPr>
+          <w:p>
+            <w:pPr>
+              <w:spacing w:after="40"/>
+            </w:pPr>
+            <w:r>
+              <w:rPr>
+                <w:rFonts w:ascii="Calibri" w:cs="Calibri" w:eastAsia="Calibri" w:hAnsi="Calibri"/>
+                <w:b/>
+                <w:bCs/>
+                <w:color w:val="555555"/>
+                <w:sz w:val="18"/>
+                <w:szCs w:val="18"/>
+              </w:rPr>
+              <w:t xml:space="preserve">Reviewer decision</w:t>
+            </w:r>
+          </w:p>
+          <w:p>
+            <w:sdt>
+              <w:sdtPr>
+                <w14:checkbox>
+                  <w14:checked w14:val="0"/>
+                  <w14:checkedState w14:val="2612" w14:font="Segoe UI Symbol"/>
+                  <w14:uncheckedState w14:val="2610" w14:font="Segoe UI Symbol"/>
+                </w14:checkbox>
+              </w:sdtPr>
+              <w:sdtContent>
+                <w:r>
+                  <w:sym w:char="2610" w:font="Segoe UI Symbol"/>
+                </w:r>
+              </w:sdtContent>
+            </w:sdt>
+            <w:r>
+              <w:rPr>
+                <w:rFonts w:ascii="Calibri" w:cs="Calibri" w:eastAsia="Calibri" w:hAnsi="Calibri"/>
+                <w:sz w:val="20"/>
+                <w:szCs w:val="20"/>
+              </w:rPr>
+              <w:t xml:space="preserve"> Approve   </w:t>
+            </w:r>
+            <w:sdt>
+              <w:sdtPr>
+                <w14:checkbox>
+                  <w14:checked w14:val="0"/>
+                  <w14:checkedState w14:val="2612" w14:font="Segoe UI Symbol"/>
+                  <w14:uncheckedState w14:val="2610" w14:font="Segoe UI Symbol"/>
+                </w14:checkbox>
+              </w:sdtPr>
+              <w:sdtContent>
+                <w:r>
+                  <w:sym w:char="2610" w:font="Segoe UI Symbol"/>
+                </w:r>
+              </w:sdtContent>
+            </w:sdt>
+            <w:r>
+              <w:rPr>
+                <w:rFonts w:ascii="Calibri" w:cs="Calibri" w:eastAsia="Calibri" w:hAnsi="Calibri"/>
+                <w:sz w:val="20"/>
+                <w:szCs w:val="20"/>
+              </w:rPr>
+              <w:t xml:space="preserve"> Edit   </w:t>
+            </w:r>
+            <w:sdt>
+              <w:sdtPr>
+                <w14:checkbox>
+                  <w14:checked w14:val="0"/>
+                  <w14:checkedState w14:val="2612" w14:font="Segoe UI Symbol"/>
+                  <w14:uncheckedState w14:val="2610" w14:font="Segoe UI Symbol"/>
+                </w14:checkbox>
+              </w:sdtPr>
+              <w:sdtContent>
+                <w:r>
+                  <w:sym w:char="2610" w:font="Segoe UI Symbol"/>
+                </w:r>
+              </w:sdtContent>
+            </w:sdt>
+            <w:r>
+              <w:rPr>
+                <w:rFonts w:ascii="Calibri" w:cs="Calibri" w:eastAsia="Calibri" w:hAnsi="Calibri"/>
+                <w:sz w:val="20"/>
+                <w:szCs w:val="20"/>
+              </w:rPr>
+              <w:t xml:space="preserve"> Remove   </w:t>
+            </w:r>
+          </w:p>
+        </w:tc>
+        <w:tc>
+          <w:tcPr>
+            <w:tcW w:type="dxa" w:w="5780"/>
+            <w:tcBorders>
+              <w:top w:val="single" w:color="BBBBBB" w:sz="4"/>
+              <w:left w:val="single" w:color="BBBBBB" w:sz="4"/>
+              <w:bottom w:val="single" w:color="BBBBBB" w:sz="4"/>
+              <w:right w:val="single" w:color="BBBBBB" w:sz="4"/>
+            </w:tcBorders>
+            <w:tcMar>
+              <w:top w:type="dxa" w:w="80"/>
+              <w:left w:type="dxa" w:w="120"/>
+              <w:bottom w:type="dxa" w:w="80"/>
+              <w:right w:type="dxa" w:w="120"/>
+            </w:tcMar>
+          </w:tcPr>
+          <w:p>
+            <w:pPr>
+              <w:spacing w:after="40"/>
+            </w:pPr>
+            <w:r>
+              <w:rPr>
+                <w:rFonts w:ascii="Calibri" w:cs="Calibri" w:eastAsia="Calibri" w:hAnsi="Calibri"/>
+                <w:b/>
+                <w:bCs/>
+                <w:color w:val="555555"/>
+                <w:sz w:val="18"/>
+                <w:szCs w:val="18"/>
+              </w:rPr>
+              <w:t xml:space="preserve">Notes (click below to type)</w:t>
+            </w:r>
+          </w:p>
+          <w:p>
+            <w:r>
+              <w:rPr>
+                <w:rFonts w:ascii="Calibri" w:cs="Calibri" w:eastAsia="Calibri" w:hAnsi="Calibri"/>
+                <w:sz w:val="20"/>
+                <w:szCs w:val="20"/>
+              </w:rPr>
+              <w:t xml:space="preserve"/>
+            </w:r>
+          </w:p>
+        </w:tc>
+      </w:tr>
+    </w:tbl>
+    <w:p>
+      <w:pPr>
+        <w:spacing w:after="80"/>
+      </w:pPr>
     </w:p>
     <w:p>
       <w:pPr>
@@ -3627,20 +7761,179 @@
         <w:t xml:space="preserve">   ✓ Correct</w:t>
       </w:r>
     </w:p>
-    <w:p>
-      <w:pPr>
-        <w:spacing w:after="120"/>
-        <w:ind w:left="360"/>
-      </w:pPr>
-      <w:r>
-        <w:rPr>
-          <w:rFonts w:ascii="Calibri" w:cs="Calibri" w:eastAsia="Calibri" w:hAnsi="Calibri"/>
-          <w:color w:val="777777"/>
-          <w:sz w:val="18"/>
-          <w:szCs w:val="18"/>
-        </w:rPr>
-        <w:t xml:space="preserve">Reviewer:  ☐ Approve   ☐ Edit   ☐ Remove   Notes: ______________________________</w:t>
-      </w:r>
+    <w:tbl>
+      <w:tblPr>
+        <w:tblW w:type="dxa" w:w="9480"/>
+        <w:tblInd w:type="dxa" w:w="360"/>
+        <w:tblBorders>
+          <w:top w:val="single" w:color="auto" w:sz="4"/>
+          <w:left w:val="single" w:color="auto" w:sz="4"/>
+          <w:bottom w:val="single" w:color="auto" w:sz="4"/>
+          <w:right w:val="single" w:color="auto" w:sz="4"/>
+          <w:insideH w:val="single" w:color="auto" w:sz="4"/>
+          <w:insideV w:val="single" w:color="auto" w:sz="4"/>
+        </w:tblBorders>
+      </w:tblPr>
+      <w:tblGrid>
+        <w:gridCol w:w="3700"/>
+        <w:gridCol w:w="5780"/>
+      </w:tblGrid>
+      <w:tr>
+        <w:trPr>
+          <w:cantSplit/>
+        </w:trPr>
+        <w:tc>
+          <w:tcPr>
+            <w:tcW w:type="dxa" w:w="3700"/>
+            <w:tcBorders>
+              <w:top w:val="single" w:color="BBBBBB" w:sz="4"/>
+              <w:left w:val="single" w:color="BBBBBB" w:sz="4"/>
+              <w:bottom w:val="single" w:color="BBBBBB" w:sz="4"/>
+              <w:right w:val="single" w:color="BBBBBB" w:sz="4"/>
+            </w:tcBorders>
+            <w:shd w:fill="F5F3EF" w:color="auto" w:val="clear"/>
+            <w:tcMar>
+              <w:top w:type="dxa" w:w="80"/>
+              <w:left w:type="dxa" w:w="120"/>
+              <w:bottom w:type="dxa" w:w="80"/>
+              <w:right w:type="dxa" w:w="120"/>
+            </w:tcMar>
+            <w:vAlign w:val="top"/>
+          </w:tcPr>
+          <w:p>
+            <w:pPr>
+              <w:spacing w:after="40"/>
+            </w:pPr>
+            <w:r>
+              <w:rPr>
+                <w:rFonts w:ascii="Calibri" w:cs="Calibri" w:eastAsia="Calibri" w:hAnsi="Calibri"/>
+                <w:b/>
+                <w:bCs/>
+                <w:color w:val="555555"/>
+                <w:sz w:val="18"/>
+                <w:szCs w:val="18"/>
+              </w:rPr>
+              <w:t xml:space="preserve">Reviewer decision</w:t>
+            </w:r>
+          </w:p>
+          <w:p>
+            <w:sdt>
+              <w:sdtPr>
+                <w14:checkbox>
+                  <w14:checked w14:val="0"/>
+                  <w14:checkedState w14:val="2612" w14:font="Segoe UI Symbol"/>
+                  <w14:uncheckedState w14:val="2610" w14:font="Segoe UI Symbol"/>
+                </w14:checkbox>
+              </w:sdtPr>
+              <w:sdtContent>
+                <w:r>
+                  <w:sym w:char="2610" w:font="Segoe UI Symbol"/>
+                </w:r>
+              </w:sdtContent>
+            </w:sdt>
+            <w:r>
+              <w:rPr>
+                <w:rFonts w:ascii="Calibri" w:cs="Calibri" w:eastAsia="Calibri" w:hAnsi="Calibri"/>
+                <w:sz w:val="20"/>
+                <w:szCs w:val="20"/>
+              </w:rPr>
+              <w:t xml:space="preserve"> Approve   </w:t>
+            </w:r>
+            <w:sdt>
+              <w:sdtPr>
+                <w14:checkbox>
+                  <w14:checked w14:val="0"/>
+                  <w14:checkedState w14:val="2612" w14:font="Segoe UI Symbol"/>
+                  <w14:uncheckedState w14:val="2610" w14:font="Segoe UI Symbol"/>
+                </w14:checkbox>
+              </w:sdtPr>
+              <w:sdtContent>
+                <w:r>
+                  <w:sym w:char="2610" w:font="Segoe UI Symbol"/>
+                </w:r>
+              </w:sdtContent>
+            </w:sdt>
+            <w:r>
+              <w:rPr>
+                <w:rFonts w:ascii="Calibri" w:cs="Calibri" w:eastAsia="Calibri" w:hAnsi="Calibri"/>
+                <w:sz w:val="20"/>
+                <w:szCs w:val="20"/>
+              </w:rPr>
+              <w:t xml:space="preserve"> Edit   </w:t>
+            </w:r>
+            <w:sdt>
+              <w:sdtPr>
+                <w14:checkbox>
+                  <w14:checked w14:val="0"/>
+                  <w14:checkedState w14:val="2612" w14:font="Segoe UI Symbol"/>
+                  <w14:uncheckedState w14:val="2610" w14:font="Segoe UI Symbol"/>
+                </w14:checkbox>
+              </w:sdtPr>
+              <w:sdtContent>
+                <w:r>
+                  <w:sym w:char="2610" w:font="Segoe UI Symbol"/>
+                </w:r>
+              </w:sdtContent>
+            </w:sdt>
+            <w:r>
+              <w:rPr>
+                <w:rFonts w:ascii="Calibri" w:cs="Calibri" w:eastAsia="Calibri" w:hAnsi="Calibri"/>
+                <w:sz w:val="20"/>
+                <w:szCs w:val="20"/>
+              </w:rPr>
+              <w:t xml:space="preserve"> Remove   </w:t>
+            </w:r>
+          </w:p>
+        </w:tc>
+        <w:tc>
+          <w:tcPr>
+            <w:tcW w:type="dxa" w:w="5780"/>
+            <w:tcBorders>
+              <w:top w:val="single" w:color="BBBBBB" w:sz="4"/>
+              <w:left w:val="single" w:color="BBBBBB" w:sz="4"/>
+              <w:bottom w:val="single" w:color="BBBBBB" w:sz="4"/>
+              <w:right w:val="single" w:color="BBBBBB" w:sz="4"/>
+            </w:tcBorders>
+            <w:tcMar>
+              <w:top w:type="dxa" w:w="80"/>
+              <w:left w:type="dxa" w:w="120"/>
+              <w:bottom w:type="dxa" w:w="80"/>
+              <w:right w:type="dxa" w:w="120"/>
+            </w:tcMar>
+          </w:tcPr>
+          <w:p>
+            <w:pPr>
+              <w:spacing w:after="40"/>
+            </w:pPr>
+            <w:r>
+              <w:rPr>
+                <w:rFonts w:ascii="Calibri" w:cs="Calibri" w:eastAsia="Calibri" w:hAnsi="Calibri"/>
+                <w:b/>
+                <w:bCs/>
+                <w:color w:val="555555"/>
+                <w:sz w:val="18"/>
+                <w:szCs w:val="18"/>
+              </w:rPr>
+              <w:t xml:space="preserve">Notes (click below to type)</w:t>
+            </w:r>
+          </w:p>
+          <w:p>
+            <w:r>
+              <w:rPr>
+                <w:rFonts w:ascii="Calibri" w:cs="Calibri" w:eastAsia="Calibri" w:hAnsi="Calibri"/>
+                <w:sz w:val="20"/>
+                <w:szCs w:val="20"/>
+              </w:rPr>
+              <w:t xml:space="preserve"/>
+            </w:r>
+          </w:p>
+        </w:tc>
+      </w:tr>
+    </w:tbl>
+    <w:p>
+      <w:pPr>
+        <w:spacing w:after="80"/>
+      </w:pPr>
     </w:p>
     <w:p>
       <w:pPr>
@@ -3764,20 +8057,179 @@
         <w:t xml:space="preserve">Performance Review, with From Date Jan 5</w:t>
       </w:r>
     </w:p>
-    <w:p>
-      <w:pPr>
-        <w:spacing w:after="120"/>
-        <w:ind w:left="360"/>
-      </w:pPr>
-      <w:r>
-        <w:rPr>
-          <w:rFonts w:ascii="Calibri" w:cs="Calibri" w:eastAsia="Calibri" w:hAnsi="Calibri"/>
-          <w:color w:val="777777"/>
-          <w:sz w:val="18"/>
-          <w:szCs w:val="18"/>
-        </w:rPr>
-        <w:t xml:space="preserve">Reviewer:  ☐ Approve   ☐ Edit   ☐ Remove   Notes: ______________________________</w:t>
-      </w:r>
+    <w:tbl>
+      <w:tblPr>
+        <w:tblW w:type="dxa" w:w="9480"/>
+        <w:tblInd w:type="dxa" w:w="360"/>
+        <w:tblBorders>
+          <w:top w:val="single" w:color="auto" w:sz="4"/>
+          <w:left w:val="single" w:color="auto" w:sz="4"/>
+          <w:bottom w:val="single" w:color="auto" w:sz="4"/>
+          <w:right w:val="single" w:color="auto" w:sz="4"/>
+          <w:insideH w:val="single" w:color="auto" w:sz="4"/>
+          <w:insideV w:val="single" w:color="auto" w:sz="4"/>
+        </w:tblBorders>
+      </w:tblPr>
+      <w:tblGrid>
+        <w:gridCol w:w="3700"/>
+        <w:gridCol w:w="5780"/>
+      </w:tblGrid>
+      <w:tr>
+        <w:trPr>
+          <w:cantSplit/>
+        </w:trPr>
+        <w:tc>
+          <w:tcPr>
+            <w:tcW w:type="dxa" w:w="3700"/>
+            <w:tcBorders>
+              <w:top w:val="single" w:color="BBBBBB" w:sz="4"/>
+              <w:left w:val="single" w:color="BBBBBB" w:sz="4"/>
+              <w:bottom w:val="single" w:color="BBBBBB" w:sz="4"/>
+              <w:right w:val="single" w:color="BBBBBB" w:sz="4"/>
+            </w:tcBorders>
+            <w:shd w:fill="F5F3EF" w:color="auto" w:val="clear"/>
+            <w:tcMar>
+              <w:top w:type="dxa" w:w="80"/>
+              <w:left w:type="dxa" w:w="120"/>
+              <w:bottom w:type="dxa" w:w="80"/>
+              <w:right w:type="dxa" w:w="120"/>
+            </w:tcMar>
+            <w:vAlign w:val="top"/>
+          </w:tcPr>
+          <w:p>
+            <w:pPr>
+              <w:spacing w:after="40"/>
+            </w:pPr>
+            <w:r>
+              <w:rPr>
+                <w:rFonts w:ascii="Calibri" w:cs="Calibri" w:eastAsia="Calibri" w:hAnsi="Calibri"/>
+                <w:b/>
+                <w:bCs/>
+                <w:color w:val="555555"/>
+                <w:sz w:val="18"/>
+                <w:szCs w:val="18"/>
+              </w:rPr>
+              <w:t xml:space="preserve">Reviewer decision</w:t>
+            </w:r>
+          </w:p>
+          <w:p>
+            <w:sdt>
+              <w:sdtPr>
+                <w14:checkbox>
+                  <w14:checked w14:val="0"/>
+                  <w14:checkedState w14:val="2612" w14:font="Segoe UI Symbol"/>
+                  <w14:uncheckedState w14:val="2610" w14:font="Segoe UI Symbol"/>
+                </w14:checkbox>
+              </w:sdtPr>
+              <w:sdtContent>
+                <w:r>
+                  <w:sym w:char="2610" w:font="Segoe UI Symbol"/>
+                </w:r>
+              </w:sdtContent>
+            </w:sdt>
+            <w:r>
+              <w:rPr>
+                <w:rFonts w:ascii="Calibri" w:cs="Calibri" w:eastAsia="Calibri" w:hAnsi="Calibri"/>
+                <w:sz w:val="20"/>
+                <w:szCs w:val="20"/>
+              </w:rPr>
+              <w:t xml:space="preserve"> Approve   </w:t>
+            </w:r>
+            <w:sdt>
+              <w:sdtPr>
+                <w14:checkbox>
+                  <w14:checked w14:val="0"/>
+                  <w14:checkedState w14:val="2612" w14:font="Segoe UI Symbol"/>
+                  <w14:uncheckedState w14:val="2610" w14:font="Segoe UI Symbol"/>
+                </w14:checkbox>
+              </w:sdtPr>
+              <w:sdtContent>
+                <w:r>
+                  <w:sym w:char="2610" w:font="Segoe UI Symbol"/>
+                </w:r>
+              </w:sdtContent>
+            </w:sdt>
+            <w:r>
+              <w:rPr>
+                <w:rFonts w:ascii="Calibri" w:cs="Calibri" w:eastAsia="Calibri" w:hAnsi="Calibri"/>
+                <w:sz w:val="20"/>
+                <w:szCs w:val="20"/>
+              </w:rPr>
+              <w:t xml:space="preserve"> Edit   </w:t>
+            </w:r>
+            <w:sdt>
+              <w:sdtPr>
+                <w14:checkbox>
+                  <w14:checked w14:val="0"/>
+                  <w14:checkedState w14:val="2612" w14:font="Segoe UI Symbol"/>
+                  <w14:uncheckedState w14:val="2610" w14:font="Segoe UI Symbol"/>
+                </w14:checkbox>
+              </w:sdtPr>
+              <w:sdtContent>
+                <w:r>
+                  <w:sym w:char="2610" w:font="Segoe UI Symbol"/>
+                </w:r>
+              </w:sdtContent>
+            </w:sdt>
+            <w:r>
+              <w:rPr>
+                <w:rFonts w:ascii="Calibri" w:cs="Calibri" w:eastAsia="Calibri" w:hAnsi="Calibri"/>
+                <w:sz w:val="20"/>
+                <w:szCs w:val="20"/>
+              </w:rPr>
+              <w:t xml:space="preserve"> Remove   </w:t>
+            </w:r>
+          </w:p>
+        </w:tc>
+        <w:tc>
+          <w:tcPr>
+            <w:tcW w:type="dxa" w:w="5780"/>
+            <w:tcBorders>
+              <w:top w:val="single" w:color="BBBBBB" w:sz="4"/>
+              <w:left w:val="single" w:color="BBBBBB" w:sz="4"/>
+              <w:bottom w:val="single" w:color="BBBBBB" w:sz="4"/>
+              <w:right w:val="single" w:color="BBBBBB" w:sz="4"/>
+            </w:tcBorders>
+            <w:tcMar>
+              <w:top w:type="dxa" w:w="80"/>
+              <w:left w:type="dxa" w:w="120"/>
+              <w:bottom w:type="dxa" w:w="80"/>
+              <w:right w:type="dxa" w:w="120"/>
+            </w:tcMar>
+          </w:tcPr>
+          <w:p>
+            <w:pPr>
+              <w:spacing w:after="40"/>
+            </w:pPr>
+            <w:r>
+              <w:rPr>
+                <w:rFonts w:ascii="Calibri" w:cs="Calibri" w:eastAsia="Calibri" w:hAnsi="Calibri"/>
+                <w:b/>
+                <w:bCs/>
+                <w:color w:val="555555"/>
+                <w:sz w:val="18"/>
+                <w:szCs w:val="18"/>
+              </w:rPr>
+              <w:t xml:space="preserve">Notes (click below to type)</w:t>
+            </w:r>
+          </w:p>
+          <w:p>
+            <w:r>
+              <w:rPr>
+                <w:rFonts w:ascii="Calibri" w:cs="Calibri" w:eastAsia="Calibri" w:hAnsi="Calibri"/>
+                <w:sz w:val="20"/>
+                <w:szCs w:val="20"/>
+              </w:rPr>
+              <w:t xml:space="preserve"/>
+            </w:r>
+          </w:p>
+        </w:tc>
+      </w:tr>
+    </w:tbl>
+    <w:p>
+      <w:pPr>
+        <w:spacing w:after="80"/>
+      </w:pPr>
     </w:p>
     <w:p>
       <w:pPr>
@@ -3893,20 +8345,179 @@
         <w:t xml:space="preserve">Personal leave</w:t>
       </w:r>
     </w:p>
-    <w:p>
-      <w:pPr>
-        <w:spacing w:after="120"/>
-        <w:ind w:left="360"/>
-      </w:pPr>
-      <w:r>
-        <w:rPr>
-          <w:rFonts w:ascii="Calibri" w:cs="Calibri" w:eastAsia="Calibri" w:hAnsi="Calibri"/>
-          <w:color w:val="777777"/>
-          <w:sz w:val="18"/>
-          <w:szCs w:val="18"/>
-        </w:rPr>
-        <w:t xml:space="preserve">Reviewer:  ☐ Approve   ☐ Edit   ☐ Remove   Notes: ______________________________</w:t>
-      </w:r>
+    <w:tbl>
+      <w:tblPr>
+        <w:tblW w:type="dxa" w:w="9480"/>
+        <w:tblInd w:type="dxa" w:w="360"/>
+        <w:tblBorders>
+          <w:top w:val="single" w:color="auto" w:sz="4"/>
+          <w:left w:val="single" w:color="auto" w:sz="4"/>
+          <w:bottom w:val="single" w:color="auto" w:sz="4"/>
+          <w:right w:val="single" w:color="auto" w:sz="4"/>
+          <w:insideH w:val="single" w:color="auto" w:sz="4"/>
+          <w:insideV w:val="single" w:color="auto" w:sz="4"/>
+        </w:tblBorders>
+      </w:tblPr>
+      <w:tblGrid>
+        <w:gridCol w:w="3700"/>
+        <w:gridCol w:w="5780"/>
+      </w:tblGrid>
+      <w:tr>
+        <w:trPr>
+          <w:cantSplit/>
+        </w:trPr>
+        <w:tc>
+          <w:tcPr>
+            <w:tcW w:type="dxa" w:w="3700"/>
+            <w:tcBorders>
+              <w:top w:val="single" w:color="BBBBBB" w:sz="4"/>
+              <w:left w:val="single" w:color="BBBBBB" w:sz="4"/>
+              <w:bottom w:val="single" w:color="BBBBBB" w:sz="4"/>
+              <w:right w:val="single" w:color="BBBBBB" w:sz="4"/>
+            </w:tcBorders>
+            <w:shd w:fill="F5F3EF" w:color="auto" w:val="clear"/>
+            <w:tcMar>
+              <w:top w:type="dxa" w:w="80"/>
+              <w:left w:type="dxa" w:w="120"/>
+              <w:bottom w:type="dxa" w:w="80"/>
+              <w:right w:type="dxa" w:w="120"/>
+            </w:tcMar>
+            <w:vAlign w:val="top"/>
+          </w:tcPr>
+          <w:p>
+            <w:pPr>
+              <w:spacing w:after="40"/>
+            </w:pPr>
+            <w:r>
+              <w:rPr>
+                <w:rFonts w:ascii="Calibri" w:cs="Calibri" w:eastAsia="Calibri" w:hAnsi="Calibri"/>
+                <w:b/>
+                <w:bCs/>
+                <w:color w:val="555555"/>
+                <w:sz w:val="18"/>
+                <w:szCs w:val="18"/>
+              </w:rPr>
+              <w:t xml:space="preserve">Reviewer decision</w:t>
+            </w:r>
+          </w:p>
+          <w:p>
+            <w:sdt>
+              <w:sdtPr>
+                <w14:checkbox>
+                  <w14:checked w14:val="0"/>
+                  <w14:checkedState w14:val="2612" w14:font="Segoe UI Symbol"/>
+                  <w14:uncheckedState w14:val="2610" w14:font="Segoe UI Symbol"/>
+                </w14:checkbox>
+              </w:sdtPr>
+              <w:sdtContent>
+                <w:r>
+                  <w:sym w:char="2610" w:font="Segoe UI Symbol"/>
+                </w:r>
+              </w:sdtContent>
+            </w:sdt>
+            <w:r>
+              <w:rPr>
+                <w:rFonts w:ascii="Calibri" w:cs="Calibri" w:eastAsia="Calibri" w:hAnsi="Calibri"/>
+                <w:sz w:val="20"/>
+                <w:szCs w:val="20"/>
+              </w:rPr>
+              <w:t xml:space="preserve"> Approve   </w:t>
+            </w:r>
+            <w:sdt>
+              <w:sdtPr>
+                <w14:checkbox>
+                  <w14:checked w14:val="0"/>
+                  <w14:checkedState w14:val="2612" w14:font="Segoe UI Symbol"/>
+                  <w14:uncheckedState w14:val="2610" w14:font="Segoe UI Symbol"/>
+                </w14:checkbox>
+              </w:sdtPr>
+              <w:sdtContent>
+                <w:r>
+                  <w:sym w:char="2610" w:font="Segoe UI Symbol"/>
+                </w:r>
+              </w:sdtContent>
+            </w:sdt>
+            <w:r>
+              <w:rPr>
+                <w:rFonts w:ascii="Calibri" w:cs="Calibri" w:eastAsia="Calibri" w:hAnsi="Calibri"/>
+                <w:sz w:val="20"/>
+                <w:szCs w:val="20"/>
+              </w:rPr>
+              <w:t xml:space="preserve"> Edit   </w:t>
+            </w:r>
+            <w:sdt>
+              <w:sdtPr>
+                <w14:checkbox>
+                  <w14:checked w14:val="0"/>
+                  <w14:checkedState w14:val="2612" w14:font="Segoe UI Symbol"/>
+                  <w14:uncheckedState w14:val="2610" w14:font="Segoe UI Symbol"/>
+                </w14:checkbox>
+              </w:sdtPr>
+              <w:sdtContent>
+                <w:r>
+                  <w:sym w:char="2610" w:font="Segoe UI Symbol"/>
+                </w:r>
+              </w:sdtContent>
+            </w:sdt>
+            <w:r>
+              <w:rPr>
+                <w:rFonts w:ascii="Calibri" w:cs="Calibri" w:eastAsia="Calibri" w:hAnsi="Calibri"/>
+                <w:sz w:val="20"/>
+                <w:szCs w:val="20"/>
+              </w:rPr>
+              <w:t xml:space="preserve"> Remove   </w:t>
+            </w:r>
+          </w:p>
+        </w:tc>
+        <w:tc>
+          <w:tcPr>
+            <w:tcW w:type="dxa" w:w="5780"/>
+            <w:tcBorders>
+              <w:top w:val="single" w:color="BBBBBB" w:sz="4"/>
+              <w:left w:val="single" w:color="BBBBBB" w:sz="4"/>
+              <w:bottom w:val="single" w:color="BBBBBB" w:sz="4"/>
+              <w:right w:val="single" w:color="BBBBBB" w:sz="4"/>
+            </w:tcBorders>
+            <w:tcMar>
+              <w:top w:type="dxa" w:w="80"/>
+              <w:left w:type="dxa" w:w="120"/>
+              <w:bottom w:type="dxa" w:w="80"/>
+              <w:right w:type="dxa" w:w="120"/>
+            </w:tcMar>
+          </w:tcPr>
+          <w:p>
+            <w:pPr>
+              <w:spacing w:after="40"/>
+            </w:pPr>
+            <w:r>
+              <w:rPr>
+                <w:rFonts w:ascii="Calibri" w:cs="Calibri" w:eastAsia="Calibri" w:hAnsi="Calibri"/>
+                <w:b/>
+                <w:bCs/>
+                <w:color w:val="555555"/>
+                <w:sz w:val="18"/>
+                <w:szCs w:val="18"/>
+              </w:rPr>
+              <w:t xml:space="preserve">Notes (click below to type)</w:t>
+            </w:r>
+          </w:p>
+          <w:p>
+            <w:r>
+              <w:rPr>
+                <w:rFonts w:ascii="Calibri" w:cs="Calibri" w:eastAsia="Calibri" w:hAnsi="Calibri"/>
+                <w:sz w:val="20"/>
+                <w:szCs w:val="20"/>
+              </w:rPr>
+              <w:t xml:space="preserve"/>
+            </w:r>
+          </w:p>
+        </w:tc>
+      </w:tr>
+    </w:tbl>
+    <w:p>
+      <w:pPr>
+        <w:spacing w:after="80"/>
+      </w:pPr>
     </w:p>
     <w:p>
       <w:pPr>
@@ -4045,20 +8656,179 @@
         <w:t xml:space="preserve">Vanderbilt won't let a remainder fall to a default.</w:t>
       </w:r>
     </w:p>
-    <w:p>
-      <w:pPr>
-        <w:spacing w:after="120"/>
-        <w:ind w:left="360"/>
-      </w:pPr>
-      <w:r>
-        <w:rPr>
-          <w:rFonts w:ascii="Calibri" w:cs="Calibri" w:eastAsia="Calibri" w:hAnsi="Calibri"/>
-          <w:color w:val="777777"/>
-          <w:sz w:val="18"/>
-          <w:szCs w:val="18"/>
-        </w:rPr>
-        <w:t xml:space="preserve">Reviewer:  ☐ Approve   ☐ Edit   ☐ Remove   Notes: ______________________________</w:t>
-      </w:r>
+    <w:tbl>
+      <w:tblPr>
+        <w:tblW w:type="dxa" w:w="9480"/>
+        <w:tblInd w:type="dxa" w:w="360"/>
+        <w:tblBorders>
+          <w:top w:val="single" w:color="auto" w:sz="4"/>
+          <w:left w:val="single" w:color="auto" w:sz="4"/>
+          <w:bottom w:val="single" w:color="auto" w:sz="4"/>
+          <w:right w:val="single" w:color="auto" w:sz="4"/>
+          <w:insideH w:val="single" w:color="auto" w:sz="4"/>
+          <w:insideV w:val="single" w:color="auto" w:sz="4"/>
+        </w:tblBorders>
+      </w:tblPr>
+      <w:tblGrid>
+        <w:gridCol w:w="3700"/>
+        <w:gridCol w:w="5780"/>
+      </w:tblGrid>
+      <w:tr>
+        <w:trPr>
+          <w:cantSplit/>
+        </w:trPr>
+        <w:tc>
+          <w:tcPr>
+            <w:tcW w:type="dxa" w:w="3700"/>
+            <w:tcBorders>
+              <w:top w:val="single" w:color="BBBBBB" w:sz="4"/>
+              <w:left w:val="single" w:color="BBBBBB" w:sz="4"/>
+              <w:bottom w:val="single" w:color="BBBBBB" w:sz="4"/>
+              <w:right w:val="single" w:color="BBBBBB" w:sz="4"/>
+            </w:tcBorders>
+            <w:shd w:fill="F5F3EF" w:color="auto" w:val="clear"/>
+            <w:tcMar>
+              <w:top w:type="dxa" w:w="80"/>
+              <w:left w:type="dxa" w:w="120"/>
+              <w:bottom w:type="dxa" w:w="80"/>
+              <w:right w:type="dxa" w:w="120"/>
+            </w:tcMar>
+            <w:vAlign w:val="top"/>
+          </w:tcPr>
+          <w:p>
+            <w:pPr>
+              <w:spacing w:after="40"/>
+            </w:pPr>
+            <w:r>
+              <w:rPr>
+                <w:rFonts w:ascii="Calibri" w:cs="Calibri" w:eastAsia="Calibri" w:hAnsi="Calibri"/>
+                <w:b/>
+                <w:bCs/>
+                <w:color w:val="555555"/>
+                <w:sz w:val="18"/>
+                <w:szCs w:val="18"/>
+              </w:rPr>
+              <w:t xml:space="preserve">Reviewer decision</w:t>
+            </w:r>
+          </w:p>
+          <w:p>
+            <w:sdt>
+              <w:sdtPr>
+                <w14:checkbox>
+                  <w14:checked w14:val="0"/>
+                  <w14:checkedState w14:val="2612" w14:font="Segoe UI Symbol"/>
+                  <w14:uncheckedState w14:val="2610" w14:font="Segoe UI Symbol"/>
+                </w14:checkbox>
+              </w:sdtPr>
+              <w:sdtContent>
+                <w:r>
+                  <w:sym w:char="2610" w:font="Segoe UI Symbol"/>
+                </w:r>
+              </w:sdtContent>
+            </w:sdt>
+            <w:r>
+              <w:rPr>
+                <w:rFonts w:ascii="Calibri" w:cs="Calibri" w:eastAsia="Calibri" w:hAnsi="Calibri"/>
+                <w:sz w:val="20"/>
+                <w:szCs w:val="20"/>
+              </w:rPr>
+              <w:t xml:space="preserve"> Approve   </w:t>
+            </w:r>
+            <w:sdt>
+              <w:sdtPr>
+                <w14:checkbox>
+                  <w14:checked w14:val="0"/>
+                  <w14:checkedState w14:val="2612" w14:font="Segoe UI Symbol"/>
+                  <w14:uncheckedState w14:val="2610" w14:font="Segoe UI Symbol"/>
+                </w14:checkbox>
+              </w:sdtPr>
+              <w:sdtContent>
+                <w:r>
+                  <w:sym w:char="2610" w:font="Segoe UI Symbol"/>
+                </w:r>
+              </w:sdtContent>
+            </w:sdt>
+            <w:r>
+              <w:rPr>
+                <w:rFonts w:ascii="Calibri" w:cs="Calibri" w:eastAsia="Calibri" w:hAnsi="Calibri"/>
+                <w:sz w:val="20"/>
+                <w:szCs w:val="20"/>
+              </w:rPr>
+              <w:t xml:space="preserve"> Edit   </w:t>
+            </w:r>
+            <w:sdt>
+              <w:sdtPr>
+                <w14:checkbox>
+                  <w14:checked w14:val="0"/>
+                  <w14:checkedState w14:val="2612" w14:font="Segoe UI Symbol"/>
+                  <w14:uncheckedState w14:val="2610" w14:font="Segoe UI Symbol"/>
+                </w14:checkbox>
+              </w:sdtPr>
+              <w:sdtContent>
+                <w:r>
+                  <w:sym w:char="2610" w:font="Segoe UI Symbol"/>
+                </w:r>
+              </w:sdtContent>
+            </w:sdt>
+            <w:r>
+              <w:rPr>
+                <w:rFonts w:ascii="Calibri" w:cs="Calibri" w:eastAsia="Calibri" w:hAnsi="Calibri"/>
+                <w:sz w:val="20"/>
+                <w:szCs w:val="20"/>
+              </w:rPr>
+              <w:t xml:space="preserve"> Remove   </w:t>
+            </w:r>
+          </w:p>
+        </w:tc>
+        <w:tc>
+          <w:tcPr>
+            <w:tcW w:type="dxa" w:w="5780"/>
+            <w:tcBorders>
+              <w:top w:val="single" w:color="BBBBBB" w:sz="4"/>
+              <w:left w:val="single" w:color="BBBBBB" w:sz="4"/>
+              <w:bottom w:val="single" w:color="BBBBBB" w:sz="4"/>
+              <w:right w:val="single" w:color="BBBBBB" w:sz="4"/>
+            </w:tcBorders>
+            <w:tcMar>
+              <w:top w:type="dxa" w:w="80"/>
+              <w:left w:type="dxa" w:w="120"/>
+              <w:bottom w:type="dxa" w:w="80"/>
+              <w:right w:type="dxa" w:w="120"/>
+            </w:tcMar>
+          </w:tcPr>
+          <w:p>
+            <w:pPr>
+              <w:spacing w:after="40"/>
+            </w:pPr>
+            <w:r>
+              <w:rPr>
+                <w:rFonts w:ascii="Calibri" w:cs="Calibri" w:eastAsia="Calibri" w:hAnsi="Calibri"/>
+                <w:b/>
+                <w:bCs/>
+                <w:color w:val="555555"/>
+                <w:sz w:val="18"/>
+                <w:szCs w:val="18"/>
+              </w:rPr>
+              <w:t xml:space="preserve">Notes (click below to type)</w:t>
+            </w:r>
+          </w:p>
+          <w:p>
+            <w:r>
+              <w:rPr>
+                <w:rFonts w:ascii="Calibri" w:cs="Calibri" w:eastAsia="Calibri" w:hAnsi="Calibri"/>
+                <w:sz w:val="20"/>
+                <w:szCs w:val="20"/>
+              </w:rPr>
+              <w:t xml:space="preserve"/>
+            </w:r>
+          </w:p>
+        </w:tc>
+      </w:tr>
+    </w:tbl>
+    <w:p>
+      <w:pPr>
+        <w:spacing w:after="80"/>
+      </w:pPr>
     </w:p>
     <w:p>
       <w:pPr>
@@ -4163,20 +8933,179 @@
         <w:t xml:space="preserve">Delete Record, searching on June 1</w:t>
       </w:r>
     </w:p>
-    <w:p>
-      <w:pPr>
-        <w:spacing w:after="120"/>
-        <w:ind w:left="360"/>
-      </w:pPr>
-      <w:r>
-        <w:rPr>
-          <w:rFonts w:ascii="Calibri" w:cs="Calibri" w:eastAsia="Calibri" w:hAnsi="Calibri"/>
-          <w:color w:val="777777"/>
-          <w:sz w:val="18"/>
-          <w:szCs w:val="18"/>
-        </w:rPr>
-        <w:t xml:space="preserve">Reviewer:  ☐ Approve   ☐ Edit   ☐ Remove   Notes: ______________________________</w:t>
-      </w:r>
+    <w:tbl>
+      <w:tblPr>
+        <w:tblW w:type="dxa" w:w="9480"/>
+        <w:tblInd w:type="dxa" w:w="360"/>
+        <w:tblBorders>
+          <w:top w:val="single" w:color="auto" w:sz="4"/>
+          <w:left w:val="single" w:color="auto" w:sz="4"/>
+          <w:bottom w:val="single" w:color="auto" w:sz="4"/>
+          <w:right w:val="single" w:color="auto" w:sz="4"/>
+          <w:insideH w:val="single" w:color="auto" w:sz="4"/>
+          <w:insideV w:val="single" w:color="auto" w:sz="4"/>
+        </w:tblBorders>
+      </w:tblPr>
+      <w:tblGrid>
+        <w:gridCol w:w="3700"/>
+        <w:gridCol w:w="5780"/>
+      </w:tblGrid>
+      <w:tr>
+        <w:trPr>
+          <w:cantSplit/>
+        </w:trPr>
+        <w:tc>
+          <w:tcPr>
+            <w:tcW w:type="dxa" w:w="3700"/>
+            <w:tcBorders>
+              <w:top w:val="single" w:color="BBBBBB" w:sz="4"/>
+              <w:left w:val="single" w:color="BBBBBB" w:sz="4"/>
+              <w:bottom w:val="single" w:color="BBBBBB" w:sz="4"/>
+              <w:right w:val="single" w:color="BBBBBB" w:sz="4"/>
+            </w:tcBorders>
+            <w:shd w:fill="F5F3EF" w:color="auto" w:val="clear"/>
+            <w:tcMar>
+              <w:top w:type="dxa" w:w="80"/>
+              <w:left w:type="dxa" w:w="120"/>
+              <w:bottom w:type="dxa" w:w="80"/>
+              <w:right w:type="dxa" w:w="120"/>
+            </w:tcMar>
+            <w:vAlign w:val="top"/>
+          </w:tcPr>
+          <w:p>
+            <w:pPr>
+              <w:spacing w:after="40"/>
+            </w:pPr>
+            <w:r>
+              <w:rPr>
+                <w:rFonts w:ascii="Calibri" w:cs="Calibri" w:eastAsia="Calibri" w:hAnsi="Calibri"/>
+                <w:b/>
+                <w:bCs/>
+                <w:color w:val="555555"/>
+                <w:sz w:val="18"/>
+                <w:szCs w:val="18"/>
+              </w:rPr>
+              <w:t xml:space="preserve">Reviewer decision</w:t>
+            </w:r>
+          </w:p>
+          <w:p>
+            <w:sdt>
+              <w:sdtPr>
+                <w14:checkbox>
+                  <w14:checked w14:val="0"/>
+                  <w14:checkedState w14:val="2612" w14:font="Segoe UI Symbol"/>
+                  <w14:uncheckedState w14:val="2610" w14:font="Segoe UI Symbol"/>
+                </w14:checkbox>
+              </w:sdtPr>
+              <w:sdtContent>
+                <w:r>
+                  <w:sym w:char="2610" w:font="Segoe UI Symbol"/>
+                </w:r>
+              </w:sdtContent>
+            </w:sdt>
+            <w:r>
+              <w:rPr>
+                <w:rFonts w:ascii="Calibri" w:cs="Calibri" w:eastAsia="Calibri" w:hAnsi="Calibri"/>
+                <w:sz w:val="20"/>
+                <w:szCs w:val="20"/>
+              </w:rPr>
+              <w:t xml:space="preserve"> Approve   </w:t>
+            </w:r>
+            <w:sdt>
+              <w:sdtPr>
+                <w14:checkbox>
+                  <w14:checked w14:val="0"/>
+                  <w14:checkedState w14:val="2612" w14:font="Segoe UI Symbol"/>
+                  <w14:uncheckedState w14:val="2610" w14:font="Segoe UI Symbol"/>
+                </w14:checkbox>
+              </w:sdtPr>
+              <w:sdtContent>
+                <w:r>
+                  <w:sym w:char="2610" w:font="Segoe UI Symbol"/>
+                </w:r>
+              </w:sdtContent>
+            </w:sdt>
+            <w:r>
+              <w:rPr>
+                <w:rFonts w:ascii="Calibri" w:cs="Calibri" w:eastAsia="Calibri" w:hAnsi="Calibri"/>
+                <w:sz w:val="20"/>
+                <w:szCs w:val="20"/>
+              </w:rPr>
+              <w:t xml:space="preserve"> Edit   </w:t>
+            </w:r>
+            <w:sdt>
+              <w:sdtPr>
+                <w14:checkbox>
+                  <w14:checked w14:val="0"/>
+                  <w14:checkedState w14:val="2612" w14:font="Segoe UI Symbol"/>
+                  <w14:uncheckedState w14:val="2610" w14:font="Segoe UI Symbol"/>
+                </w14:checkbox>
+              </w:sdtPr>
+              <w:sdtContent>
+                <w:r>
+                  <w:sym w:char="2610" w:font="Segoe UI Symbol"/>
+                </w:r>
+              </w:sdtContent>
+            </w:sdt>
+            <w:r>
+              <w:rPr>
+                <w:rFonts w:ascii="Calibri" w:cs="Calibri" w:eastAsia="Calibri" w:hAnsi="Calibri"/>
+                <w:sz w:val="20"/>
+                <w:szCs w:val="20"/>
+              </w:rPr>
+              <w:t xml:space="preserve"> Remove   </w:t>
+            </w:r>
+          </w:p>
+        </w:tc>
+        <w:tc>
+          <w:tcPr>
+            <w:tcW w:type="dxa" w:w="5780"/>
+            <w:tcBorders>
+              <w:top w:val="single" w:color="BBBBBB" w:sz="4"/>
+              <w:left w:val="single" w:color="BBBBBB" w:sz="4"/>
+              <w:bottom w:val="single" w:color="BBBBBB" w:sz="4"/>
+              <w:right w:val="single" w:color="BBBBBB" w:sz="4"/>
+            </w:tcBorders>
+            <w:tcMar>
+              <w:top w:type="dxa" w:w="80"/>
+              <w:left w:type="dxa" w:w="120"/>
+              <w:bottom w:type="dxa" w:w="80"/>
+              <w:right w:type="dxa" w:w="120"/>
+            </w:tcMar>
+          </w:tcPr>
+          <w:p>
+            <w:pPr>
+              <w:spacing w:after="40"/>
+            </w:pPr>
+            <w:r>
+              <w:rPr>
+                <w:rFonts w:ascii="Calibri" w:cs="Calibri" w:eastAsia="Calibri" w:hAnsi="Calibri"/>
+                <w:b/>
+                <w:bCs/>
+                <w:color w:val="555555"/>
+                <w:sz w:val="18"/>
+                <w:szCs w:val="18"/>
+              </w:rPr>
+              <w:t xml:space="preserve">Notes (click below to type)</w:t>
+            </w:r>
+          </w:p>
+          <w:p>
+            <w:r>
+              <w:rPr>
+                <w:rFonts w:ascii="Calibri" w:cs="Calibri" w:eastAsia="Calibri" w:hAnsi="Calibri"/>
+                <w:sz w:val="20"/>
+                <w:szCs w:val="20"/>
+              </w:rPr>
+              <w:t xml:space="preserve"/>
+            </w:r>
+          </w:p>
+        </w:tc>
+      </w:tr>
+    </w:tbl>
+    <w:p>
+      <w:pPr>
+        <w:spacing w:after="80"/>
+      </w:pPr>
     </w:p>
     <w:p>
       <w:pPr>
@@ -4281,20 +9210,179 @@
         <w:t xml:space="preserve">Leave Account blank on the element</w:t>
       </w:r>
     </w:p>
-    <w:p>
-      <w:pPr>
-        <w:spacing w:after="120"/>
-        <w:ind w:left="360"/>
-      </w:pPr>
-      <w:r>
-        <w:rPr>
-          <w:rFonts w:ascii="Calibri" w:cs="Calibri" w:eastAsia="Calibri" w:hAnsi="Calibri"/>
-          <w:color w:val="777777"/>
-          <w:sz w:val="18"/>
-          <w:szCs w:val="18"/>
-        </w:rPr>
-        <w:t xml:space="preserve">Reviewer:  ☐ Approve   ☐ Edit   ☐ Remove   Notes: ______________________________</w:t>
-      </w:r>
+    <w:tbl>
+      <w:tblPr>
+        <w:tblW w:type="dxa" w:w="9480"/>
+        <w:tblInd w:type="dxa" w:w="360"/>
+        <w:tblBorders>
+          <w:top w:val="single" w:color="auto" w:sz="4"/>
+          <w:left w:val="single" w:color="auto" w:sz="4"/>
+          <w:bottom w:val="single" w:color="auto" w:sz="4"/>
+          <w:right w:val="single" w:color="auto" w:sz="4"/>
+          <w:insideH w:val="single" w:color="auto" w:sz="4"/>
+          <w:insideV w:val="single" w:color="auto" w:sz="4"/>
+        </w:tblBorders>
+      </w:tblPr>
+      <w:tblGrid>
+        <w:gridCol w:w="3700"/>
+        <w:gridCol w:w="5780"/>
+      </w:tblGrid>
+      <w:tr>
+        <w:trPr>
+          <w:cantSplit/>
+        </w:trPr>
+        <w:tc>
+          <w:tcPr>
+            <w:tcW w:type="dxa" w:w="3700"/>
+            <w:tcBorders>
+              <w:top w:val="single" w:color="BBBBBB" w:sz="4"/>
+              <w:left w:val="single" w:color="BBBBBB" w:sz="4"/>
+              <w:bottom w:val="single" w:color="BBBBBB" w:sz="4"/>
+              <w:right w:val="single" w:color="BBBBBB" w:sz="4"/>
+            </w:tcBorders>
+            <w:shd w:fill="F5F3EF" w:color="auto" w:val="clear"/>
+            <w:tcMar>
+              <w:top w:type="dxa" w:w="80"/>
+              <w:left w:type="dxa" w:w="120"/>
+              <w:bottom w:type="dxa" w:w="80"/>
+              <w:right w:type="dxa" w:w="120"/>
+            </w:tcMar>
+            <w:vAlign w:val="top"/>
+          </w:tcPr>
+          <w:p>
+            <w:pPr>
+              <w:spacing w:after="40"/>
+            </w:pPr>
+            <w:r>
+              <w:rPr>
+                <w:rFonts w:ascii="Calibri" w:cs="Calibri" w:eastAsia="Calibri" w:hAnsi="Calibri"/>
+                <w:b/>
+                <w:bCs/>
+                <w:color w:val="555555"/>
+                <w:sz w:val="18"/>
+                <w:szCs w:val="18"/>
+              </w:rPr>
+              <w:t xml:space="preserve">Reviewer decision</w:t>
+            </w:r>
+          </w:p>
+          <w:p>
+            <w:sdt>
+              <w:sdtPr>
+                <w14:checkbox>
+                  <w14:checked w14:val="0"/>
+                  <w14:checkedState w14:val="2612" w14:font="Segoe UI Symbol"/>
+                  <w14:uncheckedState w14:val="2610" w14:font="Segoe UI Symbol"/>
+                </w14:checkbox>
+              </w:sdtPr>
+              <w:sdtContent>
+                <w:r>
+                  <w:sym w:char="2610" w:font="Segoe UI Symbol"/>
+                </w:r>
+              </w:sdtContent>
+            </w:sdt>
+            <w:r>
+              <w:rPr>
+                <w:rFonts w:ascii="Calibri" w:cs="Calibri" w:eastAsia="Calibri" w:hAnsi="Calibri"/>
+                <w:sz w:val="20"/>
+                <w:szCs w:val="20"/>
+              </w:rPr>
+              <w:t xml:space="preserve"> Approve   </w:t>
+            </w:r>
+            <w:sdt>
+              <w:sdtPr>
+                <w14:checkbox>
+                  <w14:checked w14:val="0"/>
+                  <w14:checkedState w14:val="2612" w14:font="Segoe UI Symbol"/>
+                  <w14:uncheckedState w14:val="2610" w14:font="Segoe UI Symbol"/>
+                </w14:checkbox>
+              </w:sdtPr>
+              <w:sdtContent>
+                <w:r>
+                  <w:sym w:char="2610" w:font="Segoe UI Symbol"/>
+                </w:r>
+              </w:sdtContent>
+            </w:sdt>
+            <w:r>
+              <w:rPr>
+                <w:rFonts w:ascii="Calibri" w:cs="Calibri" w:eastAsia="Calibri" w:hAnsi="Calibri"/>
+                <w:sz w:val="20"/>
+                <w:szCs w:val="20"/>
+              </w:rPr>
+              <w:t xml:space="preserve"> Edit   </w:t>
+            </w:r>
+            <w:sdt>
+              <w:sdtPr>
+                <w14:checkbox>
+                  <w14:checked w14:val="0"/>
+                  <w14:checkedState w14:val="2612" w14:font="Segoe UI Symbol"/>
+                  <w14:uncheckedState w14:val="2610" w14:font="Segoe UI Symbol"/>
+                </w14:checkbox>
+              </w:sdtPr>
+              <w:sdtContent>
+                <w:r>
+                  <w:sym w:char="2610" w:font="Segoe UI Symbol"/>
+                </w:r>
+              </w:sdtContent>
+            </w:sdt>
+            <w:r>
+              <w:rPr>
+                <w:rFonts w:ascii="Calibri" w:cs="Calibri" w:eastAsia="Calibri" w:hAnsi="Calibri"/>
+                <w:sz w:val="20"/>
+                <w:szCs w:val="20"/>
+              </w:rPr>
+              <w:t xml:space="preserve"> Remove   </w:t>
+            </w:r>
+          </w:p>
+        </w:tc>
+        <w:tc>
+          <w:tcPr>
+            <w:tcW w:type="dxa" w:w="5780"/>
+            <w:tcBorders>
+              <w:top w:val="single" w:color="BBBBBB" w:sz="4"/>
+              <w:left w:val="single" w:color="BBBBBB" w:sz="4"/>
+              <w:bottom w:val="single" w:color="BBBBBB" w:sz="4"/>
+              <w:right w:val="single" w:color="BBBBBB" w:sz="4"/>
+            </w:tcBorders>
+            <w:tcMar>
+              <w:top w:type="dxa" w:w="80"/>
+              <w:left w:type="dxa" w:w="120"/>
+              <w:bottom w:type="dxa" w:w="80"/>
+              <w:right w:type="dxa" w:w="120"/>
+            </w:tcMar>
+          </w:tcPr>
+          <w:p>
+            <w:pPr>
+              <w:spacing w:after="40"/>
+            </w:pPr>
+            <w:r>
+              <w:rPr>
+                <w:rFonts w:ascii="Calibri" w:cs="Calibri" w:eastAsia="Calibri" w:hAnsi="Calibri"/>
+                <w:b/>
+                <w:bCs/>
+                <w:color w:val="555555"/>
+                <w:sz w:val="18"/>
+                <w:szCs w:val="18"/>
+              </w:rPr>
+              <w:t xml:space="preserve">Notes (click below to type)</w:t>
+            </w:r>
+          </w:p>
+          <w:p>
+            <w:r>
+              <w:rPr>
+                <w:rFonts w:ascii="Calibri" w:cs="Calibri" w:eastAsia="Calibri" w:hAnsi="Calibri"/>
+                <w:sz w:val="20"/>
+                <w:szCs w:val="20"/>
+              </w:rPr>
+              <w:t xml:space="preserve"/>
+            </w:r>
+          </w:p>
+        </w:tc>
+      </w:tr>
+    </w:tbl>
+    <w:p>
+      <w:pPr>
+        <w:spacing w:after="80"/>
+      </w:pPr>
     </w:p>
     <w:p>
       <w:pPr>
@@ -4418,20 +9506,179 @@
         <w:t xml:space="preserve">Yes, Temporary Supplement</w:t>
       </w:r>
     </w:p>
-    <w:p>
-      <w:pPr>
-        <w:spacing w:after="120"/>
-        <w:ind w:left="360"/>
-      </w:pPr>
-      <w:r>
-        <w:rPr>
-          <w:rFonts w:ascii="Calibri" w:cs="Calibri" w:eastAsia="Calibri" w:hAnsi="Calibri"/>
-          <w:color w:val="777777"/>
-          <w:sz w:val="18"/>
-          <w:szCs w:val="18"/>
-        </w:rPr>
-        <w:t xml:space="preserve">Reviewer:  ☐ Approve   ☐ Edit   ☐ Remove   Notes: ______________________________</w:t>
-      </w:r>
+    <w:tbl>
+      <w:tblPr>
+        <w:tblW w:type="dxa" w:w="9480"/>
+        <w:tblInd w:type="dxa" w:w="360"/>
+        <w:tblBorders>
+          <w:top w:val="single" w:color="auto" w:sz="4"/>
+          <w:left w:val="single" w:color="auto" w:sz="4"/>
+          <w:bottom w:val="single" w:color="auto" w:sz="4"/>
+          <w:right w:val="single" w:color="auto" w:sz="4"/>
+          <w:insideH w:val="single" w:color="auto" w:sz="4"/>
+          <w:insideV w:val="single" w:color="auto" w:sz="4"/>
+        </w:tblBorders>
+      </w:tblPr>
+      <w:tblGrid>
+        <w:gridCol w:w="3700"/>
+        <w:gridCol w:w="5780"/>
+      </w:tblGrid>
+      <w:tr>
+        <w:trPr>
+          <w:cantSplit/>
+        </w:trPr>
+        <w:tc>
+          <w:tcPr>
+            <w:tcW w:type="dxa" w:w="3700"/>
+            <w:tcBorders>
+              <w:top w:val="single" w:color="BBBBBB" w:sz="4"/>
+              <w:left w:val="single" w:color="BBBBBB" w:sz="4"/>
+              <w:bottom w:val="single" w:color="BBBBBB" w:sz="4"/>
+              <w:right w:val="single" w:color="BBBBBB" w:sz="4"/>
+            </w:tcBorders>
+            <w:shd w:fill="F5F3EF" w:color="auto" w:val="clear"/>
+            <w:tcMar>
+              <w:top w:type="dxa" w:w="80"/>
+              <w:left w:type="dxa" w:w="120"/>
+              <w:bottom w:type="dxa" w:w="80"/>
+              <w:right w:type="dxa" w:w="120"/>
+            </w:tcMar>
+            <w:vAlign w:val="top"/>
+          </w:tcPr>
+          <w:p>
+            <w:pPr>
+              <w:spacing w:after="40"/>
+            </w:pPr>
+            <w:r>
+              <w:rPr>
+                <w:rFonts w:ascii="Calibri" w:cs="Calibri" w:eastAsia="Calibri" w:hAnsi="Calibri"/>
+                <w:b/>
+                <w:bCs/>
+                <w:color w:val="555555"/>
+                <w:sz w:val="18"/>
+                <w:szCs w:val="18"/>
+              </w:rPr>
+              <w:t xml:space="preserve">Reviewer decision</w:t>
+            </w:r>
+          </w:p>
+          <w:p>
+            <w:sdt>
+              <w:sdtPr>
+                <w14:checkbox>
+                  <w14:checked w14:val="0"/>
+                  <w14:checkedState w14:val="2612" w14:font="Segoe UI Symbol"/>
+                  <w14:uncheckedState w14:val="2610" w14:font="Segoe UI Symbol"/>
+                </w14:checkbox>
+              </w:sdtPr>
+              <w:sdtContent>
+                <w:r>
+                  <w:sym w:char="2610" w:font="Segoe UI Symbol"/>
+                </w:r>
+              </w:sdtContent>
+            </w:sdt>
+            <w:r>
+              <w:rPr>
+                <w:rFonts w:ascii="Calibri" w:cs="Calibri" w:eastAsia="Calibri" w:hAnsi="Calibri"/>
+                <w:sz w:val="20"/>
+                <w:szCs w:val="20"/>
+              </w:rPr>
+              <w:t xml:space="preserve"> Approve   </w:t>
+            </w:r>
+            <w:sdt>
+              <w:sdtPr>
+                <w14:checkbox>
+                  <w14:checked w14:val="0"/>
+                  <w14:checkedState w14:val="2612" w14:font="Segoe UI Symbol"/>
+                  <w14:uncheckedState w14:val="2610" w14:font="Segoe UI Symbol"/>
+                </w14:checkbox>
+              </w:sdtPr>
+              <w:sdtContent>
+                <w:r>
+                  <w:sym w:char="2610" w:font="Segoe UI Symbol"/>
+                </w:r>
+              </w:sdtContent>
+            </w:sdt>
+            <w:r>
+              <w:rPr>
+                <w:rFonts w:ascii="Calibri" w:cs="Calibri" w:eastAsia="Calibri" w:hAnsi="Calibri"/>
+                <w:sz w:val="20"/>
+                <w:szCs w:val="20"/>
+              </w:rPr>
+              <w:t xml:space="preserve"> Edit   </w:t>
+            </w:r>
+            <w:sdt>
+              <w:sdtPr>
+                <w14:checkbox>
+                  <w14:checked w14:val="0"/>
+                  <w14:checkedState w14:val="2612" w14:font="Segoe UI Symbol"/>
+                  <w14:uncheckedState w14:val="2610" w14:font="Segoe UI Symbol"/>
+                </w14:checkbox>
+              </w:sdtPr>
+              <w:sdtContent>
+                <w:r>
+                  <w:sym w:char="2610" w:font="Segoe UI Symbol"/>
+                </w:r>
+              </w:sdtContent>
+            </w:sdt>
+            <w:r>
+              <w:rPr>
+                <w:rFonts w:ascii="Calibri" w:cs="Calibri" w:eastAsia="Calibri" w:hAnsi="Calibri"/>
+                <w:sz w:val="20"/>
+                <w:szCs w:val="20"/>
+              </w:rPr>
+              <w:t xml:space="preserve"> Remove   </w:t>
+            </w:r>
+          </w:p>
+        </w:tc>
+        <w:tc>
+          <w:tcPr>
+            <w:tcW w:type="dxa" w:w="5780"/>
+            <w:tcBorders>
+              <w:top w:val="single" w:color="BBBBBB" w:sz="4"/>
+              <w:left w:val="single" w:color="BBBBBB" w:sz="4"/>
+              <w:bottom w:val="single" w:color="BBBBBB" w:sz="4"/>
+              <w:right w:val="single" w:color="BBBBBB" w:sz="4"/>
+            </w:tcBorders>
+            <w:tcMar>
+              <w:top w:type="dxa" w:w="80"/>
+              <w:left w:type="dxa" w:w="120"/>
+              <w:bottom w:type="dxa" w:w="80"/>
+              <w:right w:type="dxa" w:w="120"/>
+            </w:tcMar>
+          </w:tcPr>
+          <w:p>
+            <w:pPr>
+              <w:spacing w:after="40"/>
+            </w:pPr>
+            <w:r>
+              <w:rPr>
+                <w:rFonts w:ascii="Calibri" w:cs="Calibri" w:eastAsia="Calibri" w:hAnsi="Calibri"/>
+                <w:b/>
+                <w:bCs/>
+                <w:color w:val="555555"/>
+                <w:sz w:val="18"/>
+                <w:szCs w:val="18"/>
+              </w:rPr>
+              <w:t xml:space="preserve">Notes (click below to type)</w:t>
+            </w:r>
+          </w:p>
+          <w:p>
+            <w:r>
+              <w:rPr>
+                <w:rFonts w:ascii="Calibri" w:cs="Calibri" w:eastAsia="Calibri" w:hAnsi="Calibri"/>
+                <w:sz w:val="20"/>
+                <w:szCs w:val="20"/>
+              </w:rPr>
+              <w:t xml:space="preserve"/>
+            </w:r>
+          </w:p>
+        </w:tc>
+      </w:tr>
+    </w:tbl>
+    <w:p>
+      <w:pPr>
+        <w:spacing w:after="80"/>
+      </w:pPr>
     </w:p>
     <w:p>
       <w:pPr>
@@ -4547,20 +9794,179 @@
         <w:t xml:space="preserve">5130</w:t>
       </w:r>
     </w:p>
-    <w:p>
-      <w:pPr>
-        <w:spacing w:after="120"/>
-        <w:ind w:left="360"/>
-      </w:pPr>
-      <w:r>
-        <w:rPr>
-          <w:rFonts w:ascii="Calibri" w:cs="Calibri" w:eastAsia="Calibri" w:hAnsi="Calibri"/>
-          <w:color w:val="777777"/>
-          <w:sz w:val="18"/>
-          <w:szCs w:val="18"/>
-        </w:rPr>
-        <w:t xml:space="preserve">Reviewer:  ☐ Approve   ☐ Edit   ☐ Remove   Notes: ______________________________</w:t>
-      </w:r>
+    <w:tbl>
+      <w:tblPr>
+        <w:tblW w:type="dxa" w:w="9480"/>
+        <w:tblInd w:type="dxa" w:w="360"/>
+        <w:tblBorders>
+          <w:top w:val="single" w:color="auto" w:sz="4"/>
+          <w:left w:val="single" w:color="auto" w:sz="4"/>
+          <w:bottom w:val="single" w:color="auto" w:sz="4"/>
+          <w:right w:val="single" w:color="auto" w:sz="4"/>
+          <w:insideH w:val="single" w:color="auto" w:sz="4"/>
+          <w:insideV w:val="single" w:color="auto" w:sz="4"/>
+        </w:tblBorders>
+      </w:tblPr>
+      <w:tblGrid>
+        <w:gridCol w:w="3700"/>
+        <w:gridCol w:w="5780"/>
+      </w:tblGrid>
+      <w:tr>
+        <w:trPr>
+          <w:cantSplit/>
+        </w:trPr>
+        <w:tc>
+          <w:tcPr>
+            <w:tcW w:type="dxa" w:w="3700"/>
+            <w:tcBorders>
+              <w:top w:val="single" w:color="BBBBBB" w:sz="4"/>
+              <w:left w:val="single" w:color="BBBBBB" w:sz="4"/>
+              <w:bottom w:val="single" w:color="BBBBBB" w:sz="4"/>
+              <w:right w:val="single" w:color="BBBBBB" w:sz="4"/>
+            </w:tcBorders>
+            <w:shd w:fill="F5F3EF" w:color="auto" w:val="clear"/>
+            <w:tcMar>
+              <w:top w:type="dxa" w:w="80"/>
+              <w:left w:type="dxa" w:w="120"/>
+              <w:bottom w:type="dxa" w:w="80"/>
+              <w:right w:type="dxa" w:w="120"/>
+            </w:tcMar>
+            <w:vAlign w:val="top"/>
+          </w:tcPr>
+          <w:p>
+            <w:pPr>
+              <w:spacing w:after="40"/>
+            </w:pPr>
+            <w:r>
+              <w:rPr>
+                <w:rFonts w:ascii="Calibri" w:cs="Calibri" w:eastAsia="Calibri" w:hAnsi="Calibri"/>
+                <w:b/>
+                <w:bCs/>
+                <w:color w:val="555555"/>
+                <w:sz w:val="18"/>
+                <w:szCs w:val="18"/>
+              </w:rPr>
+              <w:t xml:space="preserve">Reviewer decision</w:t>
+            </w:r>
+          </w:p>
+          <w:p>
+            <w:sdt>
+              <w:sdtPr>
+                <w14:checkbox>
+                  <w14:checked w14:val="0"/>
+                  <w14:checkedState w14:val="2612" w14:font="Segoe UI Symbol"/>
+                  <w14:uncheckedState w14:val="2610" w14:font="Segoe UI Symbol"/>
+                </w14:checkbox>
+              </w:sdtPr>
+              <w:sdtContent>
+                <w:r>
+                  <w:sym w:char="2610" w:font="Segoe UI Symbol"/>
+                </w:r>
+              </w:sdtContent>
+            </w:sdt>
+            <w:r>
+              <w:rPr>
+                <w:rFonts w:ascii="Calibri" w:cs="Calibri" w:eastAsia="Calibri" w:hAnsi="Calibri"/>
+                <w:sz w:val="20"/>
+                <w:szCs w:val="20"/>
+              </w:rPr>
+              <w:t xml:space="preserve"> Approve   </w:t>
+            </w:r>
+            <w:sdt>
+              <w:sdtPr>
+                <w14:checkbox>
+                  <w14:checked w14:val="0"/>
+                  <w14:checkedState w14:val="2612" w14:font="Segoe UI Symbol"/>
+                  <w14:uncheckedState w14:val="2610" w14:font="Segoe UI Symbol"/>
+                </w14:checkbox>
+              </w:sdtPr>
+              <w:sdtContent>
+                <w:r>
+                  <w:sym w:char="2610" w:font="Segoe UI Symbol"/>
+                </w:r>
+              </w:sdtContent>
+            </w:sdt>
+            <w:r>
+              <w:rPr>
+                <w:rFonts w:ascii="Calibri" w:cs="Calibri" w:eastAsia="Calibri" w:hAnsi="Calibri"/>
+                <w:sz w:val="20"/>
+                <w:szCs w:val="20"/>
+              </w:rPr>
+              <w:t xml:space="preserve"> Edit   </w:t>
+            </w:r>
+            <w:sdt>
+              <w:sdtPr>
+                <w14:checkbox>
+                  <w14:checked w14:val="0"/>
+                  <w14:checkedState w14:val="2612" w14:font="Segoe UI Symbol"/>
+                  <w14:uncheckedState w14:val="2610" w14:font="Segoe UI Symbol"/>
+                </w14:checkbox>
+              </w:sdtPr>
+              <w:sdtContent>
+                <w:r>
+                  <w:sym w:char="2610" w:font="Segoe UI Symbol"/>
+                </w:r>
+              </w:sdtContent>
+            </w:sdt>
+            <w:r>
+              <w:rPr>
+                <w:rFonts w:ascii="Calibri" w:cs="Calibri" w:eastAsia="Calibri" w:hAnsi="Calibri"/>
+                <w:sz w:val="20"/>
+                <w:szCs w:val="20"/>
+              </w:rPr>
+              <w:t xml:space="preserve"> Remove   </w:t>
+            </w:r>
+          </w:p>
+        </w:tc>
+        <w:tc>
+          <w:tcPr>
+            <w:tcW w:type="dxa" w:w="5780"/>
+            <w:tcBorders>
+              <w:top w:val="single" w:color="BBBBBB" w:sz="4"/>
+              <w:left w:val="single" w:color="BBBBBB" w:sz="4"/>
+              <w:bottom w:val="single" w:color="BBBBBB" w:sz="4"/>
+              <w:right w:val="single" w:color="BBBBBB" w:sz="4"/>
+            </w:tcBorders>
+            <w:tcMar>
+              <w:top w:type="dxa" w:w="80"/>
+              <w:left w:type="dxa" w:w="120"/>
+              <w:bottom w:type="dxa" w:w="80"/>
+              <w:right w:type="dxa" w:w="120"/>
+            </w:tcMar>
+          </w:tcPr>
+          <w:p>
+            <w:pPr>
+              <w:spacing w:after="40"/>
+            </w:pPr>
+            <w:r>
+              <w:rPr>
+                <w:rFonts w:ascii="Calibri" w:cs="Calibri" w:eastAsia="Calibri" w:hAnsi="Calibri"/>
+                <w:b/>
+                <w:bCs/>
+                <w:color w:val="555555"/>
+                <w:sz w:val="18"/>
+                <w:szCs w:val="18"/>
+              </w:rPr>
+              <w:t xml:space="preserve">Notes (click below to type)</w:t>
+            </w:r>
+          </w:p>
+          <w:p>
+            <w:r>
+              <w:rPr>
+                <w:rFonts w:ascii="Calibri" w:cs="Calibri" w:eastAsia="Calibri" w:hAnsi="Calibri"/>
+                <w:sz w:val="20"/>
+                <w:szCs w:val="20"/>
+              </w:rPr>
+              <w:t xml:space="preserve"/>
+            </w:r>
+          </w:p>
+        </w:tc>
+      </w:tr>
+    </w:tbl>
+    <w:p>
+      <w:pPr>
+        <w:spacing w:after="80"/>
+      </w:pPr>
     </w:p>
     <w:p>
       <w:pPr>
@@ -4673,20 +10079,179 @@
         <w:t xml:space="preserve">Issued On the upload date, with no To Date</w:t>
       </w:r>
     </w:p>
-    <w:p>
-      <w:pPr>
-        <w:spacing w:after="120"/>
-        <w:ind w:left="360"/>
-      </w:pPr>
-      <w:r>
-        <w:rPr>
-          <w:rFonts w:ascii="Calibri" w:cs="Calibri" w:eastAsia="Calibri" w:hAnsi="Calibri"/>
-          <w:color w:val="777777"/>
-          <w:sz w:val="18"/>
-          <w:szCs w:val="18"/>
-        </w:rPr>
-        <w:t xml:space="preserve">Reviewer:  ☐ Approve   ☐ Edit   ☐ Remove   Notes: ______________________________</w:t>
-      </w:r>
+    <w:tbl>
+      <w:tblPr>
+        <w:tblW w:type="dxa" w:w="9480"/>
+        <w:tblInd w:type="dxa" w:w="360"/>
+        <w:tblBorders>
+          <w:top w:val="single" w:color="auto" w:sz="4"/>
+          <w:left w:val="single" w:color="auto" w:sz="4"/>
+          <w:bottom w:val="single" w:color="auto" w:sz="4"/>
+          <w:right w:val="single" w:color="auto" w:sz="4"/>
+          <w:insideH w:val="single" w:color="auto" w:sz="4"/>
+          <w:insideV w:val="single" w:color="auto" w:sz="4"/>
+        </w:tblBorders>
+      </w:tblPr>
+      <w:tblGrid>
+        <w:gridCol w:w="3700"/>
+        <w:gridCol w:w="5780"/>
+      </w:tblGrid>
+      <w:tr>
+        <w:trPr>
+          <w:cantSplit/>
+        </w:trPr>
+        <w:tc>
+          <w:tcPr>
+            <w:tcW w:type="dxa" w:w="3700"/>
+            <w:tcBorders>
+              <w:top w:val="single" w:color="BBBBBB" w:sz="4"/>
+              <w:left w:val="single" w:color="BBBBBB" w:sz="4"/>
+              <w:bottom w:val="single" w:color="BBBBBB" w:sz="4"/>
+              <w:right w:val="single" w:color="BBBBBB" w:sz="4"/>
+            </w:tcBorders>
+            <w:shd w:fill="F5F3EF" w:color="auto" w:val="clear"/>
+            <w:tcMar>
+              <w:top w:type="dxa" w:w="80"/>
+              <w:left w:type="dxa" w:w="120"/>
+              <w:bottom w:type="dxa" w:w="80"/>
+              <w:right w:type="dxa" w:w="120"/>
+            </w:tcMar>
+            <w:vAlign w:val="top"/>
+          </w:tcPr>
+          <w:p>
+            <w:pPr>
+              <w:spacing w:after="40"/>
+            </w:pPr>
+            <w:r>
+              <w:rPr>
+                <w:rFonts w:ascii="Calibri" w:cs="Calibri" w:eastAsia="Calibri" w:hAnsi="Calibri"/>
+                <w:b/>
+                <w:bCs/>
+                <w:color w:val="555555"/>
+                <w:sz w:val="18"/>
+                <w:szCs w:val="18"/>
+              </w:rPr>
+              <w:t xml:space="preserve">Reviewer decision</w:t>
+            </w:r>
+          </w:p>
+          <w:p>
+            <w:sdt>
+              <w:sdtPr>
+                <w14:checkbox>
+                  <w14:checked w14:val="0"/>
+                  <w14:checkedState w14:val="2612" w14:font="Segoe UI Symbol"/>
+                  <w14:uncheckedState w14:val="2610" w14:font="Segoe UI Symbol"/>
+                </w14:checkbox>
+              </w:sdtPr>
+              <w:sdtContent>
+                <w:r>
+                  <w:sym w:char="2610" w:font="Segoe UI Symbol"/>
+                </w:r>
+              </w:sdtContent>
+            </w:sdt>
+            <w:r>
+              <w:rPr>
+                <w:rFonts w:ascii="Calibri" w:cs="Calibri" w:eastAsia="Calibri" w:hAnsi="Calibri"/>
+                <w:sz w:val="20"/>
+                <w:szCs w:val="20"/>
+              </w:rPr>
+              <w:t xml:space="preserve"> Approve   </w:t>
+            </w:r>
+            <w:sdt>
+              <w:sdtPr>
+                <w14:checkbox>
+                  <w14:checked w14:val="0"/>
+                  <w14:checkedState w14:val="2612" w14:font="Segoe UI Symbol"/>
+                  <w14:uncheckedState w14:val="2610" w14:font="Segoe UI Symbol"/>
+                </w14:checkbox>
+              </w:sdtPr>
+              <w:sdtContent>
+                <w:r>
+                  <w:sym w:char="2610" w:font="Segoe UI Symbol"/>
+                </w:r>
+              </w:sdtContent>
+            </w:sdt>
+            <w:r>
+              <w:rPr>
+                <w:rFonts w:ascii="Calibri" w:cs="Calibri" w:eastAsia="Calibri" w:hAnsi="Calibri"/>
+                <w:sz w:val="20"/>
+                <w:szCs w:val="20"/>
+              </w:rPr>
+              <w:t xml:space="preserve"> Edit   </w:t>
+            </w:r>
+            <w:sdt>
+              <w:sdtPr>
+                <w14:checkbox>
+                  <w14:checked w14:val="0"/>
+                  <w14:checkedState w14:val="2612" w14:font="Segoe UI Symbol"/>
+                  <w14:uncheckedState w14:val="2610" w14:font="Segoe UI Symbol"/>
+                </w14:checkbox>
+              </w:sdtPr>
+              <w:sdtContent>
+                <w:r>
+                  <w:sym w:char="2610" w:font="Segoe UI Symbol"/>
+                </w:r>
+              </w:sdtContent>
+            </w:sdt>
+            <w:r>
+              <w:rPr>
+                <w:rFonts w:ascii="Calibri" w:cs="Calibri" w:eastAsia="Calibri" w:hAnsi="Calibri"/>
+                <w:sz w:val="20"/>
+                <w:szCs w:val="20"/>
+              </w:rPr>
+              <w:t xml:space="preserve"> Remove   </w:t>
+            </w:r>
+          </w:p>
+        </w:tc>
+        <w:tc>
+          <w:tcPr>
+            <w:tcW w:type="dxa" w:w="5780"/>
+            <w:tcBorders>
+              <w:top w:val="single" w:color="BBBBBB" w:sz="4"/>
+              <w:left w:val="single" w:color="BBBBBB" w:sz="4"/>
+              <w:bottom w:val="single" w:color="BBBBBB" w:sz="4"/>
+              <w:right w:val="single" w:color="BBBBBB" w:sz="4"/>
+            </w:tcBorders>
+            <w:tcMar>
+              <w:top w:type="dxa" w:w="80"/>
+              <w:left w:type="dxa" w:w="120"/>
+              <w:bottom w:type="dxa" w:w="80"/>
+              <w:right w:type="dxa" w:w="120"/>
+            </w:tcMar>
+          </w:tcPr>
+          <w:p>
+            <w:pPr>
+              <w:spacing w:after="40"/>
+            </w:pPr>
+            <w:r>
+              <w:rPr>
+                <w:rFonts w:ascii="Calibri" w:cs="Calibri" w:eastAsia="Calibri" w:hAnsi="Calibri"/>
+                <w:b/>
+                <w:bCs/>
+                <w:color w:val="555555"/>
+                <w:sz w:val="18"/>
+                <w:szCs w:val="18"/>
+              </w:rPr>
+              <w:t xml:space="preserve">Notes (click below to type)</w:t>
+            </w:r>
+          </w:p>
+          <w:p>
+            <w:r>
+              <w:rPr>
+                <w:rFonts w:ascii="Calibri" w:cs="Calibri" w:eastAsia="Calibri" w:hAnsi="Calibri"/>
+                <w:sz w:val="20"/>
+                <w:szCs w:val="20"/>
+              </w:rPr>
+              <w:t xml:space="preserve"/>
+            </w:r>
+          </w:p>
+        </w:tc>
+      </w:tr>
+    </w:tbl>
+    <w:p>
+      <w:pPr>
+        <w:spacing w:after="80"/>
+      </w:pPr>
     </w:p>
     <w:p>
       <w:pPr>
@@ -4791,20 +10356,179 @@
         <w:t xml:space="preserve">Ask payroll for a list</w:t>
       </w:r>
     </w:p>
-    <w:p>
-      <w:pPr>
-        <w:spacing w:after="120"/>
-        <w:ind w:left="360"/>
-      </w:pPr>
-      <w:r>
-        <w:rPr>
-          <w:rFonts w:ascii="Calibri" w:cs="Calibri" w:eastAsia="Calibri" w:hAnsi="Calibri"/>
-          <w:color w:val="777777"/>
-          <w:sz w:val="18"/>
-          <w:szCs w:val="18"/>
-        </w:rPr>
-        <w:t xml:space="preserve">Reviewer:  ☐ Approve   ☐ Edit   ☐ Remove   Notes: ______________________________</w:t>
-      </w:r>
+    <w:tbl>
+      <w:tblPr>
+        <w:tblW w:type="dxa" w:w="9480"/>
+        <w:tblInd w:type="dxa" w:w="360"/>
+        <w:tblBorders>
+          <w:top w:val="single" w:color="auto" w:sz="4"/>
+          <w:left w:val="single" w:color="auto" w:sz="4"/>
+          <w:bottom w:val="single" w:color="auto" w:sz="4"/>
+          <w:right w:val="single" w:color="auto" w:sz="4"/>
+          <w:insideH w:val="single" w:color="auto" w:sz="4"/>
+          <w:insideV w:val="single" w:color="auto" w:sz="4"/>
+        </w:tblBorders>
+      </w:tblPr>
+      <w:tblGrid>
+        <w:gridCol w:w="3700"/>
+        <w:gridCol w:w="5780"/>
+      </w:tblGrid>
+      <w:tr>
+        <w:trPr>
+          <w:cantSplit/>
+        </w:trPr>
+        <w:tc>
+          <w:tcPr>
+            <w:tcW w:type="dxa" w:w="3700"/>
+            <w:tcBorders>
+              <w:top w:val="single" w:color="BBBBBB" w:sz="4"/>
+              <w:left w:val="single" w:color="BBBBBB" w:sz="4"/>
+              <w:bottom w:val="single" w:color="BBBBBB" w:sz="4"/>
+              <w:right w:val="single" w:color="BBBBBB" w:sz="4"/>
+            </w:tcBorders>
+            <w:shd w:fill="F5F3EF" w:color="auto" w:val="clear"/>
+            <w:tcMar>
+              <w:top w:type="dxa" w:w="80"/>
+              <w:left w:type="dxa" w:w="120"/>
+              <w:bottom w:type="dxa" w:w="80"/>
+              <w:right w:type="dxa" w:w="120"/>
+            </w:tcMar>
+            <w:vAlign w:val="top"/>
+          </w:tcPr>
+          <w:p>
+            <w:pPr>
+              <w:spacing w:after="40"/>
+            </w:pPr>
+            <w:r>
+              <w:rPr>
+                <w:rFonts w:ascii="Calibri" w:cs="Calibri" w:eastAsia="Calibri" w:hAnsi="Calibri"/>
+                <w:b/>
+                <w:bCs/>
+                <w:color w:val="555555"/>
+                <w:sz w:val="18"/>
+                <w:szCs w:val="18"/>
+              </w:rPr>
+              <w:t xml:space="preserve">Reviewer decision</w:t>
+            </w:r>
+          </w:p>
+          <w:p>
+            <w:sdt>
+              <w:sdtPr>
+                <w14:checkbox>
+                  <w14:checked w14:val="0"/>
+                  <w14:checkedState w14:val="2612" w14:font="Segoe UI Symbol"/>
+                  <w14:uncheckedState w14:val="2610" w14:font="Segoe UI Symbol"/>
+                </w14:checkbox>
+              </w:sdtPr>
+              <w:sdtContent>
+                <w:r>
+                  <w:sym w:char="2610" w:font="Segoe UI Symbol"/>
+                </w:r>
+              </w:sdtContent>
+            </w:sdt>
+            <w:r>
+              <w:rPr>
+                <w:rFonts w:ascii="Calibri" w:cs="Calibri" w:eastAsia="Calibri" w:hAnsi="Calibri"/>
+                <w:sz w:val="20"/>
+                <w:szCs w:val="20"/>
+              </w:rPr>
+              <w:t xml:space="preserve"> Approve   </w:t>
+            </w:r>
+            <w:sdt>
+              <w:sdtPr>
+                <w14:checkbox>
+                  <w14:checked w14:val="0"/>
+                  <w14:checkedState w14:val="2612" w14:font="Segoe UI Symbol"/>
+                  <w14:uncheckedState w14:val="2610" w14:font="Segoe UI Symbol"/>
+                </w14:checkbox>
+              </w:sdtPr>
+              <w:sdtContent>
+                <w:r>
+                  <w:sym w:char="2610" w:font="Segoe UI Symbol"/>
+                </w:r>
+              </w:sdtContent>
+            </w:sdt>
+            <w:r>
+              <w:rPr>
+                <w:rFonts w:ascii="Calibri" w:cs="Calibri" w:eastAsia="Calibri" w:hAnsi="Calibri"/>
+                <w:sz w:val="20"/>
+                <w:szCs w:val="20"/>
+              </w:rPr>
+              <w:t xml:space="preserve"> Edit   </w:t>
+            </w:r>
+            <w:sdt>
+              <w:sdtPr>
+                <w14:checkbox>
+                  <w14:checked w14:val="0"/>
+                  <w14:checkedState w14:val="2612" w14:font="Segoe UI Symbol"/>
+                  <w14:uncheckedState w14:val="2610" w14:font="Segoe UI Symbol"/>
+                </w14:checkbox>
+              </w:sdtPr>
+              <w:sdtContent>
+                <w:r>
+                  <w:sym w:char="2610" w:font="Segoe UI Symbol"/>
+                </w:r>
+              </w:sdtContent>
+            </w:sdt>
+            <w:r>
+              <w:rPr>
+                <w:rFonts w:ascii="Calibri" w:cs="Calibri" w:eastAsia="Calibri" w:hAnsi="Calibri"/>
+                <w:sz w:val="20"/>
+                <w:szCs w:val="20"/>
+              </w:rPr>
+              <w:t xml:space="preserve"> Remove   </w:t>
+            </w:r>
+          </w:p>
+        </w:tc>
+        <w:tc>
+          <w:tcPr>
+            <w:tcW w:type="dxa" w:w="5780"/>
+            <w:tcBorders>
+              <w:top w:val="single" w:color="BBBBBB" w:sz="4"/>
+              <w:left w:val="single" w:color="BBBBBB" w:sz="4"/>
+              <w:bottom w:val="single" w:color="BBBBBB" w:sz="4"/>
+              <w:right w:val="single" w:color="BBBBBB" w:sz="4"/>
+            </w:tcBorders>
+            <w:tcMar>
+              <w:top w:type="dxa" w:w="80"/>
+              <w:left w:type="dxa" w:w="120"/>
+              <w:bottom w:type="dxa" w:w="80"/>
+              <w:right w:type="dxa" w:w="120"/>
+            </w:tcMar>
+          </w:tcPr>
+          <w:p>
+            <w:pPr>
+              <w:spacing w:after="40"/>
+            </w:pPr>
+            <w:r>
+              <w:rPr>
+                <w:rFonts w:ascii="Calibri" w:cs="Calibri" w:eastAsia="Calibri" w:hAnsi="Calibri"/>
+                <w:b/>
+                <w:bCs/>
+                <w:color w:val="555555"/>
+                <w:sz w:val="18"/>
+                <w:szCs w:val="18"/>
+              </w:rPr>
+              <w:t xml:space="preserve">Notes (click below to type)</w:t>
+            </w:r>
+          </w:p>
+          <w:p>
+            <w:r>
+              <w:rPr>
+                <w:rFonts w:ascii="Calibri" w:cs="Calibri" w:eastAsia="Calibri" w:hAnsi="Calibri"/>
+                <w:sz w:val="20"/>
+                <w:szCs w:val="20"/>
+              </w:rPr>
+              <w:t xml:space="preserve"/>
+            </w:r>
+          </w:p>
+        </w:tc>
+      </w:tr>
+    </w:tbl>
+    <w:p>
+      <w:pPr>
+        <w:spacing w:after="80"/>
+      </w:pPr>
     </w:p>
     <w:sectPr>
       <w:footerReference w:type="default" r:id="rId7"/>

--- a/docs/HCM_Academy_Assessments_Draft.docx
+++ b/docs/HCM_Academy_Assessments_Draft.docx
@@ -501,7 +501,7 @@
           <w:bCs/>
           <w:color w:val="2E7D32"/>
         </w:rPr>
-        <w:t xml:space="preserve">My Client Groups &gt; Quick Actions</w:t>
+        <w:t xml:space="preserve">Our Workforce &gt; Quick Actions</w:t>
       </w:r>
       <w:r>
         <w:rPr>

--- a/docs/HCM_Academy_Assessments_Draft.docx
+++ b/docs/HCM_Academy_Assessments_Draft.docx
@@ -127,7 +127,7 @@
         <w:rPr>
           <w:rFonts w:ascii="Calibri" w:cs="Calibri" w:eastAsia="Calibri" w:hAnsi="Calibri"/>
         </w:rPr>
-        <w:t xml:space="preserve">Final length: 20 questions means one miss passes and two misses fail. Increase to 30 to allow 3 misses?</w:t>
+        <w:t xml:space="preserve">Final length: 20 questions means 2 misses still pass. Increase the bank to allow more?</w:t>
       </w:r>
     </w:p>
     <w:p>

--- a/docs/HCM_Academy_Assessments_Draft.docx
+++ b/docs/HCM_Academy_Assessments_Draft.docx
@@ -740,7 +740,7 @@
         <w:pStyle w:val="Heading2"/>
       </w:pPr>
       <w:r>
-        <w:t xml:space="preserve">01 Recruitment &amp; Hiring</w:t>
+        <w:t xml:space="preserve">01 Positions, Recruitment &amp; Hiring</w:t>
       </w:r>
     </w:p>
     <w:p>
@@ -1864,7 +1864,7 @@
         <w:pStyle w:val="Heading2"/>
       </w:pPr>
       <w:r>
-        <w:t xml:space="preserve">03 Onboarding, Offboarding, Transfers &amp; Positions</w:t>
+        <w:t xml:space="preserve">03 Assignments</w:t>
       </w:r>
     </w:p>
     <w:p>
@@ -5360,7 +5360,7 @@
         <w:pStyle w:val="Heading2"/>
       </w:pPr>
       <w:r>
-        <w:t xml:space="preserve">01 Recruitment &amp; Hiring</w:t>
+        <w:t xml:space="preserve">01 Positions, Recruitment &amp; Hiring</w:t>
       </w:r>
     </w:p>
     <w:p>
@@ -7101,7 +7101,7 @@
         <w:pStyle w:val="Heading2"/>
       </w:pPr>
       <w:r>
-        <w:t xml:space="preserve">03 Onboarding, Offboarding, Transfers &amp; Positions</w:t>
+        <w:t xml:space="preserve">03 Assignments</w:t>
       </w:r>
     </w:p>
     <w:p>
